--- a/DocumentCerinte.docx
+++ b/DocumentCerinte.docx
@@ -140,6 +140,7 @@
         <w:rPr>
           <w:rFonts w:ascii="Times New Roman" w:hAnsi="Times New Roman" w:cs="Times New Roman"/>
           <w:b/>
+          <w:noProof/>
           <w:sz w:val="32"/>
           <w:szCs w:val="32"/>
           <w:lang w:val="ro-RO"/>
@@ -395,8 +396,12 @@
     <w:sdt>
       <w:sdtPr>
         <w:rPr>
-          <w:rFonts w:ascii="Times New Roman" w:hAnsi="Times New Roman" w:cs="Times New Roman"/>
+          <w:rFonts w:ascii="Times New Roman" w:eastAsiaTheme="minorHAnsi" w:hAnsi="Times New Roman" w:cs="Times New Roman"/>
           <w:color w:val="auto"/>
+          <w:kern w:val="2"/>
+          <w:sz w:val="24"/>
+          <w:szCs w:val="24"/>
+          <w14:ligatures w14:val="standardContextual"/>
         </w:rPr>
         <w:id w:val="1397249936"/>
         <w:docPartObj>
@@ -406,14 +411,9 @@
       </w:sdtPr>
       <w:sdtEndPr>
         <w:rPr>
-          <w:rFonts w:eastAsiaTheme="minorHAnsi"/>
           <w:b/>
           <w:bCs/>
           <w:noProof/>
-          <w:kern w:val="2"/>
-          <w:sz w:val="24"/>
-          <w:szCs w:val="24"/>
-          <w14:ligatures w14:val="standardContextual"/>
         </w:rPr>
       </w:sdtEndPr>
       <w:sdtContent>
@@ -434,17 +434,7 @@
             <w:t>Cuprinsul documentației</w:t>
           </w:r>
         </w:p>
-        <w:p>
-          <w:pPr>
-            <w:pStyle w:val="TOC1"/>
-            <w:tabs>
-              <w:tab w:val="right" w:leader="dot" w:pos="9350"/>
-            </w:tabs>
-            <w:rPr>
-              <w:rFonts w:ascii="Times New Roman" w:hAnsi="Times New Roman" w:cs="Times New Roman"/>
-            </w:rPr>
-          </w:pPr>
-        </w:p>
+        <w:p/>
         <w:p>
           <w:pPr>
             <w:pStyle w:val="TOC1"/>
@@ -454,27 +444,35 @@
             <w:rPr>
               <w:rFonts w:eastAsiaTheme="minorEastAsia"/>
               <w:noProof/>
+              <w:sz w:val="22"/>
+              <w:szCs w:val="22"/>
             </w:rPr>
           </w:pPr>
           <w:r>
             <w:rPr>
               <w:rFonts w:ascii="Times New Roman" w:hAnsi="Times New Roman" w:cs="Times New Roman"/>
+              <w:sz w:val="22"/>
+              <w:szCs w:val="22"/>
             </w:rPr>
             <w:fldChar w:fldCharType="begin"/>
           </w:r>
           <w:r>
             <w:rPr>
               <w:rFonts w:ascii="Times New Roman" w:hAnsi="Times New Roman" w:cs="Times New Roman"/>
+              <w:sz w:val="22"/>
+              <w:szCs w:val="22"/>
             </w:rPr>
             <w:instrText xml:space="preserve"> TOC \o "1-3" \h \z \u </w:instrText>
           </w:r>
           <w:r>
             <w:rPr>
               <w:rFonts w:ascii="Times New Roman" w:hAnsi="Times New Roman" w:cs="Times New Roman"/>
+              <w:sz w:val="22"/>
+              <w:szCs w:val="22"/>
             </w:rPr>
             <w:fldChar w:fldCharType="separate"/>
           </w:r>
-          <w:hyperlink w:anchor="_Toc234912039" w:history="1">
+          <w:hyperlink w:anchor="_Toc235006839" w:history="1">
             <w:r>
               <w:rPr>
                 <w:rStyle w:val="Hyperlink"/>
@@ -482,6 +480,98 @@
                 <w:b/>
                 <w:bCs/>
                 <w:noProof/>
+                <w:sz w:val="22"/>
+                <w:szCs w:val="22"/>
+              </w:rPr>
+              <w:t>Documentarea noțiunilor și familiarizarea cu utilitarele</w:t>
+            </w:r>
+            <w:r>
+              <w:rPr>
+                <w:noProof/>
+                <w:webHidden/>
+                <w:sz w:val="22"/>
+                <w:szCs w:val="22"/>
+              </w:rPr>
+              <w:tab/>
+            </w:r>
+            <w:r>
+              <w:rPr>
+                <w:noProof/>
+                <w:webHidden/>
+                <w:sz w:val="22"/>
+                <w:szCs w:val="22"/>
+              </w:rPr>
+              <w:fldChar w:fldCharType="begin"/>
+            </w:r>
+            <w:r>
+              <w:rPr>
+                <w:noProof/>
+                <w:webHidden/>
+                <w:sz w:val="22"/>
+                <w:szCs w:val="22"/>
+              </w:rPr>
+              <w:instrText xml:space="preserve"> PAGEREF _Toc235006839 \h </w:instrText>
+            </w:r>
+            <w:r>
+              <w:rPr>
+                <w:noProof/>
+                <w:webHidden/>
+                <w:sz w:val="22"/>
+                <w:szCs w:val="22"/>
+              </w:rPr>
+            </w:r>
+            <w:r>
+              <w:rPr>
+                <w:noProof/>
+                <w:webHidden/>
+                <w:sz w:val="22"/>
+                <w:szCs w:val="22"/>
+              </w:rPr>
+              <w:fldChar w:fldCharType="separate"/>
+            </w:r>
+            <w:r>
+              <w:rPr>
+                <w:noProof/>
+                <w:webHidden/>
+                <w:sz w:val="22"/>
+                <w:szCs w:val="22"/>
+              </w:rPr>
+              <w:t>3</w:t>
+            </w:r>
+            <w:r>
+              <w:rPr>
+                <w:noProof/>
+                <w:webHidden/>
+                <w:sz w:val="22"/>
+                <w:szCs w:val="22"/>
+              </w:rPr>
+              <w:fldChar w:fldCharType="end"/>
+            </w:r>
+          </w:hyperlink>
+        </w:p>
+        <w:p>
+          <w:pPr>
+            <w:pStyle w:val="TOC2"/>
+            <w:tabs>
+              <w:tab w:val="right" w:leader="dot" w:pos="9350"/>
+            </w:tabs>
+            <w:rPr>
+              <w:rFonts w:eastAsiaTheme="minorEastAsia"/>
+              <w:noProof/>
+              <w:sz w:val="22"/>
+              <w:szCs w:val="22"/>
+            </w:rPr>
+          </w:pPr>
+          <w:hyperlink w:anchor="_Toc235006840" w:history="1">
+            <w:r>
+              <w:rPr>
+                <w:rStyle w:val="Hyperlink"/>
+                <w:rFonts w:ascii="Times New Roman" w:hAnsi="Times New Roman" w:cs="Times New Roman"/>
+                <w:b/>
+                <w:bCs/>
+                <w:noProof/>
+                <w:sz w:val="22"/>
+                <w:szCs w:val="22"/>
               </w:rPr>
               <w:t>1. Introducere</w:t>
             </w:r>
@@ -489,6 +579,8 @@
               <w:rPr>
                 <w:noProof/>
                 <w:webHidden/>
+                <w:sz w:val="22"/>
+                <w:szCs w:val="22"/>
               </w:rPr>
               <w:tab/>
             </w:r>
@@ -496,6 +588,8 @@
               <w:rPr>
                 <w:noProof/>
                 <w:webHidden/>
+                <w:sz w:val="22"/>
+                <w:szCs w:val="22"/>
               </w:rPr>
               <w:fldChar w:fldCharType="begin"/>
             </w:r>
@@ -503,19 +597,25 @@
               <w:rPr>
                 <w:noProof/>
                 <w:webHidden/>
-              </w:rPr>
-              <w:instrText xml:space="preserve"> PAGEREF _Toc234912039 \h </w:instrText>
-            </w:r>
-            <w:r>
-              <w:rPr>
-                <w:noProof/>
-                <w:webHidden/>
-              </w:rPr>
-            </w:r>
-            <w:r>
-              <w:rPr>
-                <w:noProof/>
-                <w:webHidden/>
+                <w:sz w:val="22"/>
+                <w:szCs w:val="22"/>
+              </w:rPr>
+              <w:instrText xml:space="preserve"> PAGEREF _Toc235006840 \h </w:instrText>
+            </w:r>
+            <w:r>
+              <w:rPr>
+                <w:noProof/>
+                <w:webHidden/>
+                <w:sz w:val="22"/>
+                <w:szCs w:val="22"/>
+              </w:rPr>
+            </w:r>
+            <w:r>
+              <w:rPr>
+                <w:noProof/>
+                <w:webHidden/>
+                <w:sz w:val="22"/>
+                <w:szCs w:val="22"/>
               </w:rPr>
               <w:fldChar w:fldCharType="separate"/>
             </w:r>
@@ -523,6 +623,8 @@
               <w:rPr>
                 <w:noProof/>
                 <w:webHidden/>
+                <w:sz w:val="22"/>
+                <w:szCs w:val="22"/>
               </w:rPr>
               <w:t>3</w:t>
             </w:r>
@@ -530,6 +632,1776 @@
               <w:rPr>
                 <w:noProof/>
                 <w:webHidden/>
+                <w:sz w:val="22"/>
+                <w:szCs w:val="22"/>
+              </w:rPr>
+              <w:fldChar w:fldCharType="end"/>
+            </w:r>
+          </w:hyperlink>
+        </w:p>
+        <w:p>
+          <w:pPr>
+            <w:pStyle w:val="TOC2"/>
+            <w:tabs>
+              <w:tab w:val="right" w:leader="dot" w:pos="9350"/>
+            </w:tabs>
+            <w:rPr>
+              <w:rFonts w:eastAsiaTheme="minorEastAsia"/>
+              <w:noProof/>
+              <w:sz w:val="22"/>
+              <w:szCs w:val="22"/>
+            </w:rPr>
+          </w:pPr>
+          <w:hyperlink w:anchor="_Toc235006841" w:history="1">
+            <w:r>
+              <w:rPr>
+                <w:rStyle w:val="Hyperlink"/>
+                <w:rFonts w:ascii="Times New Roman" w:hAnsi="Times New Roman" w:cs="Times New Roman"/>
+                <w:b/>
+                <w:bCs/>
+                <w:noProof/>
+                <w:sz w:val="22"/>
+                <w:szCs w:val="22"/>
+              </w:rPr>
+              <w:t>2. Utilitarul inotify</w:t>
+            </w:r>
+            <w:r>
+              <w:rPr>
+                <w:noProof/>
+                <w:webHidden/>
+                <w:sz w:val="22"/>
+                <w:szCs w:val="22"/>
+              </w:rPr>
+              <w:tab/>
+            </w:r>
+            <w:r>
+              <w:rPr>
+                <w:noProof/>
+                <w:webHidden/>
+                <w:sz w:val="22"/>
+                <w:szCs w:val="22"/>
+              </w:rPr>
+              <w:fldChar w:fldCharType="begin"/>
+            </w:r>
+            <w:r>
+              <w:rPr>
+                <w:noProof/>
+                <w:webHidden/>
+                <w:sz w:val="22"/>
+                <w:szCs w:val="22"/>
+              </w:rPr>
+              <w:instrText xml:space="preserve"> PAGEREF _Toc235006841 \h </w:instrText>
+            </w:r>
+            <w:r>
+              <w:rPr>
+                <w:noProof/>
+                <w:webHidden/>
+                <w:sz w:val="22"/>
+                <w:szCs w:val="22"/>
+              </w:rPr>
+            </w:r>
+            <w:r>
+              <w:rPr>
+                <w:noProof/>
+                <w:webHidden/>
+                <w:sz w:val="22"/>
+                <w:szCs w:val="22"/>
+              </w:rPr>
+              <w:fldChar w:fldCharType="separate"/>
+            </w:r>
+            <w:r>
+              <w:rPr>
+                <w:noProof/>
+                <w:webHidden/>
+                <w:sz w:val="22"/>
+                <w:szCs w:val="22"/>
+              </w:rPr>
+              <w:t>3</w:t>
+            </w:r>
+            <w:r>
+              <w:rPr>
+                <w:noProof/>
+                <w:webHidden/>
+                <w:sz w:val="22"/>
+                <w:szCs w:val="22"/>
+              </w:rPr>
+              <w:fldChar w:fldCharType="end"/>
+            </w:r>
+          </w:hyperlink>
+        </w:p>
+        <w:p>
+          <w:pPr>
+            <w:pStyle w:val="TOC3"/>
+            <w:tabs>
+              <w:tab w:val="right" w:leader="dot" w:pos="9350"/>
+            </w:tabs>
+            <w:rPr>
+              <w:rFonts w:eastAsiaTheme="minorEastAsia"/>
+              <w:noProof/>
+              <w:sz w:val="22"/>
+              <w:szCs w:val="22"/>
+            </w:rPr>
+          </w:pPr>
+          <w:hyperlink w:anchor="_Toc235006842" w:history="1">
+            <w:r>
+              <w:rPr>
+                <w:rStyle w:val="Hyperlink"/>
+                <w:rFonts w:ascii="Times New Roman" w:hAnsi="Times New Roman" w:cs="Times New Roman"/>
+                <w:noProof/>
+                <w:sz w:val="22"/>
+                <w:szCs w:val="22"/>
+              </w:rPr>
+              <w:t>2.1. Descriere teoretică</w:t>
+            </w:r>
+            <w:r>
+              <w:rPr>
+                <w:noProof/>
+                <w:webHidden/>
+                <w:sz w:val="22"/>
+                <w:szCs w:val="22"/>
+              </w:rPr>
+              <w:tab/>
+            </w:r>
+            <w:r>
+              <w:rPr>
+                <w:noProof/>
+                <w:webHidden/>
+                <w:sz w:val="22"/>
+                <w:szCs w:val="22"/>
+              </w:rPr>
+              <w:fldChar w:fldCharType="begin"/>
+            </w:r>
+            <w:r>
+              <w:rPr>
+                <w:noProof/>
+                <w:webHidden/>
+                <w:sz w:val="22"/>
+                <w:szCs w:val="22"/>
+              </w:rPr>
+              <w:instrText xml:space="preserve"> PAGEREF _Toc235006842 \h </w:instrText>
+            </w:r>
+            <w:r>
+              <w:rPr>
+                <w:noProof/>
+                <w:webHidden/>
+                <w:sz w:val="22"/>
+                <w:szCs w:val="22"/>
+              </w:rPr>
+            </w:r>
+            <w:r>
+              <w:rPr>
+                <w:noProof/>
+                <w:webHidden/>
+                <w:sz w:val="22"/>
+                <w:szCs w:val="22"/>
+              </w:rPr>
+              <w:fldChar w:fldCharType="separate"/>
+            </w:r>
+            <w:r>
+              <w:rPr>
+                <w:noProof/>
+                <w:webHidden/>
+                <w:sz w:val="22"/>
+                <w:szCs w:val="22"/>
+              </w:rPr>
+              <w:t>3</w:t>
+            </w:r>
+            <w:r>
+              <w:rPr>
+                <w:noProof/>
+                <w:webHidden/>
+                <w:sz w:val="22"/>
+                <w:szCs w:val="22"/>
+              </w:rPr>
+              <w:fldChar w:fldCharType="end"/>
+            </w:r>
+          </w:hyperlink>
+        </w:p>
+        <w:p>
+          <w:pPr>
+            <w:pStyle w:val="TOC3"/>
+            <w:tabs>
+              <w:tab w:val="right" w:leader="dot" w:pos="9350"/>
+            </w:tabs>
+            <w:rPr>
+              <w:rFonts w:eastAsiaTheme="minorEastAsia"/>
+              <w:noProof/>
+              <w:sz w:val="22"/>
+              <w:szCs w:val="22"/>
+            </w:rPr>
+          </w:pPr>
+          <w:hyperlink w:anchor="_Toc235006843" w:history="1">
+            <w:r>
+              <w:rPr>
+                <w:rStyle w:val="Hyperlink"/>
+                <w:rFonts w:ascii="Times New Roman" w:hAnsi="Times New Roman" w:cs="Times New Roman"/>
+                <w:noProof/>
+                <w:sz w:val="22"/>
+                <w:szCs w:val="22"/>
+              </w:rPr>
+              <w:t>2.2. Instalare</w:t>
+            </w:r>
+            <w:r>
+              <w:rPr>
+                <w:noProof/>
+                <w:webHidden/>
+                <w:sz w:val="22"/>
+                <w:szCs w:val="22"/>
+              </w:rPr>
+              <w:tab/>
+            </w:r>
+            <w:r>
+              <w:rPr>
+                <w:noProof/>
+                <w:webHidden/>
+                <w:sz w:val="22"/>
+                <w:szCs w:val="22"/>
+              </w:rPr>
+              <w:fldChar w:fldCharType="begin"/>
+            </w:r>
+            <w:r>
+              <w:rPr>
+                <w:noProof/>
+                <w:webHidden/>
+                <w:sz w:val="22"/>
+                <w:szCs w:val="22"/>
+              </w:rPr>
+              <w:instrText xml:space="preserve"> PAGEREF _Toc235006843 \h </w:instrText>
+            </w:r>
+            <w:r>
+              <w:rPr>
+                <w:noProof/>
+                <w:webHidden/>
+                <w:sz w:val="22"/>
+                <w:szCs w:val="22"/>
+              </w:rPr>
+            </w:r>
+            <w:r>
+              <w:rPr>
+                <w:noProof/>
+                <w:webHidden/>
+                <w:sz w:val="22"/>
+                <w:szCs w:val="22"/>
+              </w:rPr>
+              <w:fldChar w:fldCharType="separate"/>
+            </w:r>
+            <w:r>
+              <w:rPr>
+                <w:noProof/>
+                <w:webHidden/>
+                <w:sz w:val="22"/>
+                <w:szCs w:val="22"/>
+              </w:rPr>
+              <w:t>3</w:t>
+            </w:r>
+            <w:r>
+              <w:rPr>
+                <w:noProof/>
+                <w:webHidden/>
+                <w:sz w:val="22"/>
+                <w:szCs w:val="22"/>
+              </w:rPr>
+              <w:fldChar w:fldCharType="end"/>
+            </w:r>
+          </w:hyperlink>
+        </w:p>
+        <w:p>
+          <w:pPr>
+            <w:pStyle w:val="TOC3"/>
+            <w:tabs>
+              <w:tab w:val="right" w:leader="dot" w:pos="9350"/>
+            </w:tabs>
+            <w:rPr>
+              <w:rFonts w:eastAsiaTheme="minorEastAsia"/>
+              <w:noProof/>
+              <w:sz w:val="22"/>
+              <w:szCs w:val="22"/>
+            </w:rPr>
+          </w:pPr>
+          <w:hyperlink w:anchor="_Toc235006844" w:history="1">
+            <w:r>
+              <w:rPr>
+                <w:rStyle w:val="Hyperlink"/>
+                <w:rFonts w:ascii="Times New Roman" w:hAnsi="Times New Roman" w:cs="Times New Roman"/>
+                <w:noProof/>
+                <w:sz w:val="22"/>
+                <w:szCs w:val="22"/>
+              </w:rPr>
+              <w:t>2.3. Cerință unitară simplă</w:t>
+            </w:r>
+            <w:r>
+              <w:rPr>
+                <w:noProof/>
+                <w:webHidden/>
+                <w:sz w:val="22"/>
+                <w:szCs w:val="22"/>
+              </w:rPr>
+              <w:tab/>
+            </w:r>
+            <w:r>
+              <w:rPr>
+                <w:noProof/>
+                <w:webHidden/>
+                <w:sz w:val="22"/>
+                <w:szCs w:val="22"/>
+              </w:rPr>
+              <w:fldChar w:fldCharType="begin"/>
+            </w:r>
+            <w:r>
+              <w:rPr>
+                <w:noProof/>
+                <w:webHidden/>
+                <w:sz w:val="22"/>
+                <w:szCs w:val="22"/>
+              </w:rPr>
+              <w:instrText xml:space="preserve"> PAGEREF _Toc235006844 \h </w:instrText>
+            </w:r>
+            <w:r>
+              <w:rPr>
+                <w:noProof/>
+                <w:webHidden/>
+                <w:sz w:val="22"/>
+                <w:szCs w:val="22"/>
+              </w:rPr>
+            </w:r>
+            <w:r>
+              <w:rPr>
+                <w:noProof/>
+                <w:webHidden/>
+                <w:sz w:val="22"/>
+                <w:szCs w:val="22"/>
+              </w:rPr>
+              <w:fldChar w:fldCharType="separate"/>
+            </w:r>
+            <w:r>
+              <w:rPr>
+                <w:noProof/>
+                <w:webHidden/>
+                <w:sz w:val="22"/>
+                <w:szCs w:val="22"/>
+              </w:rPr>
+              <w:t>3</w:t>
+            </w:r>
+            <w:r>
+              <w:rPr>
+                <w:noProof/>
+                <w:webHidden/>
+                <w:sz w:val="22"/>
+                <w:szCs w:val="22"/>
+              </w:rPr>
+              <w:fldChar w:fldCharType="end"/>
+            </w:r>
+          </w:hyperlink>
+        </w:p>
+        <w:p>
+          <w:pPr>
+            <w:pStyle w:val="TOC3"/>
+            <w:tabs>
+              <w:tab w:val="right" w:leader="dot" w:pos="9350"/>
+            </w:tabs>
+            <w:rPr>
+              <w:rFonts w:eastAsiaTheme="minorEastAsia"/>
+              <w:noProof/>
+              <w:sz w:val="22"/>
+              <w:szCs w:val="22"/>
+            </w:rPr>
+          </w:pPr>
+          <w:hyperlink w:anchor="_Toc235006845" w:history="1">
+            <w:r>
+              <w:rPr>
+                <w:rStyle w:val="Hyperlink"/>
+                <w:rFonts w:ascii="Times New Roman" w:hAnsi="Times New Roman" w:cs="Times New Roman"/>
+                <w:noProof/>
+                <w:sz w:val="22"/>
+                <w:szCs w:val="22"/>
+              </w:rPr>
+              <w:t>2.4. Integrarea în cadrul aplicației</w:t>
+            </w:r>
+            <w:r>
+              <w:rPr>
+                <w:noProof/>
+                <w:webHidden/>
+                <w:sz w:val="22"/>
+                <w:szCs w:val="22"/>
+              </w:rPr>
+              <w:tab/>
+            </w:r>
+            <w:r>
+              <w:rPr>
+                <w:noProof/>
+                <w:webHidden/>
+                <w:sz w:val="22"/>
+                <w:szCs w:val="22"/>
+              </w:rPr>
+              <w:fldChar w:fldCharType="begin"/>
+            </w:r>
+            <w:r>
+              <w:rPr>
+                <w:noProof/>
+                <w:webHidden/>
+                <w:sz w:val="22"/>
+                <w:szCs w:val="22"/>
+              </w:rPr>
+              <w:instrText xml:space="preserve"> PAGEREF _Toc235006845 \h </w:instrText>
+            </w:r>
+            <w:r>
+              <w:rPr>
+                <w:noProof/>
+                <w:webHidden/>
+                <w:sz w:val="22"/>
+                <w:szCs w:val="22"/>
+              </w:rPr>
+            </w:r>
+            <w:r>
+              <w:rPr>
+                <w:noProof/>
+                <w:webHidden/>
+                <w:sz w:val="22"/>
+                <w:szCs w:val="22"/>
+              </w:rPr>
+              <w:fldChar w:fldCharType="separate"/>
+            </w:r>
+            <w:r>
+              <w:rPr>
+                <w:noProof/>
+                <w:webHidden/>
+                <w:sz w:val="22"/>
+                <w:szCs w:val="22"/>
+              </w:rPr>
+              <w:t>4</w:t>
+            </w:r>
+            <w:r>
+              <w:rPr>
+                <w:noProof/>
+                <w:webHidden/>
+                <w:sz w:val="22"/>
+                <w:szCs w:val="22"/>
+              </w:rPr>
+              <w:fldChar w:fldCharType="end"/>
+            </w:r>
+          </w:hyperlink>
+        </w:p>
+        <w:p>
+          <w:pPr>
+            <w:pStyle w:val="TOC2"/>
+            <w:tabs>
+              <w:tab w:val="right" w:leader="dot" w:pos="9350"/>
+            </w:tabs>
+            <w:rPr>
+              <w:rFonts w:eastAsiaTheme="minorEastAsia"/>
+              <w:noProof/>
+              <w:sz w:val="22"/>
+              <w:szCs w:val="22"/>
+            </w:rPr>
+          </w:pPr>
+          <w:hyperlink w:anchor="_Toc235006846" w:history="1">
+            <w:r>
+              <w:rPr>
+                <w:rStyle w:val="Hyperlink"/>
+                <w:rFonts w:ascii="Times New Roman" w:hAnsi="Times New Roman" w:cs="Times New Roman"/>
+                <w:b/>
+                <w:bCs/>
+                <w:noProof/>
+                <w:sz w:val="22"/>
+                <w:szCs w:val="22"/>
+              </w:rPr>
+              <w:t>3. Protocolul SSH și utilitarul SCP</w:t>
+            </w:r>
+            <w:r>
+              <w:rPr>
+                <w:noProof/>
+                <w:webHidden/>
+                <w:sz w:val="22"/>
+                <w:szCs w:val="22"/>
+              </w:rPr>
+              <w:tab/>
+            </w:r>
+            <w:r>
+              <w:rPr>
+                <w:noProof/>
+                <w:webHidden/>
+                <w:sz w:val="22"/>
+                <w:szCs w:val="22"/>
+              </w:rPr>
+              <w:fldChar w:fldCharType="begin"/>
+            </w:r>
+            <w:r>
+              <w:rPr>
+                <w:noProof/>
+                <w:webHidden/>
+                <w:sz w:val="22"/>
+                <w:szCs w:val="22"/>
+              </w:rPr>
+              <w:instrText xml:space="preserve"> PAGEREF _Toc235006846 \h </w:instrText>
+            </w:r>
+            <w:r>
+              <w:rPr>
+                <w:noProof/>
+                <w:webHidden/>
+                <w:sz w:val="22"/>
+                <w:szCs w:val="22"/>
+              </w:rPr>
+            </w:r>
+            <w:r>
+              <w:rPr>
+                <w:noProof/>
+                <w:webHidden/>
+                <w:sz w:val="22"/>
+                <w:szCs w:val="22"/>
+              </w:rPr>
+              <w:fldChar w:fldCharType="separate"/>
+            </w:r>
+            <w:r>
+              <w:rPr>
+                <w:noProof/>
+                <w:webHidden/>
+                <w:sz w:val="22"/>
+                <w:szCs w:val="22"/>
+              </w:rPr>
+              <w:t>4</w:t>
+            </w:r>
+            <w:r>
+              <w:rPr>
+                <w:noProof/>
+                <w:webHidden/>
+                <w:sz w:val="22"/>
+                <w:szCs w:val="22"/>
+              </w:rPr>
+              <w:fldChar w:fldCharType="end"/>
+            </w:r>
+          </w:hyperlink>
+        </w:p>
+        <w:p>
+          <w:pPr>
+            <w:pStyle w:val="TOC3"/>
+            <w:tabs>
+              <w:tab w:val="right" w:leader="dot" w:pos="9350"/>
+            </w:tabs>
+            <w:rPr>
+              <w:rFonts w:eastAsiaTheme="minorEastAsia"/>
+              <w:noProof/>
+              <w:sz w:val="22"/>
+              <w:szCs w:val="22"/>
+            </w:rPr>
+          </w:pPr>
+          <w:hyperlink w:anchor="_Toc235006847" w:history="1">
+            <w:r>
+              <w:rPr>
+                <w:rStyle w:val="Hyperlink"/>
+                <w:rFonts w:ascii="Times New Roman" w:hAnsi="Times New Roman" w:cs="Times New Roman"/>
+                <w:noProof/>
+                <w:sz w:val="22"/>
+                <w:szCs w:val="22"/>
+              </w:rPr>
+              <w:t>3.1. Descriere teoretică</w:t>
+            </w:r>
+            <w:r>
+              <w:rPr>
+                <w:noProof/>
+                <w:webHidden/>
+                <w:sz w:val="22"/>
+                <w:szCs w:val="22"/>
+              </w:rPr>
+              <w:tab/>
+            </w:r>
+            <w:r>
+              <w:rPr>
+                <w:noProof/>
+                <w:webHidden/>
+                <w:sz w:val="22"/>
+                <w:szCs w:val="22"/>
+              </w:rPr>
+              <w:fldChar w:fldCharType="begin"/>
+            </w:r>
+            <w:r>
+              <w:rPr>
+                <w:noProof/>
+                <w:webHidden/>
+                <w:sz w:val="22"/>
+                <w:szCs w:val="22"/>
+              </w:rPr>
+              <w:instrText xml:space="preserve"> PAGEREF _Toc235006847 \h </w:instrText>
+            </w:r>
+            <w:r>
+              <w:rPr>
+                <w:noProof/>
+                <w:webHidden/>
+                <w:sz w:val="22"/>
+                <w:szCs w:val="22"/>
+              </w:rPr>
+            </w:r>
+            <w:r>
+              <w:rPr>
+                <w:noProof/>
+                <w:webHidden/>
+                <w:sz w:val="22"/>
+                <w:szCs w:val="22"/>
+              </w:rPr>
+              <w:fldChar w:fldCharType="separate"/>
+            </w:r>
+            <w:r>
+              <w:rPr>
+                <w:noProof/>
+                <w:webHidden/>
+                <w:sz w:val="22"/>
+                <w:szCs w:val="22"/>
+              </w:rPr>
+              <w:t>4</w:t>
+            </w:r>
+            <w:r>
+              <w:rPr>
+                <w:noProof/>
+                <w:webHidden/>
+                <w:sz w:val="22"/>
+                <w:szCs w:val="22"/>
+              </w:rPr>
+              <w:fldChar w:fldCharType="end"/>
+            </w:r>
+          </w:hyperlink>
+        </w:p>
+        <w:p>
+          <w:pPr>
+            <w:pStyle w:val="TOC3"/>
+            <w:tabs>
+              <w:tab w:val="right" w:leader="dot" w:pos="9350"/>
+            </w:tabs>
+            <w:rPr>
+              <w:rFonts w:eastAsiaTheme="minorEastAsia"/>
+              <w:noProof/>
+              <w:sz w:val="22"/>
+              <w:szCs w:val="22"/>
+            </w:rPr>
+          </w:pPr>
+          <w:hyperlink w:anchor="_Toc235006848" w:history="1">
+            <w:r>
+              <w:rPr>
+                <w:rStyle w:val="Hyperlink"/>
+                <w:rFonts w:ascii="Times New Roman" w:hAnsi="Times New Roman" w:cs="Times New Roman"/>
+                <w:noProof/>
+                <w:sz w:val="22"/>
+                <w:szCs w:val="22"/>
+              </w:rPr>
+              <w:t>3.2. Instalare</w:t>
+            </w:r>
+            <w:r>
+              <w:rPr>
+                <w:noProof/>
+                <w:webHidden/>
+                <w:sz w:val="22"/>
+                <w:szCs w:val="22"/>
+              </w:rPr>
+              <w:tab/>
+            </w:r>
+            <w:r>
+              <w:rPr>
+                <w:noProof/>
+                <w:webHidden/>
+                <w:sz w:val="22"/>
+                <w:szCs w:val="22"/>
+              </w:rPr>
+              <w:fldChar w:fldCharType="begin"/>
+            </w:r>
+            <w:r>
+              <w:rPr>
+                <w:noProof/>
+                <w:webHidden/>
+                <w:sz w:val="22"/>
+                <w:szCs w:val="22"/>
+              </w:rPr>
+              <w:instrText xml:space="preserve"> PAGEREF _Toc235006848 \h </w:instrText>
+            </w:r>
+            <w:r>
+              <w:rPr>
+                <w:noProof/>
+                <w:webHidden/>
+                <w:sz w:val="22"/>
+                <w:szCs w:val="22"/>
+              </w:rPr>
+            </w:r>
+            <w:r>
+              <w:rPr>
+                <w:noProof/>
+                <w:webHidden/>
+                <w:sz w:val="22"/>
+                <w:szCs w:val="22"/>
+              </w:rPr>
+              <w:fldChar w:fldCharType="separate"/>
+            </w:r>
+            <w:r>
+              <w:rPr>
+                <w:noProof/>
+                <w:webHidden/>
+                <w:sz w:val="22"/>
+                <w:szCs w:val="22"/>
+              </w:rPr>
+              <w:t>4</w:t>
+            </w:r>
+            <w:r>
+              <w:rPr>
+                <w:noProof/>
+                <w:webHidden/>
+                <w:sz w:val="22"/>
+                <w:szCs w:val="22"/>
+              </w:rPr>
+              <w:fldChar w:fldCharType="end"/>
+            </w:r>
+          </w:hyperlink>
+        </w:p>
+        <w:p>
+          <w:pPr>
+            <w:pStyle w:val="TOC3"/>
+            <w:tabs>
+              <w:tab w:val="right" w:leader="dot" w:pos="9350"/>
+            </w:tabs>
+            <w:rPr>
+              <w:rFonts w:eastAsiaTheme="minorEastAsia"/>
+              <w:noProof/>
+              <w:sz w:val="22"/>
+              <w:szCs w:val="22"/>
+            </w:rPr>
+          </w:pPr>
+          <w:hyperlink w:anchor="_Toc235006849" w:history="1">
+            <w:r>
+              <w:rPr>
+                <w:rStyle w:val="Hyperlink"/>
+                <w:rFonts w:ascii="Times New Roman" w:hAnsi="Times New Roman" w:cs="Times New Roman"/>
+                <w:noProof/>
+                <w:sz w:val="22"/>
+                <w:szCs w:val="22"/>
+              </w:rPr>
+              <w:t>3.3. Cerință unitară</w:t>
+            </w:r>
+            <w:r>
+              <w:rPr>
+                <w:noProof/>
+                <w:webHidden/>
+                <w:sz w:val="22"/>
+                <w:szCs w:val="22"/>
+              </w:rPr>
+              <w:tab/>
+            </w:r>
+            <w:r>
+              <w:rPr>
+                <w:noProof/>
+                <w:webHidden/>
+                <w:sz w:val="22"/>
+                <w:szCs w:val="22"/>
+              </w:rPr>
+              <w:fldChar w:fldCharType="begin"/>
+            </w:r>
+            <w:r>
+              <w:rPr>
+                <w:noProof/>
+                <w:webHidden/>
+                <w:sz w:val="22"/>
+                <w:szCs w:val="22"/>
+              </w:rPr>
+              <w:instrText xml:space="preserve"> PAGEREF _Toc235006849 \h </w:instrText>
+            </w:r>
+            <w:r>
+              <w:rPr>
+                <w:noProof/>
+                <w:webHidden/>
+                <w:sz w:val="22"/>
+                <w:szCs w:val="22"/>
+              </w:rPr>
+            </w:r>
+            <w:r>
+              <w:rPr>
+                <w:noProof/>
+                <w:webHidden/>
+                <w:sz w:val="22"/>
+                <w:szCs w:val="22"/>
+              </w:rPr>
+              <w:fldChar w:fldCharType="separate"/>
+            </w:r>
+            <w:r>
+              <w:rPr>
+                <w:noProof/>
+                <w:webHidden/>
+                <w:sz w:val="22"/>
+                <w:szCs w:val="22"/>
+              </w:rPr>
+              <w:t>4</w:t>
+            </w:r>
+            <w:r>
+              <w:rPr>
+                <w:noProof/>
+                <w:webHidden/>
+                <w:sz w:val="22"/>
+                <w:szCs w:val="22"/>
+              </w:rPr>
+              <w:fldChar w:fldCharType="end"/>
+            </w:r>
+          </w:hyperlink>
+        </w:p>
+        <w:p>
+          <w:pPr>
+            <w:pStyle w:val="TOC3"/>
+            <w:tabs>
+              <w:tab w:val="right" w:leader="dot" w:pos="9350"/>
+            </w:tabs>
+            <w:rPr>
+              <w:rFonts w:eastAsiaTheme="minorEastAsia"/>
+              <w:noProof/>
+              <w:sz w:val="22"/>
+              <w:szCs w:val="22"/>
+            </w:rPr>
+          </w:pPr>
+          <w:hyperlink w:anchor="_Toc235006850" w:history="1">
+            <w:r>
+              <w:rPr>
+                <w:rStyle w:val="Hyperlink"/>
+                <w:rFonts w:ascii="Times New Roman" w:hAnsi="Times New Roman" w:cs="Times New Roman"/>
+                <w:noProof/>
+                <w:sz w:val="22"/>
+                <w:szCs w:val="22"/>
+              </w:rPr>
+              <w:t>3.4. Integrarea în cadrul aplicației</w:t>
+            </w:r>
+            <w:r>
+              <w:rPr>
+                <w:noProof/>
+                <w:webHidden/>
+                <w:sz w:val="22"/>
+                <w:szCs w:val="22"/>
+              </w:rPr>
+              <w:tab/>
+            </w:r>
+            <w:r>
+              <w:rPr>
+                <w:noProof/>
+                <w:webHidden/>
+                <w:sz w:val="22"/>
+                <w:szCs w:val="22"/>
+              </w:rPr>
+              <w:fldChar w:fldCharType="begin"/>
+            </w:r>
+            <w:r>
+              <w:rPr>
+                <w:noProof/>
+                <w:webHidden/>
+                <w:sz w:val="22"/>
+                <w:szCs w:val="22"/>
+              </w:rPr>
+              <w:instrText xml:space="preserve"> PAGEREF _Toc235006850 \h </w:instrText>
+            </w:r>
+            <w:r>
+              <w:rPr>
+                <w:noProof/>
+                <w:webHidden/>
+                <w:sz w:val="22"/>
+                <w:szCs w:val="22"/>
+              </w:rPr>
+            </w:r>
+            <w:r>
+              <w:rPr>
+                <w:noProof/>
+                <w:webHidden/>
+                <w:sz w:val="22"/>
+                <w:szCs w:val="22"/>
+              </w:rPr>
+              <w:fldChar w:fldCharType="separate"/>
+            </w:r>
+            <w:r>
+              <w:rPr>
+                <w:noProof/>
+                <w:webHidden/>
+                <w:sz w:val="22"/>
+                <w:szCs w:val="22"/>
+              </w:rPr>
+              <w:t>5</w:t>
+            </w:r>
+            <w:r>
+              <w:rPr>
+                <w:noProof/>
+                <w:webHidden/>
+                <w:sz w:val="22"/>
+                <w:szCs w:val="22"/>
+              </w:rPr>
+              <w:fldChar w:fldCharType="end"/>
+            </w:r>
+          </w:hyperlink>
+        </w:p>
+        <w:p>
+          <w:pPr>
+            <w:pStyle w:val="TOC2"/>
+            <w:tabs>
+              <w:tab w:val="right" w:leader="dot" w:pos="9350"/>
+            </w:tabs>
+            <w:rPr>
+              <w:rFonts w:eastAsiaTheme="minorEastAsia"/>
+              <w:noProof/>
+              <w:sz w:val="22"/>
+              <w:szCs w:val="22"/>
+            </w:rPr>
+          </w:pPr>
+          <w:hyperlink w:anchor="_Toc235006851" w:history="1">
+            <w:r>
+              <w:rPr>
+                <w:rStyle w:val="Hyperlink"/>
+                <w:rFonts w:ascii="Times New Roman" w:hAnsi="Times New Roman" w:cs="Times New Roman"/>
+                <w:b/>
+                <w:bCs/>
+                <w:noProof/>
+                <w:sz w:val="22"/>
+                <w:szCs w:val="22"/>
+              </w:rPr>
+              <w:t>4. Sume de control: md5sum / sha256sum</w:t>
+            </w:r>
+            <w:r>
+              <w:rPr>
+                <w:noProof/>
+                <w:webHidden/>
+                <w:sz w:val="22"/>
+                <w:szCs w:val="22"/>
+              </w:rPr>
+              <w:tab/>
+            </w:r>
+            <w:r>
+              <w:rPr>
+                <w:noProof/>
+                <w:webHidden/>
+                <w:sz w:val="22"/>
+                <w:szCs w:val="22"/>
+              </w:rPr>
+              <w:fldChar w:fldCharType="begin"/>
+            </w:r>
+            <w:r>
+              <w:rPr>
+                <w:noProof/>
+                <w:webHidden/>
+                <w:sz w:val="22"/>
+                <w:szCs w:val="22"/>
+              </w:rPr>
+              <w:instrText xml:space="preserve"> PAGEREF _Toc235006851 \h </w:instrText>
+            </w:r>
+            <w:r>
+              <w:rPr>
+                <w:noProof/>
+                <w:webHidden/>
+                <w:sz w:val="22"/>
+                <w:szCs w:val="22"/>
+              </w:rPr>
+            </w:r>
+            <w:r>
+              <w:rPr>
+                <w:noProof/>
+                <w:webHidden/>
+                <w:sz w:val="22"/>
+                <w:szCs w:val="22"/>
+              </w:rPr>
+              <w:fldChar w:fldCharType="separate"/>
+            </w:r>
+            <w:r>
+              <w:rPr>
+                <w:noProof/>
+                <w:webHidden/>
+                <w:sz w:val="22"/>
+                <w:szCs w:val="22"/>
+              </w:rPr>
+              <w:t>5</w:t>
+            </w:r>
+            <w:r>
+              <w:rPr>
+                <w:noProof/>
+                <w:webHidden/>
+                <w:sz w:val="22"/>
+                <w:szCs w:val="22"/>
+              </w:rPr>
+              <w:fldChar w:fldCharType="end"/>
+            </w:r>
+          </w:hyperlink>
+        </w:p>
+        <w:p>
+          <w:pPr>
+            <w:pStyle w:val="TOC3"/>
+            <w:tabs>
+              <w:tab w:val="right" w:leader="dot" w:pos="9350"/>
+            </w:tabs>
+            <w:rPr>
+              <w:rFonts w:eastAsiaTheme="minorEastAsia"/>
+              <w:noProof/>
+              <w:sz w:val="22"/>
+              <w:szCs w:val="22"/>
+            </w:rPr>
+          </w:pPr>
+          <w:hyperlink w:anchor="_Toc235006852" w:history="1">
+            <w:r>
+              <w:rPr>
+                <w:rStyle w:val="Hyperlink"/>
+                <w:rFonts w:ascii="Times New Roman" w:hAnsi="Times New Roman" w:cs="Times New Roman"/>
+                <w:noProof/>
+                <w:sz w:val="22"/>
+                <w:szCs w:val="22"/>
+              </w:rPr>
+              <w:t>4.1. Descriere teoretică</w:t>
+            </w:r>
+            <w:r>
+              <w:rPr>
+                <w:noProof/>
+                <w:webHidden/>
+                <w:sz w:val="22"/>
+                <w:szCs w:val="22"/>
+              </w:rPr>
+              <w:tab/>
+            </w:r>
+            <w:r>
+              <w:rPr>
+                <w:noProof/>
+                <w:webHidden/>
+                <w:sz w:val="22"/>
+                <w:szCs w:val="22"/>
+              </w:rPr>
+              <w:fldChar w:fldCharType="begin"/>
+            </w:r>
+            <w:r>
+              <w:rPr>
+                <w:noProof/>
+                <w:webHidden/>
+                <w:sz w:val="22"/>
+                <w:szCs w:val="22"/>
+              </w:rPr>
+              <w:instrText xml:space="preserve"> PAGEREF _Toc235006852 \h </w:instrText>
+            </w:r>
+            <w:r>
+              <w:rPr>
+                <w:noProof/>
+                <w:webHidden/>
+                <w:sz w:val="22"/>
+                <w:szCs w:val="22"/>
+              </w:rPr>
+            </w:r>
+            <w:r>
+              <w:rPr>
+                <w:noProof/>
+                <w:webHidden/>
+                <w:sz w:val="22"/>
+                <w:szCs w:val="22"/>
+              </w:rPr>
+              <w:fldChar w:fldCharType="separate"/>
+            </w:r>
+            <w:r>
+              <w:rPr>
+                <w:noProof/>
+                <w:webHidden/>
+                <w:sz w:val="22"/>
+                <w:szCs w:val="22"/>
+              </w:rPr>
+              <w:t>5</w:t>
+            </w:r>
+            <w:r>
+              <w:rPr>
+                <w:noProof/>
+                <w:webHidden/>
+                <w:sz w:val="22"/>
+                <w:szCs w:val="22"/>
+              </w:rPr>
+              <w:fldChar w:fldCharType="end"/>
+            </w:r>
+          </w:hyperlink>
+        </w:p>
+        <w:p>
+          <w:pPr>
+            <w:pStyle w:val="TOC3"/>
+            <w:tabs>
+              <w:tab w:val="right" w:leader="dot" w:pos="9350"/>
+            </w:tabs>
+            <w:rPr>
+              <w:rFonts w:eastAsiaTheme="minorEastAsia"/>
+              <w:noProof/>
+              <w:sz w:val="22"/>
+              <w:szCs w:val="22"/>
+            </w:rPr>
+          </w:pPr>
+          <w:hyperlink w:anchor="_Toc235006853" w:history="1">
+            <w:r>
+              <w:rPr>
+                <w:rStyle w:val="Hyperlink"/>
+                <w:rFonts w:ascii="Times New Roman" w:hAnsi="Times New Roman" w:cs="Times New Roman"/>
+                <w:noProof/>
+                <w:sz w:val="22"/>
+                <w:szCs w:val="22"/>
+              </w:rPr>
+              <w:t>4.2. Instalare</w:t>
+            </w:r>
+            <w:r>
+              <w:rPr>
+                <w:noProof/>
+                <w:webHidden/>
+                <w:sz w:val="22"/>
+                <w:szCs w:val="22"/>
+              </w:rPr>
+              <w:tab/>
+            </w:r>
+            <w:r>
+              <w:rPr>
+                <w:noProof/>
+                <w:webHidden/>
+                <w:sz w:val="22"/>
+                <w:szCs w:val="22"/>
+              </w:rPr>
+              <w:fldChar w:fldCharType="begin"/>
+            </w:r>
+            <w:r>
+              <w:rPr>
+                <w:noProof/>
+                <w:webHidden/>
+                <w:sz w:val="22"/>
+                <w:szCs w:val="22"/>
+              </w:rPr>
+              <w:instrText xml:space="preserve"> PAGEREF _Toc235006853 \h </w:instrText>
+            </w:r>
+            <w:r>
+              <w:rPr>
+                <w:noProof/>
+                <w:webHidden/>
+                <w:sz w:val="22"/>
+                <w:szCs w:val="22"/>
+              </w:rPr>
+            </w:r>
+            <w:r>
+              <w:rPr>
+                <w:noProof/>
+                <w:webHidden/>
+                <w:sz w:val="22"/>
+                <w:szCs w:val="22"/>
+              </w:rPr>
+              <w:fldChar w:fldCharType="separate"/>
+            </w:r>
+            <w:r>
+              <w:rPr>
+                <w:noProof/>
+                <w:webHidden/>
+                <w:sz w:val="22"/>
+                <w:szCs w:val="22"/>
+              </w:rPr>
+              <w:t>5</w:t>
+            </w:r>
+            <w:r>
+              <w:rPr>
+                <w:noProof/>
+                <w:webHidden/>
+                <w:sz w:val="22"/>
+                <w:szCs w:val="22"/>
+              </w:rPr>
+              <w:fldChar w:fldCharType="end"/>
+            </w:r>
+          </w:hyperlink>
+        </w:p>
+        <w:p>
+          <w:pPr>
+            <w:pStyle w:val="TOC3"/>
+            <w:tabs>
+              <w:tab w:val="right" w:leader="dot" w:pos="9350"/>
+            </w:tabs>
+            <w:rPr>
+              <w:rFonts w:eastAsiaTheme="minorEastAsia"/>
+              <w:noProof/>
+              <w:sz w:val="22"/>
+              <w:szCs w:val="22"/>
+            </w:rPr>
+          </w:pPr>
+          <w:hyperlink w:anchor="_Toc235006854" w:history="1">
+            <w:r>
+              <w:rPr>
+                <w:rStyle w:val="Hyperlink"/>
+                <w:rFonts w:ascii="Times New Roman" w:hAnsi="Times New Roman" w:cs="Times New Roman"/>
+                <w:noProof/>
+                <w:sz w:val="22"/>
+                <w:szCs w:val="22"/>
+              </w:rPr>
+              <w:t>4.3. Cerință unitară simplă</w:t>
+            </w:r>
+            <w:r>
+              <w:rPr>
+                <w:noProof/>
+                <w:webHidden/>
+                <w:sz w:val="22"/>
+                <w:szCs w:val="22"/>
+              </w:rPr>
+              <w:tab/>
+            </w:r>
+            <w:r>
+              <w:rPr>
+                <w:noProof/>
+                <w:webHidden/>
+                <w:sz w:val="22"/>
+                <w:szCs w:val="22"/>
+              </w:rPr>
+              <w:fldChar w:fldCharType="begin"/>
+            </w:r>
+            <w:r>
+              <w:rPr>
+                <w:noProof/>
+                <w:webHidden/>
+                <w:sz w:val="22"/>
+                <w:szCs w:val="22"/>
+              </w:rPr>
+              <w:instrText xml:space="preserve"> PAGEREF _Toc235006854 \h </w:instrText>
+            </w:r>
+            <w:r>
+              <w:rPr>
+                <w:noProof/>
+                <w:webHidden/>
+                <w:sz w:val="22"/>
+                <w:szCs w:val="22"/>
+              </w:rPr>
+            </w:r>
+            <w:r>
+              <w:rPr>
+                <w:noProof/>
+                <w:webHidden/>
+                <w:sz w:val="22"/>
+                <w:szCs w:val="22"/>
+              </w:rPr>
+              <w:fldChar w:fldCharType="separate"/>
+            </w:r>
+            <w:r>
+              <w:rPr>
+                <w:noProof/>
+                <w:webHidden/>
+                <w:sz w:val="22"/>
+                <w:szCs w:val="22"/>
+              </w:rPr>
+              <w:t>5</w:t>
+            </w:r>
+            <w:r>
+              <w:rPr>
+                <w:noProof/>
+                <w:webHidden/>
+                <w:sz w:val="22"/>
+                <w:szCs w:val="22"/>
+              </w:rPr>
+              <w:fldChar w:fldCharType="end"/>
+            </w:r>
+          </w:hyperlink>
+        </w:p>
+        <w:p>
+          <w:pPr>
+            <w:pStyle w:val="TOC3"/>
+            <w:tabs>
+              <w:tab w:val="right" w:leader="dot" w:pos="9350"/>
+            </w:tabs>
+            <w:rPr>
+              <w:rFonts w:eastAsiaTheme="minorEastAsia"/>
+              <w:noProof/>
+              <w:sz w:val="22"/>
+              <w:szCs w:val="22"/>
+            </w:rPr>
+          </w:pPr>
+          <w:hyperlink w:anchor="_Toc235006855" w:history="1">
+            <w:r>
+              <w:rPr>
+                <w:rStyle w:val="Hyperlink"/>
+                <w:rFonts w:ascii="Times New Roman" w:hAnsi="Times New Roman" w:cs="Times New Roman"/>
+                <w:noProof/>
+                <w:sz w:val="22"/>
+                <w:szCs w:val="22"/>
+              </w:rPr>
+              <w:t>4.4. Integrarea în cadrul aplicației</w:t>
+            </w:r>
+            <w:r>
+              <w:rPr>
+                <w:noProof/>
+                <w:webHidden/>
+                <w:sz w:val="22"/>
+                <w:szCs w:val="22"/>
+              </w:rPr>
+              <w:tab/>
+            </w:r>
+            <w:r>
+              <w:rPr>
+                <w:noProof/>
+                <w:webHidden/>
+                <w:sz w:val="22"/>
+                <w:szCs w:val="22"/>
+              </w:rPr>
+              <w:fldChar w:fldCharType="begin"/>
+            </w:r>
+            <w:r>
+              <w:rPr>
+                <w:noProof/>
+                <w:webHidden/>
+                <w:sz w:val="22"/>
+                <w:szCs w:val="22"/>
+              </w:rPr>
+              <w:instrText xml:space="preserve"> PAGEREF _Toc235006855 \h </w:instrText>
+            </w:r>
+            <w:r>
+              <w:rPr>
+                <w:noProof/>
+                <w:webHidden/>
+                <w:sz w:val="22"/>
+                <w:szCs w:val="22"/>
+              </w:rPr>
+            </w:r>
+            <w:r>
+              <w:rPr>
+                <w:noProof/>
+                <w:webHidden/>
+                <w:sz w:val="22"/>
+                <w:szCs w:val="22"/>
+              </w:rPr>
+              <w:fldChar w:fldCharType="separate"/>
+            </w:r>
+            <w:r>
+              <w:rPr>
+                <w:noProof/>
+                <w:webHidden/>
+                <w:sz w:val="22"/>
+                <w:szCs w:val="22"/>
+              </w:rPr>
+              <w:t>6</w:t>
+            </w:r>
+            <w:r>
+              <w:rPr>
+                <w:noProof/>
+                <w:webHidden/>
+                <w:sz w:val="22"/>
+                <w:szCs w:val="22"/>
+              </w:rPr>
+              <w:fldChar w:fldCharType="end"/>
+            </w:r>
+          </w:hyperlink>
+        </w:p>
+        <w:p>
+          <w:pPr>
+            <w:pStyle w:val="TOC2"/>
+            <w:tabs>
+              <w:tab w:val="right" w:leader="dot" w:pos="9350"/>
+            </w:tabs>
+            <w:rPr>
+              <w:rFonts w:eastAsiaTheme="minorEastAsia"/>
+              <w:noProof/>
+              <w:sz w:val="22"/>
+              <w:szCs w:val="22"/>
+            </w:rPr>
+          </w:pPr>
+          <w:hyperlink w:anchor="_Toc235006856" w:history="1">
+            <w:r>
+              <w:rPr>
+                <w:rStyle w:val="Hyperlink"/>
+                <w:rFonts w:ascii="Times New Roman" w:hAnsi="Times New Roman" w:cs="Times New Roman"/>
+                <w:b/>
+                <w:bCs/>
+                <w:noProof/>
+                <w:sz w:val="22"/>
+                <w:szCs w:val="22"/>
+              </w:rPr>
+              <w:t>5. Utilitarul lsof</w:t>
+            </w:r>
+            <w:r>
+              <w:rPr>
+                <w:noProof/>
+                <w:webHidden/>
+                <w:sz w:val="22"/>
+                <w:szCs w:val="22"/>
+              </w:rPr>
+              <w:tab/>
+            </w:r>
+            <w:r>
+              <w:rPr>
+                <w:noProof/>
+                <w:webHidden/>
+                <w:sz w:val="22"/>
+                <w:szCs w:val="22"/>
+              </w:rPr>
+              <w:fldChar w:fldCharType="begin"/>
+            </w:r>
+            <w:r>
+              <w:rPr>
+                <w:noProof/>
+                <w:webHidden/>
+                <w:sz w:val="22"/>
+                <w:szCs w:val="22"/>
+              </w:rPr>
+              <w:instrText xml:space="preserve"> PAGEREF _Toc235006856 \h </w:instrText>
+            </w:r>
+            <w:r>
+              <w:rPr>
+                <w:noProof/>
+                <w:webHidden/>
+                <w:sz w:val="22"/>
+                <w:szCs w:val="22"/>
+              </w:rPr>
+            </w:r>
+            <w:r>
+              <w:rPr>
+                <w:noProof/>
+                <w:webHidden/>
+                <w:sz w:val="22"/>
+                <w:szCs w:val="22"/>
+              </w:rPr>
+              <w:fldChar w:fldCharType="separate"/>
+            </w:r>
+            <w:r>
+              <w:rPr>
+                <w:noProof/>
+                <w:webHidden/>
+                <w:sz w:val="22"/>
+                <w:szCs w:val="22"/>
+              </w:rPr>
+              <w:t>6</w:t>
+            </w:r>
+            <w:r>
+              <w:rPr>
+                <w:noProof/>
+                <w:webHidden/>
+                <w:sz w:val="22"/>
+                <w:szCs w:val="22"/>
+              </w:rPr>
+              <w:fldChar w:fldCharType="end"/>
+            </w:r>
+          </w:hyperlink>
+        </w:p>
+        <w:p>
+          <w:pPr>
+            <w:pStyle w:val="TOC3"/>
+            <w:tabs>
+              <w:tab w:val="right" w:leader="dot" w:pos="9350"/>
+            </w:tabs>
+            <w:rPr>
+              <w:rFonts w:eastAsiaTheme="minorEastAsia"/>
+              <w:noProof/>
+              <w:sz w:val="22"/>
+              <w:szCs w:val="22"/>
+            </w:rPr>
+          </w:pPr>
+          <w:hyperlink w:anchor="_Toc235006857" w:history="1">
+            <w:r>
+              <w:rPr>
+                <w:rStyle w:val="Hyperlink"/>
+                <w:rFonts w:ascii="Times New Roman" w:hAnsi="Times New Roman" w:cs="Times New Roman"/>
+                <w:noProof/>
+                <w:sz w:val="22"/>
+                <w:szCs w:val="22"/>
+              </w:rPr>
+              <w:t>5.1. Descriere teoretică</w:t>
+            </w:r>
+            <w:r>
+              <w:rPr>
+                <w:noProof/>
+                <w:webHidden/>
+                <w:sz w:val="22"/>
+                <w:szCs w:val="22"/>
+              </w:rPr>
+              <w:tab/>
+            </w:r>
+            <w:r>
+              <w:rPr>
+                <w:noProof/>
+                <w:webHidden/>
+                <w:sz w:val="22"/>
+                <w:szCs w:val="22"/>
+              </w:rPr>
+              <w:fldChar w:fldCharType="begin"/>
+            </w:r>
+            <w:r>
+              <w:rPr>
+                <w:noProof/>
+                <w:webHidden/>
+                <w:sz w:val="22"/>
+                <w:szCs w:val="22"/>
+              </w:rPr>
+              <w:instrText xml:space="preserve"> PAGEREF _Toc235006857 \h </w:instrText>
+            </w:r>
+            <w:r>
+              <w:rPr>
+                <w:noProof/>
+                <w:webHidden/>
+                <w:sz w:val="22"/>
+                <w:szCs w:val="22"/>
+              </w:rPr>
+            </w:r>
+            <w:r>
+              <w:rPr>
+                <w:noProof/>
+                <w:webHidden/>
+                <w:sz w:val="22"/>
+                <w:szCs w:val="22"/>
+              </w:rPr>
+              <w:fldChar w:fldCharType="separate"/>
+            </w:r>
+            <w:r>
+              <w:rPr>
+                <w:noProof/>
+                <w:webHidden/>
+                <w:sz w:val="22"/>
+                <w:szCs w:val="22"/>
+              </w:rPr>
+              <w:t>6</w:t>
+            </w:r>
+            <w:r>
+              <w:rPr>
+                <w:noProof/>
+                <w:webHidden/>
+                <w:sz w:val="22"/>
+                <w:szCs w:val="22"/>
+              </w:rPr>
+              <w:fldChar w:fldCharType="end"/>
+            </w:r>
+          </w:hyperlink>
+        </w:p>
+        <w:p>
+          <w:pPr>
+            <w:pStyle w:val="TOC3"/>
+            <w:tabs>
+              <w:tab w:val="right" w:leader="dot" w:pos="9350"/>
+            </w:tabs>
+            <w:rPr>
+              <w:rFonts w:eastAsiaTheme="minorEastAsia"/>
+              <w:noProof/>
+              <w:sz w:val="22"/>
+              <w:szCs w:val="22"/>
+            </w:rPr>
+          </w:pPr>
+          <w:hyperlink w:anchor="_Toc235006858" w:history="1">
+            <w:r>
+              <w:rPr>
+                <w:rStyle w:val="Hyperlink"/>
+                <w:rFonts w:ascii="Times New Roman" w:hAnsi="Times New Roman" w:cs="Times New Roman"/>
+                <w:noProof/>
+                <w:sz w:val="22"/>
+                <w:szCs w:val="22"/>
+              </w:rPr>
+              <w:t>5.2. Instalare</w:t>
+            </w:r>
+            <w:r>
+              <w:rPr>
+                <w:noProof/>
+                <w:webHidden/>
+                <w:sz w:val="22"/>
+                <w:szCs w:val="22"/>
+              </w:rPr>
+              <w:tab/>
+            </w:r>
+            <w:r>
+              <w:rPr>
+                <w:noProof/>
+                <w:webHidden/>
+                <w:sz w:val="22"/>
+                <w:szCs w:val="22"/>
+              </w:rPr>
+              <w:fldChar w:fldCharType="begin"/>
+            </w:r>
+            <w:r>
+              <w:rPr>
+                <w:noProof/>
+                <w:webHidden/>
+                <w:sz w:val="22"/>
+                <w:szCs w:val="22"/>
+              </w:rPr>
+              <w:instrText xml:space="preserve"> PAGEREF _Toc235006858 \h </w:instrText>
+            </w:r>
+            <w:r>
+              <w:rPr>
+                <w:noProof/>
+                <w:webHidden/>
+                <w:sz w:val="22"/>
+                <w:szCs w:val="22"/>
+              </w:rPr>
+            </w:r>
+            <w:r>
+              <w:rPr>
+                <w:noProof/>
+                <w:webHidden/>
+                <w:sz w:val="22"/>
+                <w:szCs w:val="22"/>
+              </w:rPr>
+              <w:fldChar w:fldCharType="separate"/>
+            </w:r>
+            <w:r>
+              <w:rPr>
+                <w:noProof/>
+                <w:webHidden/>
+                <w:sz w:val="22"/>
+                <w:szCs w:val="22"/>
+              </w:rPr>
+              <w:t>6</w:t>
+            </w:r>
+            <w:r>
+              <w:rPr>
+                <w:noProof/>
+                <w:webHidden/>
+                <w:sz w:val="22"/>
+                <w:szCs w:val="22"/>
+              </w:rPr>
+              <w:fldChar w:fldCharType="end"/>
+            </w:r>
+          </w:hyperlink>
+        </w:p>
+        <w:p>
+          <w:pPr>
+            <w:pStyle w:val="TOC3"/>
+            <w:tabs>
+              <w:tab w:val="right" w:leader="dot" w:pos="9350"/>
+            </w:tabs>
+            <w:rPr>
+              <w:rFonts w:eastAsiaTheme="minorEastAsia"/>
+              <w:noProof/>
+              <w:sz w:val="22"/>
+              <w:szCs w:val="22"/>
+            </w:rPr>
+          </w:pPr>
+          <w:hyperlink w:anchor="_Toc235006859" w:history="1">
+            <w:r>
+              <w:rPr>
+                <w:rStyle w:val="Hyperlink"/>
+                <w:rFonts w:ascii="Times New Roman" w:hAnsi="Times New Roman" w:cs="Times New Roman"/>
+                <w:noProof/>
+                <w:sz w:val="22"/>
+                <w:szCs w:val="22"/>
+              </w:rPr>
+              <w:t>5.3. Cerință unitară simplă</w:t>
+            </w:r>
+            <w:r>
+              <w:rPr>
+                <w:noProof/>
+                <w:webHidden/>
+                <w:sz w:val="22"/>
+                <w:szCs w:val="22"/>
+              </w:rPr>
+              <w:tab/>
+            </w:r>
+            <w:r>
+              <w:rPr>
+                <w:noProof/>
+                <w:webHidden/>
+                <w:sz w:val="22"/>
+                <w:szCs w:val="22"/>
+              </w:rPr>
+              <w:fldChar w:fldCharType="begin"/>
+            </w:r>
+            <w:r>
+              <w:rPr>
+                <w:noProof/>
+                <w:webHidden/>
+                <w:sz w:val="22"/>
+                <w:szCs w:val="22"/>
+              </w:rPr>
+              <w:instrText xml:space="preserve"> PAGEREF _Toc235006859 \h </w:instrText>
+            </w:r>
+            <w:r>
+              <w:rPr>
+                <w:noProof/>
+                <w:webHidden/>
+                <w:sz w:val="22"/>
+                <w:szCs w:val="22"/>
+              </w:rPr>
+            </w:r>
+            <w:r>
+              <w:rPr>
+                <w:noProof/>
+                <w:webHidden/>
+                <w:sz w:val="22"/>
+                <w:szCs w:val="22"/>
+              </w:rPr>
+              <w:fldChar w:fldCharType="separate"/>
+            </w:r>
+            <w:r>
+              <w:rPr>
+                <w:noProof/>
+                <w:webHidden/>
+                <w:sz w:val="22"/>
+                <w:szCs w:val="22"/>
+              </w:rPr>
+              <w:t>6</w:t>
+            </w:r>
+            <w:r>
+              <w:rPr>
+                <w:noProof/>
+                <w:webHidden/>
+                <w:sz w:val="22"/>
+                <w:szCs w:val="22"/>
+              </w:rPr>
+              <w:fldChar w:fldCharType="end"/>
+            </w:r>
+          </w:hyperlink>
+        </w:p>
+        <w:p>
+          <w:pPr>
+            <w:pStyle w:val="TOC3"/>
+            <w:tabs>
+              <w:tab w:val="right" w:leader="dot" w:pos="9350"/>
+            </w:tabs>
+            <w:rPr>
+              <w:rFonts w:eastAsiaTheme="minorEastAsia"/>
+              <w:noProof/>
+              <w:sz w:val="22"/>
+              <w:szCs w:val="22"/>
+            </w:rPr>
+          </w:pPr>
+          <w:hyperlink w:anchor="_Toc235006860" w:history="1">
+            <w:r>
+              <w:rPr>
+                <w:rStyle w:val="Hyperlink"/>
+                <w:rFonts w:ascii="Times New Roman" w:hAnsi="Times New Roman" w:cs="Times New Roman"/>
+                <w:noProof/>
+                <w:sz w:val="22"/>
+                <w:szCs w:val="22"/>
+              </w:rPr>
+              <w:t>5.4. Integrarea în cadrul aplicației</w:t>
+            </w:r>
+            <w:r>
+              <w:rPr>
+                <w:noProof/>
+                <w:webHidden/>
+                <w:sz w:val="22"/>
+                <w:szCs w:val="22"/>
+              </w:rPr>
+              <w:tab/>
+            </w:r>
+            <w:r>
+              <w:rPr>
+                <w:noProof/>
+                <w:webHidden/>
+                <w:sz w:val="22"/>
+                <w:szCs w:val="22"/>
+              </w:rPr>
+              <w:fldChar w:fldCharType="begin"/>
+            </w:r>
+            <w:r>
+              <w:rPr>
+                <w:noProof/>
+                <w:webHidden/>
+                <w:sz w:val="22"/>
+                <w:szCs w:val="22"/>
+              </w:rPr>
+              <w:instrText xml:space="preserve"> PAGEREF _Toc235006860 \h </w:instrText>
+            </w:r>
+            <w:r>
+              <w:rPr>
+                <w:noProof/>
+                <w:webHidden/>
+                <w:sz w:val="22"/>
+                <w:szCs w:val="22"/>
+              </w:rPr>
+            </w:r>
+            <w:r>
+              <w:rPr>
+                <w:noProof/>
+                <w:webHidden/>
+                <w:sz w:val="22"/>
+                <w:szCs w:val="22"/>
+              </w:rPr>
+              <w:fldChar w:fldCharType="separate"/>
+            </w:r>
+            <w:r>
+              <w:rPr>
+                <w:noProof/>
+                <w:webHidden/>
+                <w:sz w:val="22"/>
+                <w:szCs w:val="22"/>
+              </w:rPr>
+              <w:t>7</w:t>
+            </w:r>
+            <w:r>
+              <w:rPr>
+                <w:noProof/>
+                <w:webHidden/>
+                <w:sz w:val="22"/>
+                <w:szCs w:val="22"/>
               </w:rPr>
               <w:fldChar w:fldCharType="end"/>
             </w:r>
@@ -544,9 +2416,11 @@
             <w:rPr>
               <w:rFonts w:eastAsiaTheme="minorEastAsia"/>
               <w:noProof/>
+              <w:sz w:val="22"/>
+              <w:szCs w:val="22"/>
             </w:rPr>
           </w:pPr>
-          <w:hyperlink w:anchor="_Toc234912040" w:history="1">
+          <w:hyperlink w:anchor="_Toc235006861" w:history="1">
             <w:r>
               <w:rPr>
                 <w:rStyle w:val="Hyperlink"/>
@@ -554,13 +2428,17 @@
                 <w:b/>
                 <w:bCs/>
                 <w:noProof/>
-              </w:rPr>
-              <w:t>2. Utilitarul inotify</w:t>
-            </w:r>
-            <w:r>
-              <w:rPr>
-                <w:noProof/>
-                <w:webHidden/>
+                <w:sz w:val="22"/>
+                <w:szCs w:val="22"/>
+              </w:rPr>
+              <w:t>Cerințe pentru aplicația ca întreg</w:t>
+            </w:r>
+            <w:r>
+              <w:rPr>
+                <w:noProof/>
+                <w:webHidden/>
+                <w:sz w:val="22"/>
+                <w:szCs w:val="22"/>
               </w:rPr>
               <w:tab/>
             </w:r>
@@ -568,6 +2446,8 @@
               <w:rPr>
                 <w:noProof/>
                 <w:webHidden/>
+                <w:sz w:val="22"/>
+                <w:szCs w:val="22"/>
               </w:rPr>
               <w:fldChar w:fldCharType="begin"/>
             </w:r>
@@ -575,19 +2455,25 @@
               <w:rPr>
                 <w:noProof/>
                 <w:webHidden/>
-              </w:rPr>
-              <w:instrText xml:space="preserve"> PAGEREF _Toc234912040 \h </w:instrText>
-            </w:r>
-            <w:r>
-              <w:rPr>
-                <w:noProof/>
-                <w:webHidden/>
-              </w:rPr>
-            </w:r>
-            <w:r>
-              <w:rPr>
-                <w:noProof/>
-                <w:webHidden/>
+                <w:sz w:val="22"/>
+                <w:szCs w:val="22"/>
+              </w:rPr>
+              <w:instrText xml:space="preserve"> PAGEREF _Toc235006861 \h </w:instrText>
+            </w:r>
+            <w:r>
+              <w:rPr>
+                <w:noProof/>
+                <w:webHidden/>
+                <w:sz w:val="22"/>
+                <w:szCs w:val="22"/>
+              </w:rPr>
+            </w:r>
+            <w:r>
+              <w:rPr>
+                <w:noProof/>
+                <w:webHidden/>
+                <w:sz w:val="22"/>
+                <w:szCs w:val="22"/>
               </w:rPr>
               <w:fldChar w:fldCharType="separate"/>
             </w:r>
@@ -595,13 +2481,17 @@
               <w:rPr>
                 <w:noProof/>
                 <w:webHidden/>
-              </w:rPr>
-              <w:t>3</w:t>
-            </w:r>
-            <w:r>
-              <w:rPr>
-                <w:noProof/>
-                <w:webHidden/>
+                <w:sz w:val="22"/>
+                <w:szCs w:val="22"/>
+              </w:rPr>
+              <w:t>7</w:t>
+            </w:r>
+            <w:r>
+              <w:rPr>
+                <w:noProof/>
+                <w:webHidden/>
+                <w:sz w:val="22"/>
+                <w:szCs w:val="22"/>
               </w:rPr>
               <w:fldChar w:fldCharType="end"/>
             </w:r>
@@ -616,21 +2506,29 @@
             <w:rPr>
               <w:rFonts w:eastAsiaTheme="minorEastAsia"/>
               <w:noProof/>
+              <w:sz w:val="22"/>
+              <w:szCs w:val="22"/>
             </w:rPr>
           </w:pPr>
-          <w:hyperlink w:anchor="_Toc234912041" w:history="1">
+          <w:hyperlink w:anchor="_Toc235006862" w:history="1">
             <w:r>
               <w:rPr>
                 <w:rStyle w:val="Hyperlink"/>
                 <w:rFonts w:ascii="Times New Roman" w:hAnsi="Times New Roman" w:cs="Times New Roman"/>
-                <w:noProof/>
-              </w:rPr>
-              <w:t>2.1. Descriere teoretică</w:t>
-            </w:r>
-            <w:r>
-              <w:rPr>
-                <w:noProof/>
-                <w:webHidden/>
+                <w:b/>
+                <w:bCs/>
+                <w:noProof/>
+                <w:sz w:val="22"/>
+                <w:szCs w:val="22"/>
+              </w:rPr>
+              <w:t>6. Cerințe pentru aplicație ca întreg</w:t>
+            </w:r>
+            <w:r>
+              <w:rPr>
+                <w:noProof/>
+                <w:webHidden/>
+                <w:sz w:val="22"/>
+                <w:szCs w:val="22"/>
               </w:rPr>
               <w:tab/>
             </w:r>
@@ -638,6 +2536,8 @@
               <w:rPr>
                 <w:noProof/>
                 <w:webHidden/>
+                <w:sz w:val="22"/>
+                <w:szCs w:val="22"/>
               </w:rPr>
               <w:fldChar w:fldCharType="begin"/>
             </w:r>
@@ -645,19 +2545,25 @@
               <w:rPr>
                 <w:noProof/>
                 <w:webHidden/>
-              </w:rPr>
-              <w:instrText xml:space="preserve"> PAGEREF _Toc234912041 \h </w:instrText>
-            </w:r>
-            <w:r>
-              <w:rPr>
-                <w:noProof/>
-                <w:webHidden/>
-              </w:rPr>
-            </w:r>
-            <w:r>
-              <w:rPr>
-                <w:noProof/>
-                <w:webHidden/>
+                <w:sz w:val="22"/>
+                <w:szCs w:val="22"/>
+              </w:rPr>
+              <w:instrText xml:space="preserve"> PAGEREF _Toc235006862 \h </w:instrText>
+            </w:r>
+            <w:r>
+              <w:rPr>
+                <w:noProof/>
+                <w:webHidden/>
+                <w:sz w:val="22"/>
+                <w:szCs w:val="22"/>
+              </w:rPr>
+            </w:r>
+            <w:r>
+              <w:rPr>
+                <w:noProof/>
+                <w:webHidden/>
+                <w:sz w:val="22"/>
+                <w:szCs w:val="22"/>
               </w:rPr>
               <w:fldChar w:fldCharType="separate"/>
             </w:r>
@@ -665,13 +2571,17 @@
               <w:rPr>
                 <w:noProof/>
                 <w:webHidden/>
-              </w:rPr>
-              <w:t>3</w:t>
-            </w:r>
-            <w:r>
-              <w:rPr>
-                <w:noProof/>
-                <w:webHidden/>
+                <w:sz w:val="22"/>
+                <w:szCs w:val="22"/>
+              </w:rPr>
+              <w:t>7</w:t>
+            </w:r>
+            <w:r>
+              <w:rPr>
+                <w:noProof/>
+                <w:webHidden/>
+                <w:sz w:val="22"/>
+                <w:szCs w:val="22"/>
               </w:rPr>
               <w:fldChar w:fldCharType="end"/>
             </w:r>
@@ -679,28 +2589,34 @@
         </w:p>
         <w:p>
           <w:pPr>
-            <w:pStyle w:val="TOC2"/>
+            <w:pStyle w:val="TOC3"/>
             <w:tabs>
               <w:tab w:val="right" w:leader="dot" w:pos="9350"/>
             </w:tabs>
             <w:rPr>
               <w:rFonts w:eastAsiaTheme="minorEastAsia"/>
               <w:noProof/>
+              <w:sz w:val="22"/>
+              <w:szCs w:val="22"/>
             </w:rPr>
           </w:pPr>
-          <w:hyperlink w:anchor="_Toc234912042" w:history="1">
+          <w:hyperlink w:anchor="_Toc235006863" w:history="1">
             <w:r>
               <w:rPr>
                 <w:rStyle w:val="Hyperlink"/>
                 <w:rFonts w:ascii="Times New Roman" w:hAnsi="Times New Roman" w:cs="Times New Roman"/>
                 <w:noProof/>
-              </w:rPr>
-              <w:t>2.2. Instalare</w:t>
-            </w:r>
-            <w:r>
-              <w:rPr>
-                <w:noProof/>
-                <w:webHidden/>
+                <w:sz w:val="22"/>
+                <w:szCs w:val="22"/>
+              </w:rPr>
+              <w:t>6.1. Arhitectura generală și mediul de execuție</w:t>
+            </w:r>
+            <w:r>
+              <w:rPr>
+                <w:noProof/>
+                <w:webHidden/>
+                <w:sz w:val="22"/>
+                <w:szCs w:val="22"/>
               </w:rPr>
               <w:tab/>
             </w:r>
@@ -708,6 +2624,8 @@
               <w:rPr>
                 <w:noProof/>
                 <w:webHidden/>
+                <w:sz w:val="22"/>
+                <w:szCs w:val="22"/>
               </w:rPr>
               <w:fldChar w:fldCharType="begin"/>
             </w:r>
@@ -715,19 +2633,25 @@
               <w:rPr>
                 <w:noProof/>
                 <w:webHidden/>
-              </w:rPr>
-              <w:instrText xml:space="preserve"> PAGEREF _Toc234912042 \h </w:instrText>
-            </w:r>
-            <w:r>
-              <w:rPr>
-                <w:noProof/>
-                <w:webHidden/>
-              </w:rPr>
-            </w:r>
-            <w:r>
-              <w:rPr>
-                <w:noProof/>
-                <w:webHidden/>
+                <w:sz w:val="22"/>
+                <w:szCs w:val="22"/>
+              </w:rPr>
+              <w:instrText xml:space="preserve"> PAGEREF _Toc235006863 \h </w:instrText>
+            </w:r>
+            <w:r>
+              <w:rPr>
+                <w:noProof/>
+                <w:webHidden/>
+                <w:sz w:val="22"/>
+                <w:szCs w:val="22"/>
+              </w:rPr>
+            </w:r>
+            <w:r>
+              <w:rPr>
+                <w:noProof/>
+                <w:webHidden/>
+                <w:sz w:val="22"/>
+                <w:szCs w:val="22"/>
               </w:rPr>
               <w:fldChar w:fldCharType="separate"/>
             </w:r>
@@ -735,13 +2659,17 @@
               <w:rPr>
                 <w:noProof/>
                 <w:webHidden/>
-              </w:rPr>
-              <w:t>3</w:t>
-            </w:r>
-            <w:r>
-              <w:rPr>
-                <w:noProof/>
-                <w:webHidden/>
+                <w:sz w:val="22"/>
+                <w:szCs w:val="22"/>
+              </w:rPr>
+              <w:t>7</w:t>
+            </w:r>
+            <w:r>
+              <w:rPr>
+                <w:noProof/>
+                <w:webHidden/>
+                <w:sz w:val="22"/>
+                <w:szCs w:val="22"/>
               </w:rPr>
               <w:fldChar w:fldCharType="end"/>
             </w:r>
@@ -749,28 +2677,34 @@
         </w:p>
         <w:p>
           <w:pPr>
-            <w:pStyle w:val="TOC2"/>
+            <w:pStyle w:val="TOC3"/>
             <w:tabs>
               <w:tab w:val="right" w:leader="dot" w:pos="9350"/>
             </w:tabs>
             <w:rPr>
               <w:rFonts w:eastAsiaTheme="minorEastAsia"/>
               <w:noProof/>
+              <w:sz w:val="22"/>
+              <w:szCs w:val="22"/>
             </w:rPr>
           </w:pPr>
-          <w:hyperlink w:anchor="_Toc234912043" w:history="1">
+          <w:hyperlink w:anchor="_Toc235006864" w:history="1">
             <w:r>
               <w:rPr>
                 <w:rStyle w:val="Hyperlink"/>
                 <w:rFonts w:ascii="Times New Roman" w:hAnsi="Times New Roman" w:cs="Times New Roman"/>
                 <w:noProof/>
-              </w:rPr>
-              <w:t>2.3. Cerință unitară simplă</w:t>
-            </w:r>
-            <w:r>
-              <w:rPr>
-                <w:noProof/>
-                <w:webHidden/>
+                <w:sz w:val="22"/>
+                <w:szCs w:val="22"/>
+              </w:rPr>
+              <w:t>6.2. Cerințe Funcționale (CF)</w:t>
+            </w:r>
+            <w:r>
+              <w:rPr>
+                <w:noProof/>
+                <w:webHidden/>
+                <w:sz w:val="22"/>
+                <w:szCs w:val="22"/>
               </w:rPr>
               <w:tab/>
             </w:r>
@@ -778,6 +2712,8 @@
               <w:rPr>
                 <w:noProof/>
                 <w:webHidden/>
+                <w:sz w:val="22"/>
+                <w:szCs w:val="22"/>
               </w:rPr>
               <w:fldChar w:fldCharType="begin"/>
             </w:r>
@@ -785,19 +2721,25 @@
               <w:rPr>
                 <w:noProof/>
                 <w:webHidden/>
-              </w:rPr>
-              <w:instrText xml:space="preserve"> PAGEREF _Toc234912043 \h </w:instrText>
-            </w:r>
-            <w:r>
-              <w:rPr>
-                <w:noProof/>
-                <w:webHidden/>
-              </w:rPr>
-            </w:r>
-            <w:r>
-              <w:rPr>
-                <w:noProof/>
-                <w:webHidden/>
+                <w:sz w:val="22"/>
+                <w:szCs w:val="22"/>
+              </w:rPr>
+              <w:instrText xml:space="preserve"> PAGEREF _Toc235006864 \h </w:instrText>
+            </w:r>
+            <w:r>
+              <w:rPr>
+                <w:noProof/>
+                <w:webHidden/>
+                <w:sz w:val="22"/>
+                <w:szCs w:val="22"/>
+              </w:rPr>
+            </w:r>
+            <w:r>
+              <w:rPr>
+                <w:noProof/>
+                <w:webHidden/>
+                <w:sz w:val="22"/>
+                <w:szCs w:val="22"/>
               </w:rPr>
               <w:fldChar w:fldCharType="separate"/>
             </w:r>
@@ -805,13 +2747,17 @@
               <w:rPr>
                 <w:noProof/>
                 <w:webHidden/>
-              </w:rPr>
-              <w:t>3</w:t>
-            </w:r>
-            <w:r>
-              <w:rPr>
-                <w:noProof/>
-                <w:webHidden/>
+                <w:sz w:val="22"/>
+                <w:szCs w:val="22"/>
+              </w:rPr>
+              <w:t>7</w:t>
+            </w:r>
+            <w:r>
+              <w:rPr>
+                <w:noProof/>
+                <w:webHidden/>
+                <w:sz w:val="22"/>
+                <w:szCs w:val="22"/>
               </w:rPr>
               <w:fldChar w:fldCharType="end"/>
             </w:r>
@@ -819,28 +2765,34 @@
         </w:p>
         <w:p>
           <w:pPr>
-            <w:pStyle w:val="TOC2"/>
+            <w:pStyle w:val="TOC3"/>
             <w:tabs>
               <w:tab w:val="right" w:leader="dot" w:pos="9350"/>
             </w:tabs>
             <w:rPr>
               <w:rFonts w:eastAsiaTheme="minorEastAsia"/>
               <w:noProof/>
+              <w:sz w:val="22"/>
+              <w:szCs w:val="22"/>
             </w:rPr>
           </w:pPr>
-          <w:hyperlink w:anchor="_Toc234912044" w:history="1">
+          <w:hyperlink w:anchor="_Toc235006865" w:history="1">
             <w:r>
               <w:rPr>
                 <w:rStyle w:val="Hyperlink"/>
                 <w:rFonts w:ascii="Times New Roman" w:hAnsi="Times New Roman" w:cs="Times New Roman"/>
                 <w:noProof/>
-              </w:rPr>
-              <w:t>2.4. Integrarea în cadrul aplicației</w:t>
-            </w:r>
-            <w:r>
-              <w:rPr>
-                <w:noProof/>
-                <w:webHidden/>
+                <w:sz w:val="22"/>
+                <w:szCs w:val="22"/>
+              </w:rPr>
+              <w:t>6.3. Cerințe Non-Funcționale (CNF)</w:t>
+            </w:r>
+            <w:r>
+              <w:rPr>
+                <w:noProof/>
+                <w:webHidden/>
+                <w:sz w:val="22"/>
+                <w:szCs w:val="22"/>
               </w:rPr>
               <w:tab/>
             </w:r>
@@ -848,6 +2800,8 @@
               <w:rPr>
                 <w:noProof/>
                 <w:webHidden/>
+                <w:sz w:val="22"/>
+                <w:szCs w:val="22"/>
               </w:rPr>
               <w:fldChar w:fldCharType="begin"/>
             </w:r>
@@ -855,19 +2809,25 @@
               <w:rPr>
                 <w:noProof/>
                 <w:webHidden/>
-              </w:rPr>
-              <w:instrText xml:space="preserve"> PAGEREF _Toc234912044 \h </w:instrText>
-            </w:r>
-            <w:r>
-              <w:rPr>
-                <w:noProof/>
-                <w:webHidden/>
-              </w:rPr>
-            </w:r>
-            <w:r>
-              <w:rPr>
-                <w:noProof/>
-                <w:webHidden/>
+                <w:sz w:val="22"/>
+                <w:szCs w:val="22"/>
+              </w:rPr>
+              <w:instrText xml:space="preserve"> PAGEREF _Toc235006865 \h </w:instrText>
+            </w:r>
+            <w:r>
+              <w:rPr>
+                <w:noProof/>
+                <w:webHidden/>
+                <w:sz w:val="22"/>
+                <w:szCs w:val="22"/>
+              </w:rPr>
+            </w:r>
+            <w:r>
+              <w:rPr>
+                <w:noProof/>
+                <w:webHidden/>
+                <w:sz w:val="22"/>
+                <w:szCs w:val="22"/>
               </w:rPr>
               <w:fldChar w:fldCharType="separate"/>
             </w:r>
@@ -875,13 +2835,17 @@
               <w:rPr>
                 <w:noProof/>
                 <w:webHidden/>
-              </w:rPr>
-              <w:t>4</w:t>
-            </w:r>
-            <w:r>
-              <w:rPr>
-                <w:noProof/>
-                <w:webHidden/>
+                <w:sz w:val="22"/>
+                <w:szCs w:val="22"/>
+              </w:rPr>
+              <w:t>8</w:t>
+            </w:r>
+            <w:r>
+              <w:rPr>
+                <w:noProof/>
+                <w:webHidden/>
+                <w:sz w:val="22"/>
+                <w:szCs w:val="22"/>
               </w:rPr>
               <w:fldChar w:fldCharType="end"/>
             </w:r>
@@ -889,30 +2853,34 @@
         </w:p>
         <w:p>
           <w:pPr>
-            <w:pStyle w:val="TOC1"/>
+            <w:pStyle w:val="TOC3"/>
             <w:tabs>
               <w:tab w:val="right" w:leader="dot" w:pos="9350"/>
             </w:tabs>
             <w:rPr>
               <w:rFonts w:eastAsiaTheme="minorEastAsia"/>
               <w:noProof/>
+              <w:sz w:val="22"/>
+              <w:szCs w:val="22"/>
             </w:rPr>
           </w:pPr>
-          <w:hyperlink w:anchor="_Toc234912045" w:history="1">
+          <w:hyperlink w:anchor="_Toc235006866" w:history="1">
             <w:r>
               <w:rPr>
                 <w:rStyle w:val="Hyperlink"/>
                 <w:rFonts w:ascii="Times New Roman" w:hAnsi="Times New Roman" w:cs="Times New Roman"/>
-                <w:b/>
-                <w:bCs/>
-                <w:noProof/>
-              </w:rPr>
-              <w:t>3. Protocolul SSH și utilitarul SCP</w:t>
-            </w:r>
-            <w:r>
-              <w:rPr>
-                <w:noProof/>
-                <w:webHidden/>
+                <w:noProof/>
+                <w:sz w:val="22"/>
+                <w:szCs w:val="22"/>
+              </w:rPr>
+              <w:t>6.4. Limite și constrângeri</w:t>
+            </w:r>
+            <w:r>
+              <w:rPr>
+                <w:noProof/>
+                <w:webHidden/>
+                <w:sz w:val="22"/>
+                <w:szCs w:val="22"/>
               </w:rPr>
               <w:tab/>
             </w:r>
@@ -920,6 +2888,8 @@
               <w:rPr>
                 <w:noProof/>
                 <w:webHidden/>
+                <w:sz w:val="22"/>
+                <w:szCs w:val="22"/>
               </w:rPr>
               <w:fldChar w:fldCharType="begin"/>
             </w:r>
@@ -927,19 +2897,25 @@
               <w:rPr>
                 <w:noProof/>
                 <w:webHidden/>
-              </w:rPr>
-              <w:instrText xml:space="preserve"> PAGEREF _Toc234912045 \h </w:instrText>
-            </w:r>
-            <w:r>
-              <w:rPr>
-                <w:noProof/>
-                <w:webHidden/>
-              </w:rPr>
-            </w:r>
-            <w:r>
-              <w:rPr>
-                <w:noProof/>
-                <w:webHidden/>
+                <w:sz w:val="22"/>
+                <w:szCs w:val="22"/>
+              </w:rPr>
+              <w:instrText xml:space="preserve"> PAGEREF _Toc235006866 \h </w:instrText>
+            </w:r>
+            <w:r>
+              <w:rPr>
+                <w:noProof/>
+                <w:webHidden/>
+                <w:sz w:val="22"/>
+                <w:szCs w:val="22"/>
+              </w:rPr>
+            </w:r>
+            <w:r>
+              <w:rPr>
+                <w:noProof/>
+                <w:webHidden/>
+                <w:sz w:val="22"/>
+                <w:szCs w:val="22"/>
               </w:rPr>
               <w:fldChar w:fldCharType="separate"/>
             </w:r>
@@ -947,13 +2923,17 @@
               <w:rPr>
                 <w:noProof/>
                 <w:webHidden/>
-              </w:rPr>
-              <w:t>4</w:t>
-            </w:r>
-            <w:r>
-              <w:rPr>
-                <w:noProof/>
-                <w:webHidden/>
+                <w:sz w:val="22"/>
+                <w:szCs w:val="22"/>
+              </w:rPr>
+              <w:t>8</w:t>
+            </w:r>
+            <w:r>
+              <w:rPr>
+                <w:noProof/>
+                <w:webHidden/>
+                <w:sz w:val="22"/>
+                <w:szCs w:val="22"/>
               </w:rPr>
               <w:fldChar w:fldCharType="end"/>
             </w:r>
@@ -961,28 +2941,34 @@
         </w:p>
         <w:p>
           <w:pPr>
-            <w:pStyle w:val="TOC2"/>
+            <w:pStyle w:val="TOC3"/>
             <w:tabs>
               <w:tab w:val="right" w:leader="dot" w:pos="9350"/>
             </w:tabs>
             <w:rPr>
               <w:rFonts w:eastAsiaTheme="minorEastAsia"/>
               <w:noProof/>
+              <w:sz w:val="22"/>
+              <w:szCs w:val="22"/>
             </w:rPr>
           </w:pPr>
-          <w:hyperlink w:anchor="_Toc234912046" w:history="1">
+          <w:hyperlink w:anchor="_Toc235006867" w:history="1">
             <w:r>
               <w:rPr>
                 <w:rStyle w:val="Hyperlink"/>
                 <w:rFonts w:ascii="Times New Roman" w:hAnsi="Times New Roman" w:cs="Times New Roman"/>
                 <w:noProof/>
-              </w:rPr>
-              <w:t>3.1. Descriere teoretică</w:t>
-            </w:r>
-            <w:r>
-              <w:rPr>
-                <w:noProof/>
-                <w:webHidden/>
+                <w:sz w:val="22"/>
+                <w:szCs w:val="22"/>
+              </w:rPr>
+              <w:t>6.5. Modul de utilizare</w:t>
+            </w:r>
+            <w:r>
+              <w:rPr>
+                <w:noProof/>
+                <w:webHidden/>
+                <w:sz w:val="22"/>
+                <w:szCs w:val="22"/>
               </w:rPr>
               <w:tab/>
             </w:r>
@@ -990,6 +2976,8 @@
               <w:rPr>
                 <w:noProof/>
                 <w:webHidden/>
+                <w:sz w:val="22"/>
+                <w:szCs w:val="22"/>
               </w:rPr>
               <w:fldChar w:fldCharType="begin"/>
             </w:r>
@@ -997,19 +2985,25 @@
               <w:rPr>
                 <w:noProof/>
                 <w:webHidden/>
-              </w:rPr>
-              <w:instrText xml:space="preserve"> PAGEREF _Toc234912046 \h </w:instrText>
-            </w:r>
-            <w:r>
-              <w:rPr>
-                <w:noProof/>
-                <w:webHidden/>
-              </w:rPr>
-            </w:r>
-            <w:r>
-              <w:rPr>
-                <w:noProof/>
-                <w:webHidden/>
+                <w:sz w:val="22"/>
+                <w:szCs w:val="22"/>
+              </w:rPr>
+              <w:instrText xml:space="preserve"> PAGEREF _Toc235006867 \h </w:instrText>
+            </w:r>
+            <w:r>
+              <w:rPr>
+                <w:noProof/>
+                <w:webHidden/>
+                <w:sz w:val="22"/>
+                <w:szCs w:val="22"/>
+              </w:rPr>
+            </w:r>
+            <w:r>
+              <w:rPr>
+                <w:noProof/>
+                <w:webHidden/>
+                <w:sz w:val="22"/>
+                <w:szCs w:val="22"/>
               </w:rPr>
               <w:fldChar w:fldCharType="separate"/>
             </w:r>
@@ -1017,927 +3011,17 @@
               <w:rPr>
                 <w:noProof/>
                 <w:webHidden/>
-              </w:rPr>
-              <w:t>4</w:t>
-            </w:r>
-            <w:r>
-              <w:rPr>
-                <w:noProof/>
-                <w:webHidden/>
-              </w:rPr>
-              <w:fldChar w:fldCharType="end"/>
-            </w:r>
-          </w:hyperlink>
-        </w:p>
-        <w:p>
-          <w:pPr>
-            <w:pStyle w:val="TOC2"/>
-            <w:tabs>
-              <w:tab w:val="right" w:leader="dot" w:pos="9350"/>
-            </w:tabs>
-            <w:rPr>
-              <w:rFonts w:eastAsiaTheme="minorEastAsia"/>
-              <w:noProof/>
-            </w:rPr>
-          </w:pPr>
-          <w:hyperlink w:anchor="_Toc234912047" w:history="1">
-            <w:r>
-              <w:rPr>
-                <w:rStyle w:val="Hyperlink"/>
-                <w:rFonts w:ascii="Times New Roman" w:hAnsi="Times New Roman" w:cs="Times New Roman"/>
-                <w:noProof/>
-              </w:rPr>
-              <w:t>3.2. Instalare</w:t>
-            </w:r>
-            <w:r>
-              <w:rPr>
-                <w:noProof/>
-                <w:webHidden/>
-              </w:rPr>
-              <w:tab/>
-            </w:r>
-            <w:r>
-              <w:rPr>
-                <w:noProof/>
-                <w:webHidden/>
-              </w:rPr>
-              <w:fldChar w:fldCharType="begin"/>
-            </w:r>
-            <w:r>
-              <w:rPr>
-                <w:noProof/>
-                <w:webHidden/>
-              </w:rPr>
-              <w:instrText xml:space="preserve"> PAGEREF _Toc234912047 \h </w:instrText>
-            </w:r>
-            <w:r>
-              <w:rPr>
-                <w:noProof/>
-                <w:webHidden/>
-              </w:rPr>
-            </w:r>
-            <w:r>
-              <w:rPr>
-                <w:noProof/>
-                <w:webHidden/>
-              </w:rPr>
-              <w:fldChar w:fldCharType="separate"/>
-            </w:r>
-            <w:r>
-              <w:rPr>
-                <w:noProof/>
-                <w:webHidden/>
-              </w:rPr>
-              <w:t>4</w:t>
-            </w:r>
-            <w:r>
-              <w:rPr>
-                <w:noProof/>
-                <w:webHidden/>
-              </w:rPr>
-              <w:fldChar w:fldCharType="end"/>
-            </w:r>
-          </w:hyperlink>
-        </w:p>
-        <w:p>
-          <w:pPr>
-            <w:pStyle w:val="TOC2"/>
-            <w:tabs>
-              <w:tab w:val="right" w:leader="dot" w:pos="9350"/>
-            </w:tabs>
-            <w:rPr>
-              <w:rFonts w:eastAsiaTheme="minorEastAsia"/>
-              <w:noProof/>
-            </w:rPr>
-          </w:pPr>
-          <w:hyperlink w:anchor="_Toc234912048" w:history="1">
-            <w:r>
-              <w:rPr>
-                <w:rStyle w:val="Hyperlink"/>
-                <w:rFonts w:ascii="Times New Roman" w:hAnsi="Times New Roman" w:cs="Times New Roman"/>
-                <w:noProof/>
-              </w:rPr>
-              <w:t>3.3. Cerință unitară</w:t>
-            </w:r>
-            <w:r>
-              <w:rPr>
-                <w:noProof/>
-                <w:webHidden/>
-              </w:rPr>
-              <w:tab/>
-            </w:r>
-            <w:r>
-              <w:rPr>
-                <w:noProof/>
-                <w:webHidden/>
-              </w:rPr>
-              <w:fldChar w:fldCharType="begin"/>
-            </w:r>
-            <w:r>
-              <w:rPr>
-                <w:noProof/>
-                <w:webHidden/>
-              </w:rPr>
-              <w:instrText xml:space="preserve"> PAGEREF _Toc234912048 \h </w:instrText>
-            </w:r>
-            <w:r>
-              <w:rPr>
-                <w:noProof/>
-                <w:webHidden/>
-              </w:rPr>
-            </w:r>
-            <w:r>
-              <w:rPr>
-                <w:noProof/>
-                <w:webHidden/>
-              </w:rPr>
-              <w:fldChar w:fldCharType="separate"/>
-            </w:r>
-            <w:r>
-              <w:rPr>
-                <w:noProof/>
-                <w:webHidden/>
-              </w:rPr>
-              <w:t>4</w:t>
-            </w:r>
-            <w:r>
-              <w:rPr>
-                <w:noProof/>
-                <w:webHidden/>
-              </w:rPr>
-              <w:fldChar w:fldCharType="end"/>
-            </w:r>
-          </w:hyperlink>
-        </w:p>
-        <w:p>
-          <w:pPr>
-            <w:pStyle w:val="TOC2"/>
-            <w:tabs>
-              <w:tab w:val="right" w:leader="dot" w:pos="9350"/>
-            </w:tabs>
-            <w:rPr>
-              <w:rFonts w:eastAsiaTheme="minorEastAsia"/>
-              <w:noProof/>
-            </w:rPr>
-          </w:pPr>
-          <w:hyperlink w:anchor="_Toc234912049" w:history="1">
-            <w:r>
-              <w:rPr>
-                <w:rStyle w:val="Hyperlink"/>
-                <w:rFonts w:ascii="Times New Roman" w:hAnsi="Times New Roman" w:cs="Times New Roman"/>
-                <w:noProof/>
-              </w:rPr>
-              <w:t>3.4. Integrarea în cadrul aplicației</w:t>
-            </w:r>
-            <w:r>
-              <w:rPr>
-                <w:noProof/>
-                <w:webHidden/>
-              </w:rPr>
-              <w:tab/>
-            </w:r>
-            <w:r>
-              <w:rPr>
-                <w:noProof/>
-                <w:webHidden/>
-              </w:rPr>
-              <w:fldChar w:fldCharType="begin"/>
-            </w:r>
-            <w:r>
-              <w:rPr>
-                <w:noProof/>
-                <w:webHidden/>
-              </w:rPr>
-              <w:instrText xml:space="preserve"> PAGEREF _Toc234912049 \h </w:instrText>
-            </w:r>
-            <w:r>
-              <w:rPr>
-                <w:noProof/>
-                <w:webHidden/>
-              </w:rPr>
-            </w:r>
-            <w:r>
-              <w:rPr>
-                <w:noProof/>
-                <w:webHidden/>
-              </w:rPr>
-              <w:fldChar w:fldCharType="separate"/>
-            </w:r>
-            <w:r>
-              <w:rPr>
-                <w:noProof/>
-                <w:webHidden/>
-              </w:rPr>
-              <w:t>5</w:t>
-            </w:r>
-            <w:r>
-              <w:rPr>
-                <w:noProof/>
-                <w:webHidden/>
-              </w:rPr>
-              <w:fldChar w:fldCharType="end"/>
-            </w:r>
-          </w:hyperlink>
-        </w:p>
-        <w:p>
-          <w:pPr>
-            <w:pStyle w:val="TOC1"/>
-            <w:tabs>
-              <w:tab w:val="right" w:leader="dot" w:pos="9350"/>
-            </w:tabs>
-            <w:rPr>
-              <w:rFonts w:eastAsiaTheme="minorEastAsia"/>
-              <w:noProof/>
-            </w:rPr>
-          </w:pPr>
-          <w:hyperlink w:anchor="_Toc234912050" w:history="1">
-            <w:r>
-              <w:rPr>
-                <w:rStyle w:val="Hyperlink"/>
-                <w:rFonts w:ascii="Times New Roman" w:hAnsi="Times New Roman" w:cs="Times New Roman"/>
-                <w:b/>
-                <w:bCs/>
-                <w:noProof/>
-              </w:rPr>
-              <w:t>4. Sume de control: md5sum / sha256sum</w:t>
-            </w:r>
-            <w:r>
-              <w:rPr>
-                <w:noProof/>
-                <w:webHidden/>
-              </w:rPr>
-              <w:tab/>
-            </w:r>
-            <w:r>
-              <w:rPr>
-                <w:noProof/>
-                <w:webHidden/>
-              </w:rPr>
-              <w:fldChar w:fldCharType="begin"/>
-            </w:r>
-            <w:r>
-              <w:rPr>
-                <w:noProof/>
-                <w:webHidden/>
-              </w:rPr>
-              <w:instrText xml:space="preserve"> PAGEREF _Toc234912050 \h </w:instrText>
-            </w:r>
-            <w:r>
-              <w:rPr>
-                <w:noProof/>
-                <w:webHidden/>
-              </w:rPr>
-            </w:r>
-            <w:r>
-              <w:rPr>
-                <w:noProof/>
-                <w:webHidden/>
-              </w:rPr>
-              <w:fldChar w:fldCharType="separate"/>
-            </w:r>
-            <w:r>
-              <w:rPr>
-                <w:noProof/>
-                <w:webHidden/>
-              </w:rPr>
-              <w:t>5</w:t>
-            </w:r>
-            <w:r>
-              <w:rPr>
-                <w:noProof/>
-                <w:webHidden/>
-              </w:rPr>
-              <w:fldChar w:fldCharType="end"/>
-            </w:r>
-          </w:hyperlink>
-        </w:p>
-        <w:p>
-          <w:pPr>
-            <w:pStyle w:val="TOC2"/>
-            <w:tabs>
-              <w:tab w:val="right" w:leader="dot" w:pos="9350"/>
-            </w:tabs>
-            <w:rPr>
-              <w:rFonts w:eastAsiaTheme="minorEastAsia"/>
-              <w:noProof/>
-            </w:rPr>
-          </w:pPr>
-          <w:hyperlink w:anchor="_Toc234912051" w:history="1">
-            <w:r>
-              <w:rPr>
-                <w:rStyle w:val="Hyperlink"/>
-                <w:rFonts w:ascii="Times New Roman" w:hAnsi="Times New Roman" w:cs="Times New Roman"/>
-                <w:noProof/>
-              </w:rPr>
-              <w:t>4.1. Descriere teoretică</w:t>
-            </w:r>
-            <w:r>
-              <w:rPr>
-                <w:noProof/>
-                <w:webHidden/>
-              </w:rPr>
-              <w:tab/>
-            </w:r>
-            <w:r>
-              <w:rPr>
-                <w:noProof/>
-                <w:webHidden/>
-              </w:rPr>
-              <w:fldChar w:fldCharType="begin"/>
-            </w:r>
-            <w:r>
-              <w:rPr>
-                <w:noProof/>
-                <w:webHidden/>
-              </w:rPr>
-              <w:instrText xml:space="preserve"> PAGEREF _Toc234912051 \h </w:instrText>
-            </w:r>
-            <w:r>
-              <w:rPr>
-                <w:noProof/>
-                <w:webHidden/>
-              </w:rPr>
-            </w:r>
-            <w:r>
-              <w:rPr>
-                <w:noProof/>
-                <w:webHidden/>
-              </w:rPr>
-              <w:fldChar w:fldCharType="separate"/>
-            </w:r>
-            <w:r>
-              <w:rPr>
-                <w:noProof/>
-                <w:webHidden/>
-              </w:rPr>
-              <w:t>5</w:t>
-            </w:r>
-            <w:r>
-              <w:rPr>
-                <w:noProof/>
-                <w:webHidden/>
-              </w:rPr>
-              <w:fldChar w:fldCharType="end"/>
-            </w:r>
-          </w:hyperlink>
-        </w:p>
-        <w:p>
-          <w:pPr>
-            <w:pStyle w:val="TOC2"/>
-            <w:tabs>
-              <w:tab w:val="right" w:leader="dot" w:pos="9350"/>
-            </w:tabs>
-            <w:rPr>
-              <w:rFonts w:eastAsiaTheme="minorEastAsia"/>
-              <w:noProof/>
-            </w:rPr>
-          </w:pPr>
-          <w:hyperlink w:anchor="_Toc234912052" w:history="1">
-            <w:r>
-              <w:rPr>
-                <w:rStyle w:val="Hyperlink"/>
-                <w:rFonts w:ascii="Times New Roman" w:hAnsi="Times New Roman" w:cs="Times New Roman"/>
-                <w:noProof/>
-              </w:rPr>
-              <w:t>4.2. Instalare</w:t>
-            </w:r>
-            <w:r>
-              <w:rPr>
-                <w:noProof/>
-                <w:webHidden/>
-              </w:rPr>
-              <w:tab/>
-            </w:r>
-            <w:r>
-              <w:rPr>
-                <w:noProof/>
-                <w:webHidden/>
-              </w:rPr>
-              <w:fldChar w:fldCharType="begin"/>
-            </w:r>
-            <w:r>
-              <w:rPr>
-                <w:noProof/>
-                <w:webHidden/>
-              </w:rPr>
-              <w:instrText xml:space="preserve"> PAGEREF _Toc234912052 \h </w:instrText>
-            </w:r>
-            <w:r>
-              <w:rPr>
-                <w:noProof/>
-                <w:webHidden/>
-              </w:rPr>
-            </w:r>
-            <w:r>
-              <w:rPr>
-                <w:noProof/>
-                <w:webHidden/>
-              </w:rPr>
-              <w:fldChar w:fldCharType="separate"/>
-            </w:r>
-            <w:r>
-              <w:rPr>
-                <w:noProof/>
-                <w:webHidden/>
-              </w:rPr>
-              <w:t>5</w:t>
-            </w:r>
-            <w:r>
-              <w:rPr>
-                <w:noProof/>
-                <w:webHidden/>
-              </w:rPr>
-              <w:fldChar w:fldCharType="end"/>
-            </w:r>
-          </w:hyperlink>
-        </w:p>
-        <w:p>
-          <w:pPr>
-            <w:pStyle w:val="TOC2"/>
-            <w:tabs>
-              <w:tab w:val="right" w:leader="dot" w:pos="9350"/>
-            </w:tabs>
-            <w:rPr>
-              <w:rFonts w:eastAsiaTheme="minorEastAsia"/>
-              <w:noProof/>
-            </w:rPr>
-          </w:pPr>
-          <w:hyperlink w:anchor="_Toc234912053" w:history="1">
-            <w:r>
-              <w:rPr>
-                <w:rStyle w:val="Hyperlink"/>
-                <w:rFonts w:ascii="Times New Roman" w:hAnsi="Times New Roman" w:cs="Times New Roman"/>
-                <w:noProof/>
-              </w:rPr>
-              <w:t>4.3. Cerință unitară simplă</w:t>
-            </w:r>
-            <w:r>
-              <w:rPr>
-                <w:noProof/>
-                <w:webHidden/>
-              </w:rPr>
-              <w:tab/>
-            </w:r>
-            <w:r>
-              <w:rPr>
-                <w:noProof/>
-                <w:webHidden/>
-              </w:rPr>
-              <w:fldChar w:fldCharType="begin"/>
-            </w:r>
-            <w:r>
-              <w:rPr>
-                <w:noProof/>
-                <w:webHidden/>
-              </w:rPr>
-              <w:instrText xml:space="preserve"> PAGEREF _Toc234912053 \h </w:instrText>
-            </w:r>
-            <w:r>
-              <w:rPr>
-                <w:noProof/>
-                <w:webHidden/>
-              </w:rPr>
-            </w:r>
-            <w:r>
-              <w:rPr>
-                <w:noProof/>
-                <w:webHidden/>
-              </w:rPr>
-              <w:fldChar w:fldCharType="separate"/>
-            </w:r>
-            <w:r>
-              <w:rPr>
-                <w:noProof/>
-                <w:webHidden/>
-              </w:rPr>
-              <w:t>5</w:t>
-            </w:r>
-            <w:r>
-              <w:rPr>
-                <w:noProof/>
-                <w:webHidden/>
-              </w:rPr>
-              <w:fldChar w:fldCharType="end"/>
-            </w:r>
-          </w:hyperlink>
-        </w:p>
-        <w:p>
-          <w:pPr>
-            <w:pStyle w:val="TOC2"/>
-            <w:tabs>
-              <w:tab w:val="right" w:leader="dot" w:pos="9350"/>
-            </w:tabs>
-            <w:rPr>
-              <w:rFonts w:eastAsiaTheme="minorEastAsia"/>
-              <w:noProof/>
-            </w:rPr>
-          </w:pPr>
-          <w:hyperlink w:anchor="_Toc234912054" w:history="1">
-            <w:r>
-              <w:rPr>
-                <w:rStyle w:val="Hyperlink"/>
-                <w:rFonts w:ascii="Times New Roman" w:hAnsi="Times New Roman" w:cs="Times New Roman"/>
-                <w:noProof/>
-              </w:rPr>
-              <w:t>4.4. Integrarea în cadrul aplicației</w:t>
-            </w:r>
-            <w:r>
-              <w:rPr>
-                <w:noProof/>
-                <w:webHidden/>
-              </w:rPr>
-              <w:tab/>
-            </w:r>
-            <w:r>
-              <w:rPr>
-                <w:noProof/>
-                <w:webHidden/>
-              </w:rPr>
-              <w:fldChar w:fldCharType="begin"/>
-            </w:r>
-            <w:r>
-              <w:rPr>
-                <w:noProof/>
-                <w:webHidden/>
-              </w:rPr>
-              <w:instrText xml:space="preserve"> PAGEREF _Toc234912054 \h </w:instrText>
-            </w:r>
-            <w:r>
-              <w:rPr>
-                <w:noProof/>
-                <w:webHidden/>
-              </w:rPr>
-            </w:r>
-            <w:r>
-              <w:rPr>
-                <w:noProof/>
-                <w:webHidden/>
-              </w:rPr>
-              <w:fldChar w:fldCharType="separate"/>
-            </w:r>
-            <w:r>
-              <w:rPr>
-                <w:noProof/>
-                <w:webHidden/>
-              </w:rPr>
-              <w:t>6</w:t>
-            </w:r>
-            <w:r>
-              <w:rPr>
-                <w:noProof/>
-                <w:webHidden/>
-              </w:rPr>
-              <w:fldChar w:fldCharType="end"/>
-            </w:r>
-          </w:hyperlink>
-        </w:p>
-        <w:p>
-          <w:pPr>
-            <w:pStyle w:val="TOC1"/>
-            <w:tabs>
-              <w:tab w:val="right" w:leader="dot" w:pos="9350"/>
-            </w:tabs>
-            <w:rPr>
-              <w:rFonts w:eastAsiaTheme="minorEastAsia"/>
-              <w:noProof/>
-            </w:rPr>
-          </w:pPr>
-          <w:hyperlink w:anchor="_Toc234912055" w:history="1">
-            <w:r>
-              <w:rPr>
-                <w:rStyle w:val="Hyperlink"/>
-                <w:rFonts w:ascii="Times New Roman" w:hAnsi="Times New Roman" w:cs="Times New Roman"/>
-                <w:b/>
-                <w:bCs/>
-                <w:noProof/>
-              </w:rPr>
-              <w:t>5. Utilitarul lsof</w:t>
-            </w:r>
-            <w:r>
-              <w:rPr>
-                <w:noProof/>
-                <w:webHidden/>
-              </w:rPr>
-              <w:tab/>
-            </w:r>
-            <w:r>
-              <w:rPr>
-                <w:noProof/>
-                <w:webHidden/>
-              </w:rPr>
-              <w:fldChar w:fldCharType="begin"/>
-            </w:r>
-            <w:r>
-              <w:rPr>
-                <w:noProof/>
-                <w:webHidden/>
-              </w:rPr>
-              <w:instrText xml:space="preserve"> PAGEREF _Toc234912055 \h </w:instrText>
-            </w:r>
-            <w:r>
-              <w:rPr>
-                <w:noProof/>
-                <w:webHidden/>
-              </w:rPr>
-            </w:r>
-            <w:r>
-              <w:rPr>
-                <w:noProof/>
-                <w:webHidden/>
-              </w:rPr>
-              <w:fldChar w:fldCharType="separate"/>
-            </w:r>
-            <w:r>
-              <w:rPr>
-                <w:noProof/>
-                <w:webHidden/>
-              </w:rPr>
-              <w:t>6</w:t>
-            </w:r>
-            <w:r>
-              <w:rPr>
-                <w:noProof/>
-                <w:webHidden/>
-              </w:rPr>
-              <w:fldChar w:fldCharType="end"/>
-            </w:r>
-          </w:hyperlink>
-        </w:p>
-        <w:p>
-          <w:pPr>
-            <w:pStyle w:val="TOC2"/>
-            <w:tabs>
-              <w:tab w:val="right" w:leader="dot" w:pos="9350"/>
-            </w:tabs>
-            <w:rPr>
-              <w:rFonts w:eastAsiaTheme="minorEastAsia"/>
-              <w:noProof/>
-            </w:rPr>
-          </w:pPr>
-          <w:hyperlink w:anchor="_Toc234912056" w:history="1">
-            <w:r>
-              <w:rPr>
-                <w:rStyle w:val="Hyperlink"/>
-                <w:rFonts w:ascii="Times New Roman" w:hAnsi="Times New Roman" w:cs="Times New Roman"/>
-                <w:noProof/>
-              </w:rPr>
-              <w:t>5.1. Descriere teoretică</w:t>
-            </w:r>
-            <w:r>
-              <w:rPr>
-                <w:noProof/>
-                <w:webHidden/>
-              </w:rPr>
-              <w:tab/>
-            </w:r>
-            <w:r>
-              <w:rPr>
-                <w:noProof/>
-                <w:webHidden/>
-              </w:rPr>
-              <w:fldChar w:fldCharType="begin"/>
-            </w:r>
-            <w:r>
-              <w:rPr>
-                <w:noProof/>
-                <w:webHidden/>
-              </w:rPr>
-              <w:instrText xml:space="preserve"> PAGEREF _Toc234912056 \h </w:instrText>
-            </w:r>
-            <w:r>
-              <w:rPr>
-                <w:noProof/>
-                <w:webHidden/>
-              </w:rPr>
-            </w:r>
-            <w:r>
-              <w:rPr>
-                <w:noProof/>
-                <w:webHidden/>
-              </w:rPr>
-              <w:fldChar w:fldCharType="separate"/>
-            </w:r>
-            <w:r>
-              <w:rPr>
-                <w:noProof/>
-                <w:webHidden/>
-              </w:rPr>
-              <w:t>6</w:t>
-            </w:r>
-            <w:r>
-              <w:rPr>
-                <w:noProof/>
-                <w:webHidden/>
-              </w:rPr>
-              <w:fldChar w:fldCharType="end"/>
-            </w:r>
-          </w:hyperlink>
-        </w:p>
-        <w:p>
-          <w:pPr>
-            <w:pStyle w:val="TOC2"/>
-            <w:tabs>
-              <w:tab w:val="right" w:leader="dot" w:pos="9350"/>
-            </w:tabs>
-            <w:rPr>
-              <w:rFonts w:eastAsiaTheme="minorEastAsia"/>
-              <w:noProof/>
-            </w:rPr>
-          </w:pPr>
-          <w:hyperlink w:anchor="_Toc234912057" w:history="1">
-            <w:r>
-              <w:rPr>
-                <w:rStyle w:val="Hyperlink"/>
-                <w:rFonts w:ascii="Times New Roman" w:hAnsi="Times New Roman" w:cs="Times New Roman"/>
-                <w:noProof/>
-              </w:rPr>
-              <w:t>5.2. Instalare</w:t>
-            </w:r>
-            <w:r>
-              <w:rPr>
-                <w:noProof/>
-                <w:webHidden/>
-              </w:rPr>
-              <w:tab/>
-            </w:r>
-            <w:r>
-              <w:rPr>
-                <w:noProof/>
-                <w:webHidden/>
-              </w:rPr>
-              <w:fldChar w:fldCharType="begin"/>
-            </w:r>
-            <w:r>
-              <w:rPr>
-                <w:noProof/>
-                <w:webHidden/>
-              </w:rPr>
-              <w:instrText xml:space="preserve"> PAGEREF _Toc234912057 \h </w:instrText>
-            </w:r>
-            <w:r>
-              <w:rPr>
-                <w:noProof/>
-                <w:webHidden/>
-              </w:rPr>
-            </w:r>
-            <w:r>
-              <w:rPr>
-                <w:noProof/>
-                <w:webHidden/>
-              </w:rPr>
-              <w:fldChar w:fldCharType="separate"/>
-            </w:r>
-            <w:r>
-              <w:rPr>
-                <w:noProof/>
-                <w:webHidden/>
-              </w:rPr>
-              <w:t>6</w:t>
-            </w:r>
-            <w:r>
-              <w:rPr>
-                <w:noProof/>
-                <w:webHidden/>
-              </w:rPr>
-              <w:fldChar w:fldCharType="end"/>
-            </w:r>
-          </w:hyperlink>
-        </w:p>
-        <w:p>
-          <w:pPr>
-            <w:pStyle w:val="TOC2"/>
-            <w:tabs>
-              <w:tab w:val="right" w:leader="dot" w:pos="9350"/>
-            </w:tabs>
-            <w:rPr>
-              <w:rFonts w:eastAsiaTheme="minorEastAsia"/>
-              <w:noProof/>
-            </w:rPr>
-          </w:pPr>
-          <w:hyperlink w:anchor="_Toc234912058" w:history="1">
-            <w:r>
-              <w:rPr>
-                <w:rStyle w:val="Hyperlink"/>
-                <w:rFonts w:ascii="Times New Roman" w:hAnsi="Times New Roman" w:cs="Times New Roman"/>
-                <w:noProof/>
-              </w:rPr>
-              <w:t>5.3. Cerință unitară simplă</w:t>
-            </w:r>
-            <w:r>
-              <w:rPr>
-                <w:noProof/>
-                <w:webHidden/>
-              </w:rPr>
-              <w:tab/>
-            </w:r>
-            <w:r>
-              <w:rPr>
-                <w:noProof/>
-                <w:webHidden/>
-              </w:rPr>
-              <w:fldChar w:fldCharType="begin"/>
-            </w:r>
-            <w:r>
-              <w:rPr>
-                <w:noProof/>
-                <w:webHidden/>
-              </w:rPr>
-              <w:instrText xml:space="preserve"> PAGEREF _Toc234912058 \h </w:instrText>
-            </w:r>
-            <w:r>
-              <w:rPr>
-                <w:noProof/>
-                <w:webHidden/>
-              </w:rPr>
-            </w:r>
-            <w:r>
-              <w:rPr>
-                <w:noProof/>
-                <w:webHidden/>
-              </w:rPr>
-              <w:fldChar w:fldCharType="separate"/>
-            </w:r>
-            <w:r>
-              <w:rPr>
-                <w:noProof/>
-                <w:webHidden/>
-              </w:rPr>
-              <w:t>6</w:t>
-            </w:r>
-            <w:r>
-              <w:rPr>
-                <w:noProof/>
-                <w:webHidden/>
-              </w:rPr>
-              <w:fldChar w:fldCharType="end"/>
-            </w:r>
-          </w:hyperlink>
-        </w:p>
-        <w:p>
-          <w:pPr>
-            <w:pStyle w:val="TOC2"/>
-            <w:tabs>
-              <w:tab w:val="right" w:leader="dot" w:pos="9350"/>
-            </w:tabs>
-            <w:rPr>
-              <w:rFonts w:eastAsiaTheme="minorEastAsia"/>
-              <w:noProof/>
-            </w:rPr>
-          </w:pPr>
-          <w:hyperlink w:anchor="_Toc234912059" w:history="1">
-            <w:r>
-              <w:rPr>
-                <w:rStyle w:val="Hyperlink"/>
-                <w:rFonts w:ascii="Times New Roman" w:hAnsi="Times New Roman" w:cs="Times New Roman"/>
-                <w:noProof/>
-              </w:rPr>
-              <w:t>5.4. Integrarea în cadrul aplicației</w:t>
-            </w:r>
-            <w:r>
-              <w:rPr>
-                <w:noProof/>
-                <w:webHidden/>
-              </w:rPr>
-              <w:tab/>
-            </w:r>
-            <w:r>
-              <w:rPr>
-                <w:noProof/>
-                <w:webHidden/>
-              </w:rPr>
-              <w:fldChar w:fldCharType="begin"/>
-            </w:r>
-            <w:r>
-              <w:rPr>
-                <w:noProof/>
-                <w:webHidden/>
-              </w:rPr>
-              <w:instrText xml:space="preserve"> PAGEREF _Toc234912059 \h </w:instrText>
-            </w:r>
-            <w:r>
-              <w:rPr>
-                <w:noProof/>
-                <w:webHidden/>
-              </w:rPr>
-            </w:r>
-            <w:r>
-              <w:rPr>
-                <w:noProof/>
-                <w:webHidden/>
-              </w:rPr>
-              <w:fldChar w:fldCharType="separate"/>
-            </w:r>
-            <w:r>
-              <w:rPr>
-                <w:noProof/>
-                <w:webHidden/>
-              </w:rPr>
-              <w:t>7</w:t>
-            </w:r>
-            <w:r>
-              <w:rPr>
-                <w:noProof/>
-                <w:webHidden/>
+                <w:sz w:val="22"/>
+                <w:szCs w:val="22"/>
+              </w:rPr>
+              <w:t>8</w:t>
+            </w:r>
+            <w:r>
+              <w:rPr>
+                <w:noProof/>
+                <w:webHidden/>
+                <w:sz w:val="22"/>
+                <w:szCs w:val="22"/>
               </w:rPr>
               <w:fldChar w:fldCharType="end"/>
             </w:r>
@@ -1955,7 +3039,10 @@
               <w:b/>
               <w:bCs/>
               <w:noProof/>
+              <w:sz w:val="22"/>
+              <w:szCs w:val="22"/>
             </w:rPr>
+            <w:lastRenderedPageBreak/>
             <w:fldChar w:fldCharType="end"/>
           </w:r>
         </w:p>
@@ -1963,43 +3050,8 @@
     </w:sdt>
     <w:p>
       <w:pPr>
-        <w:rPr>
-          <w:rFonts w:ascii="Times New Roman" w:hAnsi="Times New Roman" w:cs="Times New Roman"/>
-          <w:sz w:val="32"/>
-          <w:szCs w:val="32"/>
-        </w:rPr>
-      </w:pPr>
-    </w:p>
-    <w:p>
-      <w:pPr>
-        <w:rPr>
-          <w:rFonts w:ascii="Times New Roman" w:hAnsi="Times New Roman" w:cs="Times New Roman"/>
-          <w:sz w:val="32"/>
-          <w:szCs w:val="32"/>
-        </w:rPr>
-      </w:pPr>
-    </w:p>
-    <w:p>
-      <w:pPr>
-        <w:rPr>
-          <w:rFonts w:ascii="Times New Roman" w:hAnsi="Times New Roman" w:cs="Times New Roman"/>
-          <w:sz w:val="32"/>
-          <w:szCs w:val="32"/>
-        </w:rPr>
-      </w:pPr>
-    </w:p>
-    <w:p>
-      <w:pPr>
-        <w:rPr>
-          <w:rFonts w:ascii="Times New Roman" w:hAnsi="Times New Roman" w:cs="Times New Roman"/>
-          <w:sz w:val="32"/>
-          <w:szCs w:val="32"/>
-        </w:rPr>
-      </w:pPr>
-    </w:p>
-    <w:p>
-      <w:pPr>
         <w:pStyle w:val="Heading1"/>
+        <w:jc w:val="center"/>
         <w:rPr>
           <w:rFonts w:ascii="Times New Roman" w:hAnsi="Times New Roman" w:cs="Times New Roman"/>
           <w:b/>
@@ -2007,7 +3059,7 @@
           <w:color w:val="auto"/>
         </w:rPr>
       </w:pPr>
-      <w:bookmarkStart w:id="1" w:name="_Toc234912039"/>
+      <w:bookmarkStart w:id="1" w:name="_Toc235006839"/>
       <w:r>
         <w:rPr>
           <w:rFonts w:ascii="Times New Roman" w:hAnsi="Times New Roman" w:cs="Times New Roman"/>
@@ -2015,41 +3067,14 @@
           <w:bCs/>
           <w:color w:val="auto"/>
         </w:rPr>
-        <w:lastRenderedPageBreak/>
-        <w:t>1. Introducere</w:t>
+        <w:t>Documentarea noțiunilor și familiarizarea cu utilitarele</w:t>
       </w:r>
       <w:bookmarkEnd w:id="1"/>
     </w:p>
-    <w:p>
-      <w:pPr>
-        <w:rPr>
-          <w:rFonts w:ascii="Times New Roman" w:hAnsi="Times New Roman" w:cs="Times New Roman"/>
-        </w:rPr>
-      </w:pPr>
-      <w:r>
-        <w:rPr>
-          <w:rFonts w:ascii="Times New Roman" w:hAnsi="Times New Roman" w:cs="Times New Roman"/>
-        </w:rPr>
-        <w:t xml:space="preserve">Scopul acestui document este familiarizarea cu utilitarele și conceptele fundamentale necesare pentru dezvoltarea unui sistem automat de sincronizare a datelor în mediul Linux. Aplicația va funcționa similar cu sistemul </w:t>
-      </w:r>
-      <w:r>
-        <w:rPr>
-          <w:rFonts w:ascii="Times New Roman" w:hAnsi="Times New Roman" w:cs="Times New Roman"/>
-          <w:i/>
-          <w:iCs/>
-        </w:rPr>
-        <w:t>Syncthing</w:t>
-      </w:r>
-      <w:r>
-        <w:rPr>
-          <w:rFonts w:ascii="Times New Roman" w:hAnsi="Times New Roman" w:cs="Times New Roman"/>
-        </w:rPr>
-        <w:t xml:space="preserve">, utilizând utilitare native și pachete specifice pentru monitorizarea modificărilor și transferul securizat al informației. În cele ce urmează, vor fi documentate uneltele principale: inotify, ssh/scp, md5sum/sha256sum și lsof, incluzând instalarea, testarea unitară și rolul lor în arhitectura aplicației. </w:t>
-      </w:r>
-    </w:p>
-    <w:p>
-      <w:pPr>
-        <w:pStyle w:val="Heading1"/>
+    <w:p/>
+    <w:p>
+      <w:pPr>
+        <w:pStyle w:val="Heading2"/>
         <w:rPr>
           <w:rFonts w:ascii="Times New Roman" w:hAnsi="Times New Roman" w:cs="Times New Roman"/>
           <w:b/>
@@ -2057,7 +3082,7 @@
           <w:color w:val="auto"/>
         </w:rPr>
       </w:pPr>
-      <w:bookmarkStart w:id="2" w:name="_Toc234912040"/>
+      <w:bookmarkStart w:id="2" w:name="_Toc235006840"/>
       <w:r>
         <w:rPr>
           <w:rFonts w:ascii="Times New Roman" w:hAnsi="Times New Roman" w:cs="Times New Roman"/>
@@ -2065,109 +3090,82 @@
           <w:bCs/>
           <w:color w:val="auto"/>
         </w:rPr>
-        <w:t>2. Utilitarul inotify</w:t>
+        <w:t>1. Introducere</w:t>
       </w:r>
       <w:bookmarkEnd w:id="2"/>
-      <w:r>
+    </w:p>
+    <w:p>
+      <w:pPr>
+        <w:rPr>
+          <w:rFonts w:ascii="Times New Roman" w:hAnsi="Times New Roman" w:cs="Times New Roman"/>
+        </w:rPr>
+      </w:pPr>
+      <w:r>
+        <w:rPr>
+          <w:rFonts w:ascii="Times New Roman" w:hAnsi="Times New Roman" w:cs="Times New Roman"/>
+        </w:rPr>
+        <w:t>Scopul acestui document este definirea și documentarea cerințelor pentru dezvoltarea unui sistem automat de sincronizare a datelor în mediul Linux. Spre deosebire de un sistem de backup local, această aplicație va funcționa într-o arhitectură de rețea (client-server / peer-to-peer), similar cu sistemul Syncthing. Sincronizarea nu se va realiza între două directoare aflate pe același disc, ci între o mașină locală (ex. mașina virtuală curentă) și o mașină destinație complet separată (ex. o altă mașină virtuală, un server la distanță sau un container). Pentru a realiza acest lucru, se vor utiliza utilitare native pentru monitorizare (inotify), transfer securizat peste rețea (ssh/scp), validarea integrității (md5sum/sha256sum) și managementul resurselor blocate (lsof).</w:t>
+      </w:r>
+      <w:r>
+        <w:rPr>
+          <w:rFonts w:ascii="Times New Roman" w:hAnsi="Times New Roman" w:cs="Times New Roman"/>
+        </w:rPr>
+        <w:t xml:space="preserve"> </w:t>
+      </w:r>
+    </w:p>
+    <w:p>
+      <w:pPr>
+        <w:pStyle w:val="Heading2"/>
         <w:rPr>
           <w:rFonts w:ascii="Times New Roman" w:hAnsi="Times New Roman" w:cs="Times New Roman"/>
           <w:b/>
           <w:bCs/>
           <w:color w:val="auto"/>
         </w:rPr>
-        <w:t xml:space="preserve"> </w:t>
-      </w:r>
-    </w:p>
-    <w:p>
-      <w:pPr>
-        <w:pStyle w:val="Heading2"/>
-        <w:rPr>
-          <w:rFonts w:ascii="Times New Roman" w:hAnsi="Times New Roman" w:cs="Times New Roman"/>
-          <w:color w:val="auto"/>
-        </w:rPr>
-      </w:pPr>
-      <w:bookmarkStart w:id="3" w:name="_Toc234912041"/>
-      <w:r>
-        <w:rPr>
-          <w:rFonts w:ascii="Times New Roman" w:hAnsi="Times New Roman" w:cs="Times New Roman"/>
-          <w:color w:val="auto"/>
-        </w:rPr>
-        <w:t>2.1. Descriere teoretică</w:t>
-      </w:r>
-      <w:bookmarkEnd w:id="3"/>
-    </w:p>
-    <w:p>
-      <w:pPr>
-        <w:rPr>
-          <w:rFonts w:ascii="Times New Roman" w:hAnsi="Times New Roman" w:cs="Times New Roman"/>
-        </w:rPr>
-      </w:pPr>
+      </w:pPr>
+      <w:bookmarkStart w:id="3" w:name="_Toc235006841"/>
       <w:r>
         <w:rPr>
           <w:rFonts w:ascii="Times New Roman" w:hAnsi="Times New Roman" w:cs="Times New Roman"/>
           <w:b/>
           <w:bCs/>
-        </w:rPr>
-        <w:t>inotify</w:t>
-      </w:r>
-      <w:r>
-        <w:rPr>
-          <w:rFonts w:ascii="Times New Roman" w:hAnsi="Times New Roman" w:cs="Times New Roman"/>
-        </w:rPr>
-        <w:t xml:space="preserve"> (inode notify) este un subsistem al nucleului Linux care oferă aplicațiilor posibilitatea de a monitoriza sistemul de fișiere, detectând evenimente precum crearea, modificarea, ștergerea sau accesarea fișierelor și directoarelor. Acesta este esențial pentru declanșarea automată </w:t>
-      </w:r>
-      <w:proofErr w:type="gramStart"/>
-      <w:r>
-        <w:rPr>
-          <w:rFonts w:ascii="Times New Roman" w:hAnsi="Times New Roman" w:cs="Times New Roman"/>
-        </w:rPr>
-        <w:t>a</w:t>
-      </w:r>
-      <w:proofErr w:type="gramEnd"/>
-      <w:r>
-        <w:rPr>
-          <w:rFonts w:ascii="Times New Roman" w:hAnsi="Times New Roman" w:cs="Times New Roman"/>
-        </w:rPr>
-        <w:t xml:space="preserve"> acțiunilor în timp real, eliminând necesitatea interogării periodice, care consumă resurse.</w:t>
-      </w:r>
-    </w:p>
-    <w:p>
-      <w:pPr>
-        <w:pStyle w:val="Heading2"/>
-        <w:rPr>
-          <w:rFonts w:ascii="Times New Roman" w:hAnsi="Times New Roman" w:cs="Times New Roman"/>
           <w:color w:val="auto"/>
         </w:rPr>
-      </w:pPr>
-      <w:bookmarkStart w:id="4" w:name="_Toc234912042"/>
-      <w:r>
-        <w:rPr>
-          <w:rFonts w:ascii="Times New Roman" w:hAnsi="Times New Roman" w:cs="Times New Roman"/>
-          <w:color w:val="auto"/>
-        </w:rPr>
-        <w:t>2.2. Instalare</w:t>
-      </w:r>
-      <w:bookmarkEnd w:id="4"/>
-    </w:p>
-    <w:p>
-      <w:pPr>
-        <w:rPr>
-          <w:rFonts w:ascii="Times New Roman" w:hAnsi="Times New Roman" w:cs="Times New Roman"/>
-        </w:rPr>
-      </w:pPr>
-      <w:r>
-        <w:rPr>
-          <w:rFonts w:ascii="Times New Roman" w:hAnsi="Times New Roman" w:cs="Times New Roman"/>
-        </w:rPr>
-        <w:t>Pentru a interacționa cu acest subsistem din linia de comandă, este necesară instalarea pachetului inotify-tools. Pe distribuțiile bazate pe Debian/Ubuntu, comanda este:</w:t>
-      </w:r>
-    </w:p>
-    <w:p>
-      <w:pPr>
+        <w:t>2. Utilitarul inotify</w:t>
+      </w:r>
+      <w:bookmarkEnd w:id="3"/>
+      <w:r>
         <w:rPr>
           <w:rFonts w:ascii="Times New Roman" w:hAnsi="Times New Roman" w:cs="Times New Roman"/>
           <w:b/>
           <w:bCs/>
+          <w:color w:val="auto"/>
+        </w:rPr>
+        <w:t xml:space="preserve"> </w:t>
+      </w:r>
+    </w:p>
+    <w:p>
+      <w:pPr>
+        <w:pStyle w:val="Heading3"/>
+        <w:rPr>
+          <w:rFonts w:ascii="Times New Roman" w:hAnsi="Times New Roman" w:cs="Times New Roman"/>
+          <w:color w:val="auto"/>
+        </w:rPr>
+      </w:pPr>
+      <w:bookmarkStart w:id="4" w:name="_Toc235006842"/>
+      <w:r>
+        <w:rPr>
+          <w:rFonts w:ascii="Times New Roman" w:hAnsi="Times New Roman" w:cs="Times New Roman"/>
+          <w:color w:val="auto"/>
+        </w:rPr>
+        <w:t>2.1. Descriere teoretică</w:t>
+      </w:r>
+      <w:bookmarkEnd w:id="4"/>
+    </w:p>
+    <w:p>
+      <w:pPr>
+        <w:rPr>
+          <w:rFonts w:ascii="Times New Roman" w:hAnsi="Times New Roman" w:cs="Times New Roman"/>
         </w:rPr>
       </w:pPr>
       <w:r>
@@ -2176,18 +3174,86 @@
           <w:b/>
           <w:bCs/>
         </w:rPr>
+        <w:t>inotify</w:t>
+      </w:r>
+      <w:r>
+        <w:rPr>
+          <w:rFonts w:ascii="Times New Roman" w:hAnsi="Times New Roman" w:cs="Times New Roman"/>
+        </w:rPr>
+        <w:t xml:space="preserve"> (inode notify) este un subsistem al nucleului Linux care oferă aplicațiilor posibilitatea de a monitoriza sistemul de fișiere, detectând evenimente precum crearea, modificarea, ștergerea sau accesarea fișierelor și directoarelor. Acesta este esențial pentru declanșarea automată </w:t>
+      </w:r>
+      <w:proofErr w:type="gramStart"/>
+      <w:r>
+        <w:rPr>
+          <w:rFonts w:ascii="Times New Roman" w:hAnsi="Times New Roman" w:cs="Times New Roman"/>
+        </w:rPr>
+        <w:t>a</w:t>
+      </w:r>
+      <w:proofErr w:type="gramEnd"/>
+      <w:r>
+        <w:rPr>
+          <w:rFonts w:ascii="Times New Roman" w:hAnsi="Times New Roman" w:cs="Times New Roman"/>
+        </w:rPr>
+        <w:t xml:space="preserve"> acțiunilor în timp real, eliminând necesitatea interogării periodice, care consumă resurse.</w:t>
+      </w:r>
+    </w:p>
+    <w:p>
+      <w:pPr>
+        <w:pStyle w:val="Heading3"/>
+        <w:rPr>
+          <w:rFonts w:ascii="Times New Roman" w:hAnsi="Times New Roman" w:cs="Times New Roman"/>
+          <w:color w:val="auto"/>
+        </w:rPr>
+      </w:pPr>
+      <w:bookmarkStart w:id="5" w:name="_Toc235006843"/>
+      <w:r>
+        <w:rPr>
+          <w:rFonts w:ascii="Times New Roman" w:hAnsi="Times New Roman" w:cs="Times New Roman"/>
+          <w:color w:val="auto"/>
+        </w:rPr>
+        <w:t>2.2. Instalare</w:t>
+      </w:r>
+      <w:bookmarkEnd w:id="5"/>
+    </w:p>
+    <w:p>
+      <w:pPr>
+        <w:rPr>
+          <w:rFonts w:ascii="Times New Roman" w:hAnsi="Times New Roman" w:cs="Times New Roman"/>
+        </w:rPr>
+      </w:pPr>
+      <w:r>
+        <w:rPr>
+          <w:rFonts w:ascii="Times New Roman" w:hAnsi="Times New Roman" w:cs="Times New Roman"/>
+        </w:rPr>
+        <w:t>Pentru a interacționa cu acest subsistem din linia de comandă, este necesară instalarea pachetului inotify-tools. Pe distribuțiile bazate pe Debian/Ubuntu, comanda este:</w:t>
+      </w:r>
+    </w:p>
+    <w:p>
+      <w:pPr>
+        <w:rPr>
+          <w:rFonts w:ascii="Times New Roman" w:hAnsi="Times New Roman" w:cs="Times New Roman"/>
+          <w:b/>
+          <w:bCs/>
+        </w:rPr>
+      </w:pPr>
+      <w:r>
+        <w:rPr>
+          <w:rFonts w:ascii="Times New Roman" w:hAnsi="Times New Roman" w:cs="Times New Roman"/>
+          <w:b/>
+          <w:bCs/>
+        </w:rPr>
         <w:t>sudo apt-get update &amp;&amp; sudo apt-get install inotify-tools -y</w:t>
       </w:r>
     </w:p>
     <w:p>
       <w:pPr>
-        <w:pStyle w:val="Heading2"/>
+        <w:pStyle w:val="Heading3"/>
         <w:rPr>
           <w:rFonts w:ascii="Times New Roman" w:hAnsi="Times New Roman" w:cs="Times New Roman"/>
           <w:color w:val="auto"/>
         </w:rPr>
       </w:pPr>
-      <w:bookmarkStart w:id="5" w:name="_Toc234912043"/>
+      <w:bookmarkStart w:id="6" w:name="_Toc235006844"/>
       <w:r>
         <w:rPr>
           <w:rFonts w:ascii="Times New Roman" w:hAnsi="Times New Roman" w:cs="Times New Roman"/>
@@ -2195,7 +3261,7 @@
         </w:rPr>
         <w:t>2.3. Cerință unitară simplă</w:t>
       </w:r>
-      <w:bookmarkEnd w:id="5"/>
+      <w:bookmarkEnd w:id="6"/>
       <w:r>
         <w:rPr>
           <w:rFonts w:ascii="Times New Roman" w:hAnsi="Times New Roman" w:cs="Times New Roman"/>
@@ -2301,6 +3367,7 @@
           <w:b/>
           <w:bCs/>
         </w:rPr>
+        <w:lastRenderedPageBreak/>
         <w:t>Rezultat așteptat:</w:t>
       </w:r>
       <w:r>
@@ -2325,13 +3392,7 @@
         <w:rPr>
           <w:rFonts w:ascii="Times New Roman" w:hAnsi="Times New Roman" w:cs="Times New Roman"/>
         </w:rPr>
-        <w:t>ify</w:t>
-      </w:r>
-      <w:r>
-        <w:rPr>
-          <w:rFonts w:ascii="Times New Roman" w:hAnsi="Times New Roman" w:cs="Times New Roman"/>
-        </w:rPr>
-        <w:t>.txt</w:t>
+        <w:t>ify.txt</w:t>
       </w:r>
       <w:r>
         <w:rPr>
@@ -2357,8 +3418,8 @@
       <w:r>
         <w:rPr>
           <w:rFonts w:ascii="Times New Roman" w:hAnsi="Times New Roman" w:cs="Times New Roman"/>
-        </w:rPr>
-        <w:lastRenderedPageBreak/>
+          <w:noProof/>
+        </w:rPr>
         <w:drawing>
           <wp:inline distT="0" distB="0" distL="0" distR="0" wp14:anchorId="2BFF374D" wp14:editId="78F9554B">
             <wp:extent cx="5554639" cy="2784441"/>
@@ -2398,52 +3459,52 @@
     </w:p>
     <w:p>
       <w:pPr>
+        <w:pStyle w:val="Heading3"/>
+        <w:rPr>
+          <w:rFonts w:ascii="Times New Roman" w:hAnsi="Times New Roman" w:cs="Times New Roman"/>
+          <w:color w:val="auto"/>
+        </w:rPr>
+      </w:pPr>
+      <w:bookmarkStart w:id="7" w:name="_Toc235006845"/>
+      <w:r>
+        <w:rPr>
+          <w:rFonts w:ascii="Times New Roman" w:hAnsi="Times New Roman" w:cs="Times New Roman"/>
+          <w:color w:val="auto"/>
+        </w:rPr>
+        <w:t>2.4. Integrarea în cadrul aplicației</w:t>
+      </w:r>
+      <w:bookmarkEnd w:id="7"/>
+    </w:p>
+    <w:p>
+      <w:pPr>
+        <w:rPr>
+          <w:rFonts w:ascii="Times New Roman" w:hAnsi="Times New Roman" w:cs="Times New Roman"/>
+        </w:rPr>
+      </w:pPr>
+      <w:r>
+        <w:rPr>
+          <w:rFonts w:ascii="Times New Roman" w:hAnsi="Times New Roman" w:cs="Times New Roman"/>
+        </w:rPr>
+        <w:t xml:space="preserve">În sistemul de sincronizare, inotify va fi utilizat pentru </w:t>
+      </w:r>
+      <w:proofErr w:type="gramStart"/>
+      <w:r>
+        <w:rPr>
+          <w:rFonts w:ascii="Times New Roman" w:hAnsi="Times New Roman" w:cs="Times New Roman"/>
+        </w:rPr>
+        <w:t>a</w:t>
+      </w:r>
+      <w:proofErr w:type="gramEnd"/>
+      <w:r>
+        <w:rPr>
+          <w:rFonts w:ascii="Times New Roman" w:hAnsi="Times New Roman" w:cs="Times New Roman"/>
+        </w:rPr>
+        <w:t xml:space="preserve"> obține notificări legate de fișierele care s-au modificat în directorul local ales. Captarea unui eveniment de tip "CLOSE_WRITE" (fișier modificat și salvat) va reprezenta trigger-ul principal pentru a declanșa procedura de sincronizare către directorul remote. </w:t>
+      </w:r>
+    </w:p>
+    <w:p>
+      <w:pPr>
         <w:pStyle w:val="Heading2"/>
-        <w:rPr>
-          <w:rFonts w:ascii="Times New Roman" w:hAnsi="Times New Roman" w:cs="Times New Roman"/>
-          <w:color w:val="auto"/>
-        </w:rPr>
-      </w:pPr>
-      <w:bookmarkStart w:id="6" w:name="_Toc234912044"/>
-      <w:r>
-        <w:rPr>
-          <w:rFonts w:ascii="Times New Roman" w:hAnsi="Times New Roman" w:cs="Times New Roman"/>
-          <w:color w:val="auto"/>
-        </w:rPr>
-        <w:t>2.4. Integrarea în cadrul aplicației</w:t>
-      </w:r>
-      <w:bookmarkEnd w:id="6"/>
-    </w:p>
-    <w:p>
-      <w:pPr>
-        <w:rPr>
-          <w:rFonts w:ascii="Times New Roman" w:hAnsi="Times New Roman" w:cs="Times New Roman"/>
-        </w:rPr>
-      </w:pPr>
-      <w:r>
-        <w:rPr>
-          <w:rFonts w:ascii="Times New Roman" w:hAnsi="Times New Roman" w:cs="Times New Roman"/>
-        </w:rPr>
-        <w:t xml:space="preserve">În sistemul de sincronizare, inotify va fi utilizat pentru </w:t>
-      </w:r>
-      <w:proofErr w:type="gramStart"/>
-      <w:r>
-        <w:rPr>
-          <w:rFonts w:ascii="Times New Roman" w:hAnsi="Times New Roman" w:cs="Times New Roman"/>
-        </w:rPr>
-        <w:t>a</w:t>
-      </w:r>
-      <w:proofErr w:type="gramEnd"/>
-      <w:r>
-        <w:rPr>
-          <w:rFonts w:ascii="Times New Roman" w:hAnsi="Times New Roman" w:cs="Times New Roman"/>
-        </w:rPr>
-        <w:t xml:space="preserve"> obține notificări legate de fișierele care s-au modificat în directorul local ales. Captarea unui eveniment de tip "CLOSE_WRITE" (fișier modificat și salvat) va reprezenta trigger-ul principal pentru a declanșa procedura de sincronizare către directorul remote. </w:t>
-      </w:r>
-    </w:p>
-    <w:p>
-      <w:pPr>
-        <w:pStyle w:val="Heading1"/>
         <w:rPr>
           <w:rFonts w:ascii="Times New Roman" w:hAnsi="Times New Roman" w:cs="Times New Roman"/>
           <w:b/>
@@ -2451,7 +3512,7 @@
           <w:color w:val="auto"/>
         </w:rPr>
       </w:pPr>
-      <w:bookmarkStart w:id="7" w:name="_Toc234912045"/>
+      <w:bookmarkStart w:id="8" w:name="_Toc235006846"/>
       <w:r>
         <w:rPr>
           <w:rFonts w:ascii="Times New Roman" w:hAnsi="Times New Roman" w:cs="Times New Roman"/>
@@ -2461,17 +3522,17 @@
         </w:rPr>
         <w:t>3. Protocolul SSH și utilitarul SCP</w:t>
       </w:r>
-      <w:bookmarkEnd w:id="7"/>
-    </w:p>
-    <w:p>
-      <w:pPr>
-        <w:pStyle w:val="Heading2"/>
+      <w:bookmarkEnd w:id="8"/>
+    </w:p>
+    <w:p>
+      <w:pPr>
+        <w:pStyle w:val="Heading3"/>
         <w:rPr>
           <w:rFonts w:ascii="Times New Roman" w:hAnsi="Times New Roman" w:cs="Times New Roman"/>
           <w:color w:val="auto"/>
         </w:rPr>
       </w:pPr>
-      <w:bookmarkStart w:id="8" w:name="_Toc234912046"/>
+      <w:bookmarkStart w:id="9" w:name="_Toc235006847"/>
       <w:r>
         <w:rPr>
           <w:rFonts w:ascii="Times New Roman" w:hAnsi="Times New Roman" w:cs="Times New Roman"/>
@@ -2479,7 +3540,7 @@
         </w:rPr>
         <w:t>3.1. Descriere teoretică</w:t>
       </w:r>
-      <w:bookmarkEnd w:id="8"/>
+      <w:bookmarkEnd w:id="9"/>
     </w:p>
     <w:p>
       <w:pPr>
@@ -2518,13 +3579,13 @@
     </w:p>
     <w:p>
       <w:pPr>
-        <w:pStyle w:val="Heading2"/>
+        <w:pStyle w:val="Heading3"/>
         <w:rPr>
           <w:rFonts w:ascii="Times New Roman" w:hAnsi="Times New Roman" w:cs="Times New Roman"/>
           <w:color w:val="auto"/>
         </w:rPr>
       </w:pPr>
-      <w:bookmarkStart w:id="9" w:name="_Toc234912047"/>
+      <w:bookmarkStart w:id="10" w:name="_Toc235006848"/>
       <w:r>
         <w:rPr>
           <w:rFonts w:ascii="Times New Roman" w:hAnsi="Times New Roman" w:cs="Times New Roman"/>
@@ -2532,7 +3593,7 @@
         </w:rPr>
         <w:t>3.2. Instalare</w:t>
       </w:r>
-      <w:bookmarkEnd w:id="9"/>
+      <w:bookmarkEnd w:id="10"/>
     </w:p>
     <w:p>
       <w:pPr>
@@ -2566,13 +3627,13 @@
     </w:p>
     <w:p>
       <w:pPr>
-        <w:pStyle w:val="Heading2"/>
+        <w:pStyle w:val="Heading3"/>
         <w:rPr>
           <w:rFonts w:ascii="Times New Roman" w:hAnsi="Times New Roman" w:cs="Times New Roman"/>
           <w:color w:val="auto"/>
         </w:rPr>
       </w:pPr>
-      <w:bookmarkStart w:id="10" w:name="_Toc234912048"/>
+      <w:bookmarkStart w:id="11" w:name="_Toc235006849"/>
       <w:r>
         <w:rPr>
           <w:rFonts w:ascii="Times New Roman" w:hAnsi="Times New Roman" w:cs="Times New Roman"/>
@@ -2580,7 +3641,7 @@
         </w:rPr>
         <w:t>3.3. Cerință unitară</w:t>
       </w:r>
-      <w:bookmarkEnd w:id="10"/>
+      <w:bookmarkEnd w:id="11"/>
       <w:r>
         <w:rPr>
           <w:rFonts w:ascii="Times New Roman" w:hAnsi="Times New Roman" w:cs="Times New Roman"/>
@@ -2633,6 +3694,7 @@
         <w:rPr>
           <w:rFonts w:ascii="Times New Roman" w:hAnsi="Times New Roman" w:cs="Times New Roman"/>
         </w:rPr>
+        <w:lastRenderedPageBreak/>
         <w:t>Transferul către o mașină destinație (necesită datele mașinii virtuale remote): scp test_sync.txt utilizator@ip_remote:/cale/destinatie/.</w:t>
       </w:r>
     </w:p>
@@ -2652,7 +3714,6 @@
           <w:b/>
           <w:bCs/>
         </w:rPr>
-        <w:lastRenderedPageBreak/>
         <w:t>Rezultat așteptat:</w:t>
       </w:r>
       <w:r>
@@ -2686,6 +3747,7 @@
       <w:r>
         <w:rPr>
           <w:rFonts w:ascii="Times New Roman" w:hAnsi="Times New Roman" w:cs="Times New Roman"/>
+          <w:noProof/>
         </w:rPr>
         <w:drawing>
           <wp:inline distT="0" distB="0" distL="0" distR="0" wp14:anchorId="016BB4CC" wp14:editId="13B48832">
@@ -2726,39 +3788,38 @@
     </w:p>
     <w:p>
       <w:pPr>
+        <w:pStyle w:val="Heading3"/>
+        <w:rPr>
+          <w:rFonts w:ascii="Times New Roman" w:hAnsi="Times New Roman" w:cs="Times New Roman"/>
+          <w:color w:val="auto"/>
+        </w:rPr>
+      </w:pPr>
+      <w:bookmarkStart w:id="12" w:name="_Toc235006850"/>
+      <w:r>
+        <w:rPr>
+          <w:rFonts w:ascii="Times New Roman" w:hAnsi="Times New Roman" w:cs="Times New Roman"/>
+          <w:color w:val="auto"/>
+        </w:rPr>
+        <w:t>3.4. Integrarea în cadrul aplicației</w:t>
+      </w:r>
+      <w:bookmarkEnd w:id="12"/>
+    </w:p>
+    <w:p>
+      <w:pPr>
+        <w:rPr>
+          <w:rFonts w:ascii="Times New Roman" w:hAnsi="Times New Roman" w:cs="Times New Roman"/>
+        </w:rPr>
+      </w:pPr>
+      <w:r>
+        <w:rPr>
+          <w:rFonts w:ascii="Times New Roman" w:hAnsi="Times New Roman" w:cs="Times New Roman"/>
+        </w:rPr>
+        <w:t xml:space="preserve">Sistemul de sincronizare va selecta un director local și unul remote, iar tot traficul de date se va realiza peste SSH, folosind scp pentru copierea efectivă a fișierelor modificate. </w:t>
+      </w:r>
+    </w:p>
+    <w:p>
+      <w:pPr>
         <w:pStyle w:val="Heading2"/>
-        <w:rPr>
-          <w:rFonts w:ascii="Times New Roman" w:hAnsi="Times New Roman" w:cs="Times New Roman"/>
-          <w:color w:val="auto"/>
-        </w:rPr>
-      </w:pPr>
-      <w:bookmarkStart w:id="11" w:name="_Toc234912049"/>
-      <w:r>
-        <w:rPr>
-          <w:rFonts w:ascii="Times New Roman" w:hAnsi="Times New Roman" w:cs="Times New Roman"/>
-          <w:color w:val="auto"/>
-        </w:rPr>
-        <w:t>3.4. Integrarea în cadrul aplicației</w:t>
-      </w:r>
-      <w:bookmarkEnd w:id="11"/>
-    </w:p>
-    <w:p>
-      <w:pPr>
-        <w:rPr>
-          <w:rFonts w:ascii="Times New Roman" w:hAnsi="Times New Roman" w:cs="Times New Roman"/>
-        </w:rPr>
-      </w:pPr>
-      <w:r>
-        <w:rPr>
-          <w:rFonts w:ascii="Times New Roman" w:hAnsi="Times New Roman" w:cs="Times New Roman"/>
-        </w:rPr>
-        <w:t xml:space="preserve">Sistemul de sincronizare va selecta un director local și unul remote, iar tot traficul de date se va realiza peste SSH, folosind scp pentru copierea efectivă a fișierelor modificate. </w:t>
-      </w:r>
-      <w:bookmarkStart w:id="12" w:name="_Toc234912050"/>
-    </w:p>
-    <w:p>
-      <w:pPr>
-        <w:pStyle w:val="Heading1"/>
         <w:rPr>
           <w:rFonts w:ascii="Times New Roman" w:hAnsi="Times New Roman" w:cs="Times New Roman"/>
           <w:b/>
@@ -2766,6 +3827,7 @@
           <w:color w:val="auto"/>
         </w:rPr>
       </w:pPr>
+      <w:bookmarkStart w:id="13" w:name="_Toc235006851"/>
       <w:r>
         <w:rPr>
           <w:rFonts w:ascii="Times New Roman" w:hAnsi="Times New Roman" w:cs="Times New Roman"/>
@@ -2775,17 +3837,17 @@
         </w:rPr>
         <w:t>4. Sume de control: md5sum / sha256sum</w:t>
       </w:r>
-      <w:bookmarkEnd w:id="12"/>
-    </w:p>
-    <w:p>
-      <w:pPr>
-        <w:pStyle w:val="Heading2"/>
+      <w:bookmarkEnd w:id="13"/>
+    </w:p>
+    <w:p>
+      <w:pPr>
+        <w:pStyle w:val="Heading3"/>
         <w:rPr>
           <w:rFonts w:ascii="Times New Roman" w:hAnsi="Times New Roman" w:cs="Times New Roman"/>
           <w:color w:val="auto"/>
         </w:rPr>
       </w:pPr>
-      <w:bookmarkStart w:id="13" w:name="_Toc234912051"/>
+      <w:bookmarkStart w:id="14" w:name="_Toc235006852"/>
       <w:r>
         <w:rPr>
           <w:rFonts w:ascii="Times New Roman" w:hAnsi="Times New Roman" w:cs="Times New Roman"/>
@@ -2793,7 +3855,7 @@
         </w:rPr>
         <w:t>4.1. Descriere teoretică</w:t>
       </w:r>
-      <w:bookmarkEnd w:id="13"/>
+      <w:bookmarkEnd w:id="14"/>
     </w:p>
     <w:p>
       <w:pPr>
@@ -2838,13 +3900,13 @@
     </w:p>
     <w:p>
       <w:pPr>
-        <w:pStyle w:val="Heading2"/>
+        <w:pStyle w:val="Heading3"/>
         <w:rPr>
           <w:rFonts w:ascii="Times New Roman" w:hAnsi="Times New Roman" w:cs="Times New Roman"/>
           <w:color w:val="auto"/>
         </w:rPr>
       </w:pPr>
-      <w:bookmarkStart w:id="14" w:name="_Toc234912052"/>
+      <w:bookmarkStart w:id="15" w:name="_Toc235006853"/>
       <w:r>
         <w:rPr>
           <w:rFonts w:ascii="Times New Roman" w:hAnsi="Times New Roman" w:cs="Times New Roman"/>
@@ -2852,7 +3914,7 @@
         </w:rPr>
         <w:t>4.2. Instalare</w:t>
       </w:r>
-      <w:bookmarkEnd w:id="14"/>
+      <w:bookmarkEnd w:id="15"/>
     </w:p>
     <w:p>
       <w:pPr>
@@ -2869,13 +3931,13 @@
     </w:p>
     <w:p>
       <w:pPr>
-        <w:pStyle w:val="Heading2"/>
+        <w:pStyle w:val="Heading3"/>
         <w:rPr>
           <w:rFonts w:ascii="Times New Roman" w:hAnsi="Times New Roman" w:cs="Times New Roman"/>
           <w:color w:val="auto"/>
         </w:rPr>
       </w:pPr>
-      <w:bookmarkStart w:id="15" w:name="_Toc234912053"/>
+      <w:bookmarkStart w:id="16" w:name="_Toc235006854"/>
       <w:r>
         <w:rPr>
           <w:rFonts w:ascii="Times New Roman" w:hAnsi="Times New Roman" w:cs="Times New Roman"/>
@@ -2883,7 +3945,7 @@
         </w:rPr>
         <w:t>4.3. Cerință unitară simplă</w:t>
       </w:r>
-      <w:bookmarkEnd w:id="15"/>
+      <w:bookmarkEnd w:id="16"/>
     </w:p>
     <w:p>
       <w:pPr>
@@ -2992,7 +4054,9 @@
       <w:r>
         <w:rPr>
           <w:rFonts w:ascii="Times New Roman" w:hAnsi="Times New Roman" w:cs="Times New Roman"/>
-        </w:rPr>
+          <w:noProof/>
+        </w:rPr>
+        <w:lastRenderedPageBreak/>
         <w:drawing>
           <wp:inline distT="0" distB="0" distL="0" distR="0" wp14:anchorId="0B828159" wp14:editId="5B411E75">
             <wp:extent cx="5943600" cy="941705"/>
@@ -3032,39 +4096,38 @@
     </w:p>
     <w:p>
       <w:pPr>
+        <w:pStyle w:val="Heading3"/>
+        <w:rPr>
+          <w:rFonts w:ascii="Times New Roman" w:hAnsi="Times New Roman" w:cs="Times New Roman"/>
+          <w:color w:val="auto"/>
+        </w:rPr>
+      </w:pPr>
+      <w:bookmarkStart w:id="17" w:name="_Toc235006855"/>
+      <w:r>
+        <w:rPr>
+          <w:rFonts w:ascii="Times New Roman" w:hAnsi="Times New Roman" w:cs="Times New Roman"/>
+          <w:color w:val="auto"/>
+        </w:rPr>
+        <w:t>4.4. Integrarea în cadrul aplicației</w:t>
+      </w:r>
+      <w:bookmarkEnd w:id="17"/>
+    </w:p>
+    <w:p>
+      <w:pPr>
+        <w:rPr>
+          <w:rFonts w:ascii="Times New Roman" w:hAnsi="Times New Roman" w:cs="Times New Roman"/>
+        </w:rPr>
+      </w:pPr>
+      <w:r>
+        <w:rPr>
+          <w:rFonts w:ascii="Times New Roman" w:hAnsi="Times New Roman" w:cs="Times New Roman"/>
+        </w:rPr>
+        <w:t xml:space="preserve">Deoarece sistemul va realiza o sincronizare totală la fiecare 10 minute, aceste utilitare vor fi folosite pentru a verifica fișierele al căror conținut diferă. Prin compararea sumei de control a fișierului local cu cea a fișierului remote, scriptul va ști să actualizeze strict fișierele modificate, optimizând astfel lățimea de bandă. </w:t>
+      </w:r>
+    </w:p>
+    <w:p>
+      <w:pPr>
         <w:pStyle w:val="Heading2"/>
-        <w:rPr>
-          <w:rFonts w:ascii="Times New Roman" w:hAnsi="Times New Roman" w:cs="Times New Roman"/>
-          <w:color w:val="auto"/>
-        </w:rPr>
-      </w:pPr>
-      <w:bookmarkStart w:id="16" w:name="_Toc234912054"/>
-      <w:r>
-        <w:rPr>
-          <w:rFonts w:ascii="Times New Roman" w:hAnsi="Times New Roman" w:cs="Times New Roman"/>
-          <w:color w:val="auto"/>
-        </w:rPr>
-        <w:lastRenderedPageBreak/>
-        <w:t>4.4. Integrarea în cadrul aplicației</w:t>
-      </w:r>
-      <w:bookmarkEnd w:id="16"/>
-    </w:p>
-    <w:p>
-      <w:pPr>
-        <w:rPr>
-          <w:rFonts w:ascii="Times New Roman" w:hAnsi="Times New Roman" w:cs="Times New Roman"/>
-        </w:rPr>
-      </w:pPr>
-      <w:r>
-        <w:rPr>
-          <w:rFonts w:ascii="Times New Roman" w:hAnsi="Times New Roman" w:cs="Times New Roman"/>
-        </w:rPr>
-        <w:t xml:space="preserve">Deoarece sistemul va realiza o sincronizare totală la fiecare 10 minute, aceste utilitare vor fi folosite pentru a verifica fișierele al căror conținut diferă. Prin compararea sumei de control a fișierului local cu cea a fișierului remote, scriptul va ști să actualizeze strict fișierele modificate, optimizând astfel lățimea de bandă. </w:t>
-      </w:r>
-    </w:p>
-    <w:p>
-      <w:pPr>
-        <w:pStyle w:val="Heading1"/>
         <w:rPr>
           <w:rFonts w:ascii="Times New Roman" w:hAnsi="Times New Roman" w:cs="Times New Roman"/>
           <w:b/>
@@ -3072,7 +4135,7 @@
           <w:color w:val="auto"/>
         </w:rPr>
       </w:pPr>
-      <w:bookmarkStart w:id="17" w:name="_Toc234912055"/>
+      <w:bookmarkStart w:id="18" w:name="_Toc235006856"/>
       <w:r>
         <w:rPr>
           <w:rFonts w:ascii="Times New Roman" w:hAnsi="Times New Roman" w:cs="Times New Roman"/>
@@ -3082,7 +4145,7 @@
         </w:rPr>
         <w:t>5. Utilitarul lsof</w:t>
       </w:r>
-      <w:bookmarkEnd w:id="17"/>
+      <w:bookmarkEnd w:id="18"/>
       <w:r>
         <w:rPr>
           <w:rFonts w:ascii="Times New Roman" w:hAnsi="Times New Roman" w:cs="Times New Roman"/>
@@ -3095,13 +4158,13 @@
     </w:p>
     <w:p>
       <w:pPr>
-        <w:pStyle w:val="Heading2"/>
+        <w:pStyle w:val="Heading3"/>
         <w:rPr>
           <w:rFonts w:ascii="Times New Roman" w:hAnsi="Times New Roman" w:cs="Times New Roman"/>
           <w:color w:val="auto"/>
         </w:rPr>
       </w:pPr>
-      <w:bookmarkStart w:id="18" w:name="_Toc234912056"/>
+      <w:bookmarkStart w:id="19" w:name="_Toc235006857"/>
       <w:r>
         <w:rPr>
           <w:rFonts w:ascii="Times New Roman" w:hAnsi="Times New Roman" w:cs="Times New Roman"/>
@@ -3109,7 +4172,7 @@
         </w:rPr>
         <w:t>5.1. Descriere teoretică</w:t>
       </w:r>
-      <w:bookmarkEnd w:id="18"/>
+      <w:bookmarkEnd w:id="19"/>
     </w:p>
     <w:p>
       <w:pPr>
@@ -3134,13 +4197,13 @@
     </w:p>
     <w:p>
       <w:pPr>
-        <w:pStyle w:val="Heading2"/>
+        <w:pStyle w:val="Heading3"/>
         <w:rPr>
           <w:rFonts w:ascii="Times New Roman" w:hAnsi="Times New Roman" w:cs="Times New Roman"/>
           <w:color w:val="auto"/>
         </w:rPr>
       </w:pPr>
-      <w:bookmarkStart w:id="19" w:name="_Toc234912057"/>
+      <w:bookmarkStart w:id="20" w:name="_Toc235006858"/>
       <w:r>
         <w:rPr>
           <w:rFonts w:ascii="Times New Roman" w:hAnsi="Times New Roman" w:cs="Times New Roman"/>
@@ -3148,7 +4211,7 @@
         </w:rPr>
         <w:t>5.2. Instalare</w:t>
       </w:r>
-      <w:bookmarkEnd w:id="19"/>
+      <w:bookmarkEnd w:id="20"/>
     </w:p>
     <w:p>
       <w:pPr>
@@ -3182,13 +4245,13 @@
     </w:p>
     <w:p>
       <w:pPr>
-        <w:pStyle w:val="Heading2"/>
+        <w:pStyle w:val="Heading3"/>
         <w:rPr>
           <w:rFonts w:ascii="Times New Roman" w:hAnsi="Times New Roman" w:cs="Times New Roman"/>
           <w:color w:val="auto"/>
         </w:rPr>
       </w:pPr>
-      <w:bookmarkStart w:id="20" w:name="_Toc234912058"/>
+      <w:bookmarkStart w:id="21" w:name="_Toc235006859"/>
       <w:r>
         <w:rPr>
           <w:rFonts w:ascii="Times New Roman" w:hAnsi="Times New Roman" w:cs="Times New Roman"/>
@@ -3196,7 +4259,7 @@
         </w:rPr>
         <w:t>5.3. Cerință unitară simplă</w:t>
       </w:r>
-      <w:bookmarkEnd w:id="20"/>
+      <w:bookmarkEnd w:id="21"/>
       <w:r>
         <w:rPr>
           <w:rFonts w:ascii="Times New Roman" w:hAnsi="Times New Roman" w:cs="Times New Roman"/>
@@ -3232,13 +4295,7 @@
         <w:rPr>
           <w:rFonts w:ascii="Times New Roman" w:hAnsi="Times New Roman" w:cs="Times New Roman"/>
         </w:rPr>
-        <w:t>Într-o sesiune de terminal, s-a menținut un fișier deschis în mod continuu folosind comanda de citire în timp real: tail -f ~/Desktop/test_lsof.txt</w:t>
-      </w:r>
-      <w:r>
-        <w:rPr>
-          <w:rFonts w:ascii="Times New Roman" w:hAnsi="Times New Roman" w:cs="Times New Roman"/>
-        </w:rPr>
-        <w:t xml:space="preserve"> </w:t>
+        <w:t xml:space="preserve">Într-o sesiune de terminal, s-a menținut un fișier deschis în mod continuu folosind comanda de citire în timp real: tail -f ~/Desktop/test_lsof.txt </w:t>
       </w:r>
     </w:p>
     <w:p>
@@ -3283,60 +4340,19 @@
       <w:r>
         <w:rPr>
           <w:rFonts w:ascii="Times New Roman" w:hAnsi="Times New Roman" w:cs="Times New Roman"/>
-          <w:b/>
-          <w:bCs/>
-        </w:rPr>
-        <w:t>Rezultat așteptat:</w:t>
-      </w:r>
-      <w:r>
-        <w:rPr>
-          <w:rFonts w:ascii="Times New Roman" w:hAnsi="Times New Roman" w:cs="Times New Roman"/>
-        </w:rPr>
-        <w:t xml:space="preserve"> </w:t>
-      </w:r>
-      <w:r>
-        <w:rPr>
-          <w:rFonts w:ascii="Times New Roman" w:hAnsi="Times New Roman" w:cs="Times New Roman"/>
-        </w:rPr>
-        <w:t xml:space="preserve">Utilitarul a detectat cu succes blocajul și </w:t>
-      </w:r>
-      <w:proofErr w:type="gramStart"/>
-      <w:r>
-        <w:rPr>
-          <w:rFonts w:ascii="Times New Roman" w:hAnsi="Times New Roman" w:cs="Times New Roman"/>
-        </w:rPr>
-        <w:t>a</w:t>
-      </w:r>
-      <w:proofErr w:type="gramEnd"/>
-      <w:r>
-        <w:rPr>
-          <w:rFonts w:ascii="Times New Roman" w:hAnsi="Times New Roman" w:cs="Times New Roman"/>
-        </w:rPr>
-        <w:t xml:space="preserve"> afișat în terminal informații despre procesul activ (în acest caz, tail) care ținea fișierul deschis, confirmând astfel că lsof poate fi integrat în script ca mecanism fiabil pentru a preveni înlocuirea fișierelor aflate în utilizare.</w:t>
-      </w:r>
-    </w:p>
-    <w:p>
-      <w:pPr>
-        <w:ind w:left="720"/>
-        <w:rPr>
-          <w:rFonts w:ascii="Times New Roman" w:hAnsi="Times New Roman" w:cs="Times New Roman"/>
-        </w:rPr>
-      </w:pPr>
-      <w:r>
-        <w:rPr>
-          <w:rFonts w:ascii="Times New Roman" w:hAnsi="Times New Roman" w:cs="Times New Roman"/>
+          <w:noProof/>
         </w:rPr>
         <w:drawing>
-          <wp:anchor distT="0" distB="0" distL="114300" distR="114300" simplePos="0" relativeHeight="251658240" behindDoc="0" locked="0" layoutInCell="1" allowOverlap="1" wp14:anchorId="3FCE8937" wp14:editId="6C66D935">
+          <wp:anchor distT="0" distB="0" distL="114300" distR="114300" simplePos="0" relativeHeight="251658240" behindDoc="0" locked="0" layoutInCell="1" allowOverlap="1" wp14:anchorId="3FCE8937" wp14:editId="1FFD0302">
             <wp:simplePos x="0" y="0"/>
             <wp:positionH relativeFrom="margin">
-              <wp:align>center</wp:align>
+              <wp:posOffset>1447990</wp:posOffset>
             </wp:positionH>
             <wp:positionV relativeFrom="paragraph">
-              <wp:posOffset>7561</wp:posOffset>
+              <wp:posOffset>575310</wp:posOffset>
             </wp:positionV>
-            <wp:extent cx="4562551" cy="2650793"/>
-            <wp:effectExtent l="0" t="0" r="0" b="0"/>
+            <wp:extent cx="4378070" cy="2543612"/>
+            <wp:effectExtent l="0" t="0" r="3810" b="9525"/>
             <wp:wrapNone/>
             <wp:docPr id="1024739512" name="Picture 1"/>
             <wp:cNvGraphicFramePr>
@@ -3365,7 +4381,7 @@
                   <pic:spPr bwMode="auto">
                     <a:xfrm>
                       <a:off x="0" y="0"/>
-                      <a:ext cx="4562551" cy="2650793"/>
+                      <a:ext cx="4378070" cy="2543612"/>
                     </a:xfrm>
                     <a:prstGeom prst="rect">
                       <a:avLst/>
@@ -3391,6 +4407,48 @@
           </wp:anchor>
         </w:drawing>
       </w:r>
+      <w:r>
+        <w:rPr>
+          <w:rFonts w:ascii="Times New Roman" w:hAnsi="Times New Roman" w:cs="Times New Roman"/>
+          <w:b/>
+          <w:bCs/>
+        </w:rPr>
+        <w:t>Rezultat așteptat:</w:t>
+      </w:r>
+      <w:r>
+        <w:rPr>
+          <w:rFonts w:ascii="Times New Roman" w:hAnsi="Times New Roman" w:cs="Times New Roman"/>
+        </w:rPr>
+        <w:t xml:space="preserve"> </w:t>
+      </w:r>
+      <w:r>
+        <w:rPr>
+          <w:rFonts w:ascii="Times New Roman" w:hAnsi="Times New Roman" w:cs="Times New Roman"/>
+        </w:rPr>
+        <w:t xml:space="preserve">Utilitarul a detectat cu succes blocajul și </w:t>
+      </w:r>
+      <w:proofErr w:type="gramStart"/>
+      <w:r>
+        <w:rPr>
+          <w:rFonts w:ascii="Times New Roman" w:hAnsi="Times New Roman" w:cs="Times New Roman"/>
+        </w:rPr>
+        <w:t>a</w:t>
+      </w:r>
+      <w:proofErr w:type="gramEnd"/>
+      <w:r>
+        <w:rPr>
+          <w:rFonts w:ascii="Times New Roman" w:hAnsi="Times New Roman" w:cs="Times New Roman"/>
+        </w:rPr>
+        <w:t xml:space="preserve"> afișat în terminal informații despre procesul activ (în acest caz, tail) care ținea fișierul deschis, confirmând astfel că lsof poate fi integrat în script ca mecanism fiabil pentru a preveni înlocuirea fișierelor aflate în utilizare.</w:t>
+      </w:r>
+    </w:p>
+    <w:p>
+      <w:pPr>
+        <w:ind w:left="720"/>
+        <w:rPr>
+          <w:rFonts w:ascii="Times New Roman" w:hAnsi="Times New Roman" w:cs="Times New Roman"/>
+        </w:rPr>
+      </w:pPr>
     </w:p>
     <w:p>
       <w:pPr>
@@ -3436,46 +4494,586 @@
     </w:p>
     <w:p>
       <w:pPr>
+        <w:pStyle w:val="Heading3"/>
+        <w:rPr>
+          <w:rFonts w:ascii="Times New Roman" w:hAnsi="Times New Roman" w:cs="Times New Roman"/>
+          <w:color w:val="auto"/>
+        </w:rPr>
+      </w:pPr>
+      <w:bookmarkStart w:id="22" w:name="_Toc235006860"/>
+      <w:r>
+        <w:rPr>
+          <w:rFonts w:ascii="Times New Roman" w:hAnsi="Times New Roman" w:cs="Times New Roman"/>
+          <w:color w:val="auto"/>
+        </w:rPr>
+        <w:t>5.4. Integrarea în cadrul aplicației</w:t>
+      </w:r>
+      <w:bookmarkEnd w:id="22"/>
+    </w:p>
+    <w:p>
+      <w:pPr>
+        <w:rPr>
+          <w:rFonts w:ascii="Times New Roman" w:hAnsi="Times New Roman" w:cs="Times New Roman"/>
+        </w:rPr>
+      </w:pPr>
+      <w:r>
+        <w:rPr>
+          <w:rFonts w:ascii="Times New Roman" w:hAnsi="Times New Roman" w:cs="Times New Roman"/>
+        </w:rPr>
+        <w:t>Conform cerințelor de implementare, copierea remote nu se va face direct, ci folosind un fișier temporar. Utilitarul lsof va</w:t>
+      </w:r>
+      <w:r>
+        <w:rPr>
+          <w:rFonts w:ascii="Times New Roman" w:hAnsi="Times New Roman" w:cs="Times New Roman"/>
+        </w:rPr>
+        <w:t xml:space="preserve"> fi ca un</w:t>
+      </w:r>
+      <w:r>
+        <w:rPr>
+          <w:rFonts w:ascii="Times New Roman" w:hAnsi="Times New Roman" w:cs="Times New Roman"/>
+        </w:rPr>
+        <w:t xml:space="preserve"> mecanism de siguranță: fișierul inițial va fi înlocuit de cel temporar doar la finalizarea copierii și exclusiv atunci când lsof va confirma că fișierul original nu este folosit de niciun alt proces local. Acest lucru previne coruperea datelor în timpul sincronizării.</w:t>
+      </w:r>
+    </w:p>
+    <w:p>
+      <w:pPr>
+        <w:rPr>
+          <w:rFonts w:ascii="Times New Roman" w:hAnsi="Times New Roman" w:cs="Times New Roman"/>
+        </w:rPr>
+      </w:pPr>
+    </w:p>
+    <w:p>
+      <w:pPr>
+        <w:pStyle w:val="Heading1"/>
+        <w:jc w:val="center"/>
+        <w:rPr>
+          <w:rFonts w:ascii="Times New Roman" w:hAnsi="Times New Roman" w:cs="Times New Roman"/>
+          <w:b/>
+          <w:bCs/>
+          <w:color w:val="auto"/>
+        </w:rPr>
+      </w:pPr>
+      <w:bookmarkStart w:id="23" w:name="_Toc235006861"/>
+      <w:r>
+        <w:rPr>
+          <w:rFonts w:ascii="Times New Roman" w:hAnsi="Times New Roman" w:cs="Times New Roman"/>
+          <w:b/>
+          <w:bCs/>
+          <w:color w:val="auto"/>
+        </w:rPr>
+        <w:t>Cerințe pentru aplicația ca întreg</w:t>
+      </w:r>
+      <w:bookmarkEnd w:id="23"/>
+    </w:p>
+    <w:p/>
+    <w:p>
+      <w:pPr>
         <w:pStyle w:val="Heading2"/>
         <w:rPr>
           <w:rFonts w:ascii="Times New Roman" w:hAnsi="Times New Roman" w:cs="Times New Roman"/>
+          <w:b/>
+          <w:bCs/>
           <w:color w:val="auto"/>
         </w:rPr>
       </w:pPr>
-      <w:bookmarkStart w:id="21" w:name="_Toc234912059"/>
-      <w:r>
-        <w:rPr>
-          <w:rFonts w:ascii="Times New Roman" w:hAnsi="Times New Roman" w:cs="Times New Roman"/>
+      <w:bookmarkStart w:id="24" w:name="_Toc235006862"/>
+      <w:r>
+        <w:rPr>
+          <w:rFonts w:ascii="Times New Roman" w:hAnsi="Times New Roman" w:cs="Times New Roman"/>
+          <w:b/>
+          <w:bCs/>
           <w:color w:val="auto"/>
         </w:rPr>
+        <w:t>6. Cerințe pentru aplicație ca întreg</w:t>
+      </w:r>
+      <w:bookmarkEnd w:id="24"/>
+    </w:p>
+    <w:p>
+      <w:pPr>
+        <w:rPr>
+          <w:rFonts w:ascii="Times New Roman" w:hAnsi="Times New Roman" w:cs="Times New Roman"/>
+        </w:rPr>
+      </w:pPr>
+      <w:r>
+        <w:rPr>
+          <w:rFonts w:ascii="Times New Roman" w:hAnsi="Times New Roman" w:cs="Times New Roman"/>
+        </w:rPr>
+        <w:t>Această secțiune definește specificațiile sistemului de sincronizare a datelor, detaliind modul în care utilitarele de bază din mediul Linux vor fi orchestrate printr-un script executabil pentru a îndeplini fluxul operațional cerut.</w:t>
+      </w:r>
+    </w:p>
+    <w:p>
+      <w:pPr>
+        <w:pStyle w:val="Heading3"/>
+        <w:rPr>
+          <w:rFonts w:ascii="Times New Roman" w:hAnsi="Times New Roman" w:cs="Times New Roman"/>
+          <w:color w:val="auto"/>
+        </w:rPr>
+      </w:pPr>
+      <w:bookmarkStart w:id="25" w:name="_Toc235006863"/>
+      <w:r>
+        <w:rPr>
+          <w:rFonts w:ascii="Times New Roman" w:hAnsi="Times New Roman" w:cs="Times New Roman"/>
+          <w:color w:val="auto"/>
+        </w:rPr>
+        <w:t>6.1. Arhitectura generală și mediul de execuție</w:t>
+      </w:r>
+      <w:bookmarkEnd w:id="25"/>
+    </w:p>
+    <w:p>
+      <w:pPr>
+        <w:ind w:left="720"/>
+        <w:rPr>
+          <w:rFonts w:ascii="Times New Roman" w:hAnsi="Times New Roman" w:cs="Times New Roman"/>
+        </w:rPr>
+      </w:pPr>
+      <w:r>
+        <w:rPr>
+          <w:rFonts w:ascii="Times New Roman" w:hAnsi="Times New Roman" w:cs="Times New Roman"/>
+        </w:rPr>
+        <w:t xml:space="preserve">Modelul aplicației: Sistemul va fi implementat sub forma unui script de automatizare (ex. Bash) care va emula comportamentul unei aplicații de rețea de tip Syncthing. </w:t>
+      </w:r>
+    </w:p>
+    <w:p>
+      <w:pPr>
+        <w:ind w:left="720"/>
+        <w:rPr>
+          <w:rFonts w:ascii="Times New Roman" w:hAnsi="Times New Roman" w:cs="Times New Roman"/>
+        </w:rPr>
+      </w:pPr>
+      <w:r>
+        <w:rPr>
+          <w:rFonts w:ascii="Times New Roman" w:hAnsi="Times New Roman" w:cs="Times New Roman"/>
+        </w:rPr>
+        <w:t xml:space="preserve">Topologia de conectare: Se va selecta un director sursă pe mașina locală și un director destinație pe o mașină remote, complet distinctă de prima. </w:t>
+      </w:r>
+    </w:p>
+    <w:p>
+      <w:pPr>
+        <w:pStyle w:val="Heading3"/>
+        <w:rPr>
+          <w:rFonts w:ascii="Times New Roman" w:hAnsi="Times New Roman" w:cs="Times New Roman"/>
+          <w:color w:val="auto"/>
+        </w:rPr>
+      </w:pPr>
+      <w:bookmarkStart w:id="26" w:name="_Toc235006864"/>
+      <w:r>
+        <w:rPr>
+          <w:rFonts w:ascii="Times New Roman" w:hAnsi="Times New Roman" w:cs="Times New Roman"/>
+          <w:color w:val="auto"/>
+        </w:rPr>
+        <w:t>6.2. Cerințe Funcționale (CF)</w:t>
+      </w:r>
+      <w:bookmarkEnd w:id="26"/>
+    </w:p>
+    <w:p>
+      <w:pPr>
+        <w:ind w:left="720"/>
+        <w:rPr>
+          <w:rFonts w:ascii="Times New Roman" w:hAnsi="Times New Roman" w:cs="Times New Roman"/>
+        </w:rPr>
+      </w:pPr>
+      <w:r>
+        <w:rPr>
+          <w:rFonts w:ascii="Times New Roman" w:hAnsi="Times New Roman" w:cs="Times New Roman"/>
+        </w:rPr>
+        <w:t xml:space="preserve">CF-01: Monitorizare și sincronizare în timp real. Aplicația va utiliza utilitarul inotify pentru a monitoriza permanent directorul local. La detectarea unui eveniment de modificare a unui fișier, scriptul va obține o notificare și va declanșa automat sincronizarea (transferul) acestuia către mașina remote folosind scp. </w:t>
+      </w:r>
+    </w:p>
+    <w:p>
+      <w:pPr>
+        <w:ind w:left="720"/>
+        <w:rPr>
+          <w:rFonts w:ascii="Times New Roman" w:hAnsi="Times New Roman" w:cs="Times New Roman"/>
+        </w:rPr>
+      </w:pPr>
+      <w:r>
+        <w:rPr>
+          <w:rFonts w:ascii="Times New Roman" w:hAnsi="Times New Roman" w:cs="Times New Roman"/>
+        </w:rPr>
+        <w:t xml:space="preserve">CF-02: Sincronizare periodică configurabilă. Suplimentar față de monitorizarea permanentă, sistemul va integra un mecanism care va forța o sincronizare totală a directoarelor la fiecare 10 </w:t>
+      </w:r>
+      <w:proofErr w:type="gramStart"/>
+      <w:r>
+        <w:rPr>
+          <w:rFonts w:ascii="Times New Roman" w:hAnsi="Times New Roman" w:cs="Times New Roman"/>
+        </w:rPr>
+        <w:t>minute</w:t>
+      </w:r>
+      <w:proofErr w:type="gramEnd"/>
+      <w:r>
+        <w:rPr>
+          <w:rFonts w:ascii="Times New Roman" w:hAnsi="Times New Roman" w:cs="Times New Roman"/>
+        </w:rPr>
+        <w:t xml:space="preserve">. Acest interval de timp trebuie să fie configurabil pentru </w:t>
+      </w:r>
+      <w:proofErr w:type="gramStart"/>
+      <w:r>
+        <w:rPr>
+          <w:rFonts w:ascii="Times New Roman" w:hAnsi="Times New Roman" w:cs="Times New Roman"/>
+        </w:rPr>
+        <w:t>a</w:t>
+      </w:r>
+      <w:proofErr w:type="gramEnd"/>
+      <w:r>
+        <w:rPr>
+          <w:rFonts w:ascii="Times New Roman" w:hAnsi="Times New Roman" w:cs="Times New Roman"/>
+        </w:rPr>
+        <w:t xml:space="preserve"> oferi flexibilitate utilizatorului.</w:t>
+      </w:r>
+    </w:p>
+    <w:p>
+      <w:pPr>
+        <w:ind w:left="720"/>
+        <w:rPr>
+          <w:rFonts w:ascii="Times New Roman" w:hAnsi="Times New Roman" w:cs="Times New Roman"/>
+        </w:rPr>
+      </w:pPr>
+      <w:r>
+        <w:rPr>
+          <w:rFonts w:ascii="Times New Roman" w:hAnsi="Times New Roman" w:cs="Times New Roman"/>
+        </w:rPr>
+        <w:t xml:space="preserve">CF-03: Optimizarea lățimii de bandă. Pentru a face economie de resurse și </w:t>
+      </w:r>
+      <w:proofErr w:type="gramStart"/>
+      <w:r>
+        <w:rPr>
+          <w:rFonts w:ascii="Times New Roman" w:hAnsi="Times New Roman" w:cs="Times New Roman"/>
+        </w:rPr>
+        <w:t>a</w:t>
+      </w:r>
+      <w:proofErr w:type="gramEnd"/>
+      <w:r>
+        <w:rPr>
+          <w:rFonts w:ascii="Times New Roman" w:hAnsi="Times New Roman" w:cs="Times New Roman"/>
+        </w:rPr>
+        <w:t xml:space="preserve"> evita transferul fișierelor nemodificate, scriptul va verifica diferențele de conținut folosind </w:t>
+      </w:r>
+      <w:r>
+        <w:rPr>
+          <w:rFonts w:ascii="Times New Roman" w:hAnsi="Times New Roman" w:cs="Times New Roman"/>
+        </w:rPr>
         <w:lastRenderedPageBreak/>
-        <w:t>5.4. Integrarea în cadrul aplicației</w:t>
-      </w:r>
-      <w:bookmarkEnd w:id="21"/>
-    </w:p>
-    <w:p>
-      <w:pPr>
-        <w:rPr>
-          <w:rFonts w:ascii="Times New Roman" w:hAnsi="Times New Roman" w:cs="Times New Roman"/>
-        </w:rPr>
-      </w:pPr>
-      <w:r>
-        <w:rPr>
-          <w:rFonts w:ascii="Times New Roman" w:hAnsi="Times New Roman" w:cs="Times New Roman"/>
-        </w:rPr>
-        <w:t>Conform cerințelor de implementare, copierea remote nu se va face direct, ci folosind un fișier temporar. Utilitarul lsof va</w:t>
-      </w:r>
-      <w:r>
-        <w:rPr>
-          <w:rFonts w:ascii="Times New Roman" w:hAnsi="Times New Roman" w:cs="Times New Roman"/>
-        </w:rPr>
-        <w:t xml:space="preserve"> fi ca un</w:t>
-      </w:r>
-      <w:r>
-        <w:rPr>
-          <w:rFonts w:ascii="Times New Roman" w:hAnsi="Times New Roman" w:cs="Times New Roman"/>
-        </w:rPr>
-        <w:t xml:space="preserve"> mecanism de siguranță: fișierul inițial va fi înlocuit de cel temporar doar la finalizarea copierii și exclusiv atunci când lsof va confirma că fișierul original nu este folosit de niciun alt proces local. Acest lucru previne coruperea datelor în timpul sincronizării.</w:t>
+        <w:t xml:space="preserve">utilitarele md5sum sau sha256sum. Sistemul va actualiza doar acele documente ale căror sume de control diferă între mediul local și cel remote. </w:t>
+      </w:r>
+    </w:p>
+    <w:p>
+      <w:pPr>
+        <w:ind w:left="720"/>
+        <w:rPr>
+          <w:rFonts w:ascii="Times New Roman" w:hAnsi="Times New Roman" w:cs="Times New Roman"/>
+        </w:rPr>
+      </w:pPr>
+      <w:r>
+        <w:rPr>
+          <w:rFonts w:ascii="Times New Roman" w:hAnsi="Times New Roman" w:cs="Times New Roman"/>
+        </w:rPr>
+        <w:t xml:space="preserve">CF-04: Transfer mediat prin fișiere temporare. Pentru a asigura integritatea în timpul transmiterii pe rețea, copierea datelor pe mașina destinație nu se va face direct peste fișierul original. Documentul va fi transferat inițial sub forma unui fișier temporar. </w:t>
+      </w:r>
+    </w:p>
+    <w:p>
+      <w:pPr>
+        <w:ind w:left="720"/>
+        <w:rPr>
+          <w:rFonts w:ascii="Times New Roman" w:hAnsi="Times New Roman" w:cs="Times New Roman"/>
+        </w:rPr>
+      </w:pPr>
+      <w:r>
+        <w:rPr>
+          <w:rFonts w:ascii="Times New Roman" w:hAnsi="Times New Roman" w:cs="Times New Roman"/>
+        </w:rPr>
+        <w:t>CF-05: Validarea resurselor libere</w:t>
+      </w:r>
+      <w:r>
+        <w:rPr>
+          <w:rFonts w:ascii="Times New Roman" w:hAnsi="Times New Roman" w:cs="Times New Roman"/>
+        </w:rPr>
+        <w:t xml:space="preserve">. </w:t>
+      </w:r>
+      <w:r>
+        <w:rPr>
+          <w:rFonts w:ascii="Times New Roman" w:hAnsi="Times New Roman" w:cs="Times New Roman"/>
+        </w:rPr>
+        <w:t xml:space="preserve">Odată transferat fișierul temporar, scriptul va interoga mașina remote cu utilitarul lsof pentru a verifica dacă fișierul inițial pe care trebuie să îl înlocuiască nu este folosit de un alt proces. </w:t>
+      </w:r>
+    </w:p>
+    <w:p>
+      <w:pPr>
+        <w:ind w:left="720"/>
+        <w:rPr>
+          <w:rFonts w:ascii="Times New Roman" w:hAnsi="Times New Roman" w:cs="Times New Roman"/>
+        </w:rPr>
+      </w:pPr>
+      <w:r>
+        <w:rPr>
+          <w:rFonts w:ascii="Times New Roman" w:hAnsi="Times New Roman" w:cs="Times New Roman"/>
+        </w:rPr>
+        <w:t xml:space="preserve">CF-06: Mecanismul de înlocuire finală. Fișierul temporar va înlocui documentul inițial abia la finalizarea completă a copierii și doar după ce utilitarul lsof dă confirmarea că resursa destinație este complet liberă, prevenind astfel coruperea datelor. </w:t>
+      </w:r>
+    </w:p>
+    <w:p>
+      <w:pPr>
+        <w:pStyle w:val="Heading3"/>
+        <w:rPr>
+          <w:rFonts w:ascii="Times New Roman" w:hAnsi="Times New Roman" w:cs="Times New Roman"/>
+          <w:color w:val="auto"/>
+        </w:rPr>
+      </w:pPr>
+      <w:bookmarkStart w:id="27" w:name="_Toc235006865"/>
+      <w:r>
+        <w:rPr>
+          <w:rFonts w:ascii="Times New Roman" w:hAnsi="Times New Roman" w:cs="Times New Roman"/>
+          <w:color w:val="auto"/>
+        </w:rPr>
+        <w:t>6.3. Cerințe Non-Funcționale (CNF)</w:t>
+      </w:r>
+      <w:bookmarkEnd w:id="27"/>
+    </w:p>
+    <w:p>
+      <w:pPr>
+        <w:ind w:left="720"/>
+        <w:rPr>
+          <w:rFonts w:ascii="Times New Roman" w:hAnsi="Times New Roman" w:cs="Times New Roman"/>
+        </w:rPr>
+      </w:pPr>
+      <w:r>
+        <w:rPr>
+          <w:rFonts w:ascii="Times New Roman" w:hAnsi="Times New Roman" w:cs="Times New Roman"/>
+        </w:rPr>
+        <w:t xml:space="preserve">CNF-01: Securitate și Criptare. Conectarea între sistemul local și cel remote, precum și întreg traficul de date, se vor realiza securizat, exclusiv peste protocolul SSH. </w:t>
+      </w:r>
+    </w:p>
+    <w:p>
+      <w:pPr>
+        <w:ind w:left="720"/>
+        <w:rPr>
+          <w:rFonts w:ascii="Times New Roman" w:hAnsi="Times New Roman" w:cs="Times New Roman"/>
+        </w:rPr>
+      </w:pPr>
+      <w:r>
+        <w:rPr>
+          <w:rFonts w:ascii="Times New Roman" w:hAnsi="Times New Roman" w:cs="Times New Roman"/>
+        </w:rPr>
+        <w:t>CNF-02: Autentificare autonomă. Sistemul va funcționa în fundal (background) ca un proces automatizat, interconectarea mașinilor realizându-se transparent pe baza cheilor criptografice SSH (fără intervenție umană pentru introducerea parolei).</w:t>
+      </w:r>
+    </w:p>
+    <w:p>
+      <w:pPr>
+        <w:pStyle w:val="Heading3"/>
+        <w:rPr>
+          <w:rFonts w:ascii="Times New Roman" w:hAnsi="Times New Roman" w:cs="Times New Roman"/>
+          <w:color w:val="auto"/>
+        </w:rPr>
+      </w:pPr>
+      <w:bookmarkStart w:id="28" w:name="_Toc235006866"/>
+      <w:r>
+        <w:rPr>
+          <w:rFonts w:ascii="Times New Roman" w:hAnsi="Times New Roman" w:cs="Times New Roman"/>
+          <w:color w:val="auto"/>
+        </w:rPr>
+        <w:t>6.4. Limite și constrângeri</w:t>
+      </w:r>
+      <w:bookmarkEnd w:id="28"/>
+    </w:p>
+    <w:p>
+      <w:pPr>
+        <w:ind w:left="720"/>
+        <w:rPr>
+          <w:rFonts w:ascii="Times New Roman" w:hAnsi="Times New Roman" w:cs="Times New Roman"/>
+        </w:rPr>
+      </w:pPr>
+      <w:r>
+        <w:rPr>
+          <w:rFonts w:ascii="Times New Roman" w:hAnsi="Times New Roman" w:cs="Times New Roman"/>
+        </w:rPr>
+        <w:t xml:space="preserve">Limitarea 1: Sincronizare Unidirecțională. Pentru această etapă a proiectului, fluxul de date va fi de tip master-slave, propagând modificările strict dinspre mașina locală spre cea remote, pentru </w:t>
+      </w:r>
+      <w:proofErr w:type="gramStart"/>
+      <w:r>
+        <w:rPr>
+          <w:rFonts w:ascii="Times New Roman" w:hAnsi="Times New Roman" w:cs="Times New Roman"/>
+        </w:rPr>
+        <w:t>a</w:t>
+      </w:r>
+      <w:proofErr w:type="gramEnd"/>
+      <w:r>
+        <w:rPr>
+          <w:rFonts w:ascii="Times New Roman" w:hAnsi="Times New Roman" w:cs="Times New Roman"/>
+        </w:rPr>
+        <w:t xml:space="preserve"> asigura un comportament previzibil al scriptului.</w:t>
+      </w:r>
+    </w:p>
+    <w:p>
+      <w:pPr>
+        <w:ind w:left="720"/>
+        <w:rPr>
+          <w:rFonts w:ascii="Times New Roman" w:hAnsi="Times New Roman" w:cs="Times New Roman"/>
+        </w:rPr>
+      </w:pPr>
+      <w:r>
+        <w:rPr>
+          <w:rFonts w:ascii="Times New Roman" w:hAnsi="Times New Roman" w:cs="Times New Roman"/>
+        </w:rPr>
+        <w:t xml:space="preserve">Limitarea 2: Suprascrierea în caz de conflict. Scriptul nu va implementa funcții complexe de îmbinare a textului (merge). În cazul în care apar decalaje, sistemul va respecta regula verificării sumelor de control și a resurselor libere pentru </w:t>
+      </w:r>
+      <w:proofErr w:type="gramStart"/>
+      <w:r>
+        <w:rPr>
+          <w:rFonts w:ascii="Times New Roman" w:hAnsi="Times New Roman" w:cs="Times New Roman"/>
+        </w:rPr>
+        <w:t>a</w:t>
+      </w:r>
+      <w:proofErr w:type="gramEnd"/>
+      <w:r>
+        <w:rPr>
+          <w:rFonts w:ascii="Times New Roman" w:hAnsi="Times New Roman" w:cs="Times New Roman"/>
+        </w:rPr>
+        <w:t xml:space="preserve"> executa suprascrierea în siguranță.</w:t>
+      </w:r>
+    </w:p>
+    <w:p>
+      <w:pPr>
+        <w:pStyle w:val="Heading3"/>
+        <w:rPr>
+          <w:rFonts w:ascii="Times New Roman" w:hAnsi="Times New Roman" w:cs="Times New Roman"/>
+          <w:color w:val="auto"/>
+        </w:rPr>
+      </w:pPr>
+      <w:bookmarkStart w:id="29" w:name="_Toc235006867"/>
+      <w:r>
+        <w:rPr>
+          <w:rFonts w:ascii="Times New Roman" w:hAnsi="Times New Roman" w:cs="Times New Roman"/>
+          <w:color w:val="auto"/>
+        </w:rPr>
+        <w:t>6.5. Modul de utilizare</w:t>
+      </w:r>
+      <w:bookmarkEnd w:id="29"/>
+    </w:p>
+    <w:p>
+      <w:pPr>
+        <w:rPr>
+          <w:rFonts w:ascii="Times New Roman" w:hAnsi="Times New Roman" w:cs="Times New Roman"/>
+        </w:rPr>
+      </w:pPr>
+      <w:r>
+        <w:rPr>
+          <w:rFonts w:ascii="Times New Roman" w:hAnsi="Times New Roman" w:cs="Times New Roman"/>
+        </w:rPr>
+        <w:t>Această secțiune descrie interacțiunea utilizatorului final cu aplicația.</w:t>
+      </w:r>
+    </w:p>
+    <w:p>
+      <w:pPr>
+        <w:ind w:left="720"/>
+        <w:rPr>
+          <w:rFonts w:ascii="Times New Roman" w:hAnsi="Times New Roman" w:cs="Times New Roman"/>
+        </w:rPr>
+      </w:pPr>
+      <w:r>
+        <w:rPr>
+          <w:rFonts w:ascii="Times New Roman" w:hAnsi="Times New Roman" w:cs="Times New Roman"/>
+        </w:rPr>
+        <w:t>Configurarea inițială: La prima utilizare, utilizatorul trebuie doar să specifice calea către directorul local pe care dorește să îl sincronizeze și adresa mașinii destinație. Această acțiune se realizează o singură dată.</w:t>
+      </w:r>
+    </w:p>
+    <w:p>
+      <w:pPr>
+        <w:ind w:left="720"/>
+        <w:rPr>
+          <w:rFonts w:ascii="Times New Roman" w:hAnsi="Times New Roman" w:cs="Times New Roman"/>
+        </w:rPr>
+      </w:pPr>
+      <w:r>
+        <w:rPr>
+          <w:rFonts w:ascii="Times New Roman" w:hAnsi="Times New Roman" w:cs="Times New Roman"/>
+        </w:rPr>
+        <w:t xml:space="preserve">Pornirea serviciului: Utilizatorul rulează scriptul principal. Imediat după execuție, aplicația trece în fundal (background) și rulează complet silențios, fără </w:t>
+      </w:r>
+      <w:proofErr w:type="gramStart"/>
+      <w:r>
+        <w:rPr>
+          <w:rFonts w:ascii="Times New Roman" w:hAnsi="Times New Roman" w:cs="Times New Roman"/>
+        </w:rPr>
+        <w:t>a</w:t>
+      </w:r>
+      <w:proofErr w:type="gramEnd"/>
+      <w:r>
+        <w:rPr>
+          <w:rFonts w:ascii="Times New Roman" w:hAnsi="Times New Roman" w:cs="Times New Roman"/>
+        </w:rPr>
+        <w:t xml:space="preserve"> afișa ferestre </w:t>
+      </w:r>
+      <w:r>
+        <w:rPr>
+          <w:rFonts w:ascii="Times New Roman" w:hAnsi="Times New Roman" w:cs="Times New Roman"/>
+        </w:rPr>
+        <w:t>nedorite</w:t>
+      </w:r>
+      <w:r>
+        <w:rPr>
+          <w:rFonts w:ascii="Times New Roman" w:hAnsi="Times New Roman" w:cs="Times New Roman"/>
+        </w:rPr>
+        <w:t xml:space="preserve"> și fără a întrerupe activitatea de pe desktop.</w:t>
+      </w:r>
+    </w:p>
+    <w:p>
+      <w:pPr>
+        <w:ind w:left="720"/>
+        <w:rPr>
+          <w:rFonts w:ascii="Times New Roman" w:hAnsi="Times New Roman" w:cs="Times New Roman"/>
+        </w:rPr>
+      </w:pPr>
+      <w:r>
+        <w:rPr>
+          <w:rFonts w:ascii="Times New Roman" w:hAnsi="Times New Roman" w:cs="Times New Roman"/>
+        </w:rPr>
+        <w:lastRenderedPageBreak/>
+        <w:t>Fluxul de lucru normal: Din acest moment, utilizatorul interacționează exclusiv cu fișierele sale, exact cum ar face-o în mod obișnuit. Acesta deschide documente, le editează și aplică acțiunea standard de salvare</w:t>
+      </w:r>
+      <w:r>
+        <w:rPr>
+          <w:rFonts w:ascii="Times New Roman" w:hAnsi="Times New Roman" w:cs="Times New Roman"/>
+        </w:rPr>
+        <w:t>.</w:t>
+      </w:r>
+    </w:p>
+    <w:p>
+      <w:pPr>
+        <w:ind w:left="720"/>
+        <w:rPr>
+          <w:rFonts w:ascii="Times New Roman" w:hAnsi="Times New Roman" w:cs="Times New Roman"/>
+        </w:rPr>
+      </w:pPr>
+      <w:r>
+        <w:rPr>
+          <w:rFonts w:ascii="Times New Roman" w:hAnsi="Times New Roman" w:cs="Times New Roman"/>
+        </w:rPr>
+        <w:t>Sincronizarea invizibilă: Sistemul elimină necesitatea unui buton manual de "</w:t>
+      </w:r>
+      <w:r>
+        <w:rPr>
+          <w:rFonts w:ascii="Times New Roman" w:hAnsi="Times New Roman" w:cs="Times New Roman"/>
+        </w:rPr>
+        <w:t>s</w:t>
+      </w:r>
+      <w:r>
+        <w:rPr>
+          <w:rFonts w:ascii="Times New Roman" w:hAnsi="Times New Roman" w:cs="Times New Roman"/>
+        </w:rPr>
+        <w:t xml:space="preserve">incronizare". Acțiunea naturală de salvare a unui fișier declanșează automat mecanismele din fundal, transferând datele în siguranță pe mașina remote. Suplimentar, verificarea generală de la intervalul de </w:t>
+      </w:r>
+      <w:proofErr w:type="gramStart"/>
+      <w:r>
+        <w:rPr>
+          <w:rFonts w:ascii="Times New Roman" w:hAnsi="Times New Roman" w:cs="Times New Roman"/>
+        </w:rPr>
+        <w:t>10 minute</w:t>
+      </w:r>
+      <w:proofErr w:type="gramEnd"/>
+      <w:r>
+        <w:rPr>
+          <w:rFonts w:ascii="Times New Roman" w:hAnsi="Times New Roman" w:cs="Times New Roman"/>
+        </w:rPr>
+        <w:t xml:space="preserve"> se execută imperceptibil, oferind utilizatorului garanția că datele sale sunt mereu actualizate și protejate, fără a necesita absolut nicio intervenție manuală din partea sa.</w:t>
       </w:r>
     </w:p>
     <w:p>
@@ -3500,6 +5098,155 @@
 <file path=word/numbering.xml><?xml version="1.0" encoding="utf-8"?>
 <w:numbering xmlns:wpc="http://schemas.microsoft.com/office/word/2010/wordprocessingCanvas" xmlns:cx="http://schemas.microsoft.com/office/drawing/2014/chartex" xmlns:cx1="http://schemas.microsoft.com/office/drawing/2015/9/8/chartex" xmlns:cx2="http://schemas.microsoft.com/office/drawing/2015/10/21/chartex" xmlns:cx3="http://schemas.microsoft.com/office/drawing/2016/5/9/chartex" xmlns:cx4="http://schemas.microsoft.com/office/drawing/2016/5/10/chartex" xmlns:cx5="http://schemas.microsoft.com/office/drawing/2016/5/11/chartex" xmlns:cx6="http://schemas.microsoft.com/office/drawing/2016/5/12/chartex" xmlns:cx7="http://schemas.microsoft.com/office/drawing/2016/5/13/chartex" xmlns:cx8="http://schemas.microsoft.com/office/drawing/2016/5/14/chartex" xmlns:mc="http://schemas.openxmlformats.org/markup-compatibility/2006" xmlns:aink="http://schemas.microsoft.com/office/drawing/2016/ink" xmlns:am3d="http://schemas.microsoft.com/office/drawing/2017/model3d" xmlns:o="urn:schemas-microsoft-com:office:office" xmlns:oel="http://schemas.microsoft.com/office/2019/extlst" xmlns:r="http://schemas.openxmlformats.org/officeDocument/2006/relationships" xmlns:m="http://schemas.openxmlformats.org/officeDocument/2006/math" xmlns:v="urn:schemas-microsoft-com:vml" xmlns:wp14="http://schemas.microsoft.com/office/word/2010/wordprocessingDrawing" xmlns:wp="http://schemas.openxmlformats.org/drawingml/2006/wordprocessingDrawing" xmlns:w10="urn:schemas-microsoft-com:office:word" xmlns:w="http://schemas.openxmlformats.org/wordprocessingml/2006/main" xmlns:w14="http://schemas.microsoft.com/office/word/2010/wordml" xmlns:w15="http://schemas.microsoft.com/office/word/2012/wordml" xmlns:w16cex="http://schemas.microsoft.com/office/word/2018/wordml/cex" xmlns:w16cid="http://schemas.microsoft.com/office/word/2016/wordml/cid" xmlns:w16="http://schemas.microsoft.com/office/word/2018/wordml" xmlns:w16du="http://schemas.microsoft.com/office/word/2023/wordml/word16du" xmlns:w16sdtdh="http://schemas.microsoft.com/office/word/2020/wordml/sdtdatahash" xmlns:w16sdtfl="http://schemas.microsoft.com/office/word/2024/wordml/sdtformatlock" xmlns:w16se="http://schemas.microsoft.com/office/word/2015/wordml/symex" xmlns:wpg="http://schemas.microsoft.com/office/word/2010/wordprocessingGroup" xmlns:wpi="http://schemas.microsoft.com/office/word/2010/wordprocessingInk" xmlns:wne="http://schemas.microsoft.com/office/word/2006/wordml" xmlns:wps="http://schemas.microsoft.com/office/word/2010/wordprocessingShape" mc:Ignorable="w14 w15 w16se w16cid w16 w16cex w16sdtdh w16sdtfl w16du wp14">
   <w:abstractNum w:abstractNumId="0" w15:restartNumberingAfterBreak="0">
+    <w:nsid w:val="0DAF344A"/>
+    <w:multiLevelType w:val="multilevel"/>
+    <w:tmpl w:val="6EEEF946"/>
+    <w:lvl w:ilvl="0">
+      <w:start w:val="1"/>
+      <w:numFmt w:val="bullet"/>
+      <w:lvlText w:val=""/>
+      <w:lvlJc w:val="left"/>
+      <w:pPr>
+        <w:tabs>
+          <w:tab w:val="num" w:pos="720"/>
+        </w:tabs>
+        <w:ind w:left="720" w:hanging="360"/>
+      </w:pPr>
+      <w:rPr>
+        <w:rFonts w:ascii="Symbol" w:hAnsi="Symbol" w:hint="default"/>
+        <w:sz w:val="20"/>
+      </w:rPr>
+    </w:lvl>
+    <w:lvl w:ilvl="1" w:tentative="1">
+      <w:start w:val="1"/>
+      <w:numFmt w:val="bullet"/>
+      <w:lvlText w:val="o"/>
+      <w:lvlJc w:val="left"/>
+      <w:pPr>
+        <w:tabs>
+          <w:tab w:val="num" w:pos="1440"/>
+        </w:tabs>
+        <w:ind w:left="1440" w:hanging="360"/>
+      </w:pPr>
+      <w:rPr>
+        <w:rFonts w:ascii="Courier New" w:hAnsi="Courier New" w:hint="default"/>
+        <w:sz w:val="20"/>
+      </w:rPr>
+    </w:lvl>
+    <w:lvl w:ilvl="2" w:tentative="1">
+      <w:start w:val="1"/>
+      <w:numFmt w:val="bullet"/>
+      <w:lvlText w:val=""/>
+      <w:lvlJc w:val="left"/>
+      <w:pPr>
+        <w:tabs>
+          <w:tab w:val="num" w:pos="2160"/>
+        </w:tabs>
+        <w:ind w:left="2160" w:hanging="360"/>
+      </w:pPr>
+      <w:rPr>
+        <w:rFonts w:ascii="Wingdings" w:hAnsi="Wingdings" w:hint="default"/>
+        <w:sz w:val="20"/>
+      </w:rPr>
+    </w:lvl>
+    <w:lvl w:ilvl="3" w:tentative="1">
+      <w:start w:val="1"/>
+      <w:numFmt w:val="bullet"/>
+      <w:lvlText w:val=""/>
+      <w:lvlJc w:val="left"/>
+      <w:pPr>
+        <w:tabs>
+          <w:tab w:val="num" w:pos="2880"/>
+        </w:tabs>
+        <w:ind w:left="2880" w:hanging="360"/>
+      </w:pPr>
+      <w:rPr>
+        <w:rFonts w:ascii="Wingdings" w:hAnsi="Wingdings" w:hint="default"/>
+        <w:sz w:val="20"/>
+      </w:rPr>
+    </w:lvl>
+    <w:lvl w:ilvl="4" w:tentative="1">
+      <w:start w:val="1"/>
+      <w:numFmt w:val="bullet"/>
+      <w:lvlText w:val=""/>
+      <w:lvlJc w:val="left"/>
+      <w:pPr>
+        <w:tabs>
+          <w:tab w:val="num" w:pos="3600"/>
+        </w:tabs>
+        <w:ind w:left="3600" w:hanging="360"/>
+      </w:pPr>
+      <w:rPr>
+        <w:rFonts w:ascii="Wingdings" w:hAnsi="Wingdings" w:hint="default"/>
+        <w:sz w:val="20"/>
+      </w:rPr>
+    </w:lvl>
+    <w:lvl w:ilvl="5" w:tentative="1">
+      <w:start w:val="1"/>
+      <w:numFmt w:val="bullet"/>
+      <w:lvlText w:val=""/>
+      <w:lvlJc w:val="left"/>
+      <w:pPr>
+        <w:tabs>
+          <w:tab w:val="num" w:pos="4320"/>
+        </w:tabs>
+        <w:ind w:left="4320" w:hanging="360"/>
+      </w:pPr>
+      <w:rPr>
+        <w:rFonts w:ascii="Wingdings" w:hAnsi="Wingdings" w:hint="default"/>
+        <w:sz w:val="20"/>
+      </w:rPr>
+    </w:lvl>
+    <w:lvl w:ilvl="6" w:tentative="1">
+      <w:start w:val="1"/>
+      <w:numFmt w:val="bullet"/>
+      <w:lvlText w:val=""/>
+      <w:lvlJc w:val="left"/>
+      <w:pPr>
+        <w:tabs>
+          <w:tab w:val="num" w:pos="5040"/>
+        </w:tabs>
+        <w:ind w:left="5040" w:hanging="360"/>
+      </w:pPr>
+      <w:rPr>
+        <w:rFonts w:ascii="Wingdings" w:hAnsi="Wingdings" w:hint="default"/>
+        <w:sz w:val="20"/>
+      </w:rPr>
+    </w:lvl>
+    <w:lvl w:ilvl="7" w:tentative="1">
+      <w:start w:val="1"/>
+      <w:numFmt w:val="bullet"/>
+      <w:lvlText w:val=""/>
+      <w:lvlJc w:val="left"/>
+      <w:pPr>
+        <w:tabs>
+          <w:tab w:val="num" w:pos="5760"/>
+        </w:tabs>
+        <w:ind w:left="5760" w:hanging="360"/>
+      </w:pPr>
+      <w:rPr>
+        <w:rFonts w:ascii="Wingdings" w:hAnsi="Wingdings" w:hint="default"/>
+        <w:sz w:val="20"/>
+      </w:rPr>
+    </w:lvl>
+    <w:lvl w:ilvl="8" w:tentative="1">
+      <w:start w:val="1"/>
+      <w:numFmt w:val="bullet"/>
+      <w:lvlText w:val=""/>
+      <w:lvlJc w:val="left"/>
+      <w:pPr>
+        <w:tabs>
+          <w:tab w:val="num" w:pos="6480"/>
+        </w:tabs>
+        <w:ind w:left="6480" w:hanging="360"/>
+      </w:pPr>
+      <w:rPr>
+        <w:rFonts w:ascii="Wingdings" w:hAnsi="Wingdings" w:hint="default"/>
+        <w:sz w:val="20"/>
+      </w:rPr>
+    </w:lvl>
+  </w:abstractNum>
+  <w:abstractNum w:abstractNumId="1" w15:restartNumberingAfterBreak="0">
     <w:nsid w:val="0EE47051"/>
     <w:multiLevelType w:val="multilevel"/>
     <w:tmpl w:val="69124B44"/>
@@ -3612,7 +5359,603 @@
       </w:pPr>
     </w:lvl>
   </w:abstractNum>
-  <w:abstractNum w:abstractNumId="1" w15:restartNumberingAfterBreak="0">
+  <w:abstractNum w:abstractNumId="2" w15:restartNumberingAfterBreak="0">
+    <w:nsid w:val="22A548E6"/>
+    <w:multiLevelType w:val="multilevel"/>
+    <w:tmpl w:val="ADAACF32"/>
+    <w:lvl w:ilvl="0">
+      <w:start w:val="1"/>
+      <w:numFmt w:val="bullet"/>
+      <w:lvlText w:val=""/>
+      <w:lvlJc w:val="left"/>
+      <w:pPr>
+        <w:tabs>
+          <w:tab w:val="num" w:pos="720"/>
+        </w:tabs>
+        <w:ind w:left="720" w:hanging="360"/>
+      </w:pPr>
+      <w:rPr>
+        <w:rFonts w:ascii="Symbol" w:hAnsi="Symbol" w:hint="default"/>
+        <w:sz w:val="20"/>
+      </w:rPr>
+    </w:lvl>
+    <w:lvl w:ilvl="1" w:tentative="1">
+      <w:start w:val="1"/>
+      <w:numFmt w:val="bullet"/>
+      <w:lvlText w:val="o"/>
+      <w:lvlJc w:val="left"/>
+      <w:pPr>
+        <w:tabs>
+          <w:tab w:val="num" w:pos="1440"/>
+        </w:tabs>
+        <w:ind w:left="1440" w:hanging="360"/>
+      </w:pPr>
+      <w:rPr>
+        <w:rFonts w:ascii="Courier New" w:hAnsi="Courier New" w:hint="default"/>
+        <w:sz w:val="20"/>
+      </w:rPr>
+    </w:lvl>
+    <w:lvl w:ilvl="2" w:tentative="1">
+      <w:start w:val="1"/>
+      <w:numFmt w:val="bullet"/>
+      <w:lvlText w:val=""/>
+      <w:lvlJc w:val="left"/>
+      <w:pPr>
+        <w:tabs>
+          <w:tab w:val="num" w:pos="2160"/>
+        </w:tabs>
+        <w:ind w:left="2160" w:hanging="360"/>
+      </w:pPr>
+      <w:rPr>
+        <w:rFonts w:ascii="Wingdings" w:hAnsi="Wingdings" w:hint="default"/>
+        <w:sz w:val="20"/>
+      </w:rPr>
+    </w:lvl>
+    <w:lvl w:ilvl="3" w:tentative="1">
+      <w:start w:val="1"/>
+      <w:numFmt w:val="bullet"/>
+      <w:lvlText w:val=""/>
+      <w:lvlJc w:val="left"/>
+      <w:pPr>
+        <w:tabs>
+          <w:tab w:val="num" w:pos="2880"/>
+        </w:tabs>
+        <w:ind w:left="2880" w:hanging="360"/>
+      </w:pPr>
+      <w:rPr>
+        <w:rFonts w:ascii="Wingdings" w:hAnsi="Wingdings" w:hint="default"/>
+        <w:sz w:val="20"/>
+      </w:rPr>
+    </w:lvl>
+    <w:lvl w:ilvl="4" w:tentative="1">
+      <w:start w:val="1"/>
+      <w:numFmt w:val="bullet"/>
+      <w:lvlText w:val=""/>
+      <w:lvlJc w:val="left"/>
+      <w:pPr>
+        <w:tabs>
+          <w:tab w:val="num" w:pos="3600"/>
+        </w:tabs>
+        <w:ind w:left="3600" w:hanging="360"/>
+      </w:pPr>
+      <w:rPr>
+        <w:rFonts w:ascii="Wingdings" w:hAnsi="Wingdings" w:hint="default"/>
+        <w:sz w:val="20"/>
+      </w:rPr>
+    </w:lvl>
+    <w:lvl w:ilvl="5" w:tentative="1">
+      <w:start w:val="1"/>
+      <w:numFmt w:val="bullet"/>
+      <w:lvlText w:val=""/>
+      <w:lvlJc w:val="left"/>
+      <w:pPr>
+        <w:tabs>
+          <w:tab w:val="num" w:pos="4320"/>
+        </w:tabs>
+        <w:ind w:left="4320" w:hanging="360"/>
+      </w:pPr>
+      <w:rPr>
+        <w:rFonts w:ascii="Wingdings" w:hAnsi="Wingdings" w:hint="default"/>
+        <w:sz w:val="20"/>
+      </w:rPr>
+    </w:lvl>
+    <w:lvl w:ilvl="6" w:tentative="1">
+      <w:start w:val="1"/>
+      <w:numFmt w:val="bullet"/>
+      <w:lvlText w:val=""/>
+      <w:lvlJc w:val="left"/>
+      <w:pPr>
+        <w:tabs>
+          <w:tab w:val="num" w:pos="5040"/>
+        </w:tabs>
+        <w:ind w:left="5040" w:hanging="360"/>
+      </w:pPr>
+      <w:rPr>
+        <w:rFonts w:ascii="Wingdings" w:hAnsi="Wingdings" w:hint="default"/>
+        <w:sz w:val="20"/>
+      </w:rPr>
+    </w:lvl>
+    <w:lvl w:ilvl="7" w:tentative="1">
+      <w:start w:val="1"/>
+      <w:numFmt w:val="bullet"/>
+      <w:lvlText w:val=""/>
+      <w:lvlJc w:val="left"/>
+      <w:pPr>
+        <w:tabs>
+          <w:tab w:val="num" w:pos="5760"/>
+        </w:tabs>
+        <w:ind w:left="5760" w:hanging="360"/>
+      </w:pPr>
+      <w:rPr>
+        <w:rFonts w:ascii="Wingdings" w:hAnsi="Wingdings" w:hint="default"/>
+        <w:sz w:val="20"/>
+      </w:rPr>
+    </w:lvl>
+    <w:lvl w:ilvl="8" w:tentative="1">
+      <w:start w:val="1"/>
+      <w:numFmt w:val="bullet"/>
+      <w:lvlText w:val=""/>
+      <w:lvlJc w:val="left"/>
+      <w:pPr>
+        <w:tabs>
+          <w:tab w:val="num" w:pos="6480"/>
+        </w:tabs>
+        <w:ind w:left="6480" w:hanging="360"/>
+      </w:pPr>
+      <w:rPr>
+        <w:rFonts w:ascii="Wingdings" w:hAnsi="Wingdings" w:hint="default"/>
+        <w:sz w:val="20"/>
+      </w:rPr>
+    </w:lvl>
+  </w:abstractNum>
+  <w:abstractNum w:abstractNumId="3" w15:restartNumberingAfterBreak="0">
+    <w:nsid w:val="38112F8F"/>
+    <w:multiLevelType w:val="multilevel"/>
+    <w:tmpl w:val="6D68BEBE"/>
+    <w:lvl w:ilvl="0">
+      <w:start w:val="1"/>
+      <w:numFmt w:val="bullet"/>
+      <w:lvlText w:val=""/>
+      <w:lvlJc w:val="left"/>
+      <w:pPr>
+        <w:tabs>
+          <w:tab w:val="num" w:pos="720"/>
+        </w:tabs>
+        <w:ind w:left="720" w:hanging="360"/>
+      </w:pPr>
+      <w:rPr>
+        <w:rFonts w:ascii="Symbol" w:hAnsi="Symbol" w:hint="default"/>
+        <w:sz w:val="20"/>
+      </w:rPr>
+    </w:lvl>
+    <w:lvl w:ilvl="1" w:tentative="1">
+      <w:start w:val="1"/>
+      <w:numFmt w:val="bullet"/>
+      <w:lvlText w:val="o"/>
+      <w:lvlJc w:val="left"/>
+      <w:pPr>
+        <w:tabs>
+          <w:tab w:val="num" w:pos="1440"/>
+        </w:tabs>
+        <w:ind w:left="1440" w:hanging="360"/>
+      </w:pPr>
+      <w:rPr>
+        <w:rFonts w:ascii="Courier New" w:hAnsi="Courier New" w:hint="default"/>
+        <w:sz w:val="20"/>
+      </w:rPr>
+    </w:lvl>
+    <w:lvl w:ilvl="2" w:tentative="1">
+      <w:start w:val="1"/>
+      <w:numFmt w:val="bullet"/>
+      <w:lvlText w:val=""/>
+      <w:lvlJc w:val="left"/>
+      <w:pPr>
+        <w:tabs>
+          <w:tab w:val="num" w:pos="2160"/>
+        </w:tabs>
+        <w:ind w:left="2160" w:hanging="360"/>
+      </w:pPr>
+      <w:rPr>
+        <w:rFonts w:ascii="Wingdings" w:hAnsi="Wingdings" w:hint="default"/>
+        <w:sz w:val="20"/>
+      </w:rPr>
+    </w:lvl>
+    <w:lvl w:ilvl="3" w:tentative="1">
+      <w:start w:val="1"/>
+      <w:numFmt w:val="bullet"/>
+      <w:lvlText w:val=""/>
+      <w:lvlJc w:val="left"/>
+      <w:pPr>
+        <w:tabs>
+          <w:tab w:val="num" w:pos="2880"/>
+        </w:tabs>
+        <w:ind w:left="2880" w:hanging="360"/>
+      </w:pPr>
+      <w:rPr>
+        <w:rFonts w:ascii="Wingdings" w:hAnsi="Wingdings" w:hint="default"/>
+        <w:sz w:val="20"/>
+      </w:rPr>
+    </w:lvl>
+    <w:lvl w:ilvl="4" w:tentative="1">
+      <w:start w:val="1"/>
+      <w:numFmt w:val="bullet"/>
+      <w:lvlText w:val=""/>
+      <w:lvlJc w:val="left"/>
+      <w:pPr>
+        <w:tabs>
+          <w:tab w:val="num" w:pos="3600"/>
+        </w:tabs>
+        <w:ind w:left="3600" w:hanging="360"/>
+      </w:pPr>
+      <w:rPr>
+        <w:rFonts w:ascii="Wingdings" w:hAnsi="Wingdings" w:hint="default"/>
+        <w:sz w:val="20"/>
+      </w:rPr>
+    </w:lvl>
+    <w:lvl w:ilvl="5" w:tentative="1">
+      <w:start w:val="1"/>
+      <w:numFmt w:val="bullet"/>
+      <w:lvlText w:val=""/>
+      <w:lvlJc w:val="left"/>
+      <w:pPr>
+        <w:tabs>
+          <w:tab w:val="num" w:pos="4320"/>
+        </w:tabs>
+        <w:ind w:left="4320" w:hanging="360"/>
+      </w:pPr>
+      <w:rPr>
+        <w:rFonts w:ascii="Wingdings" w:hAnsi="Wingdings" w:hint="default"/>
+        <w:sz w:val="20"/>
+      </w:rPr>
+    </w:lvl>
+    <w:lvl w:ilvl="6" w:tentative="1">
+      <w:start w:val="1"/>
+      <w:numFmt w:val="bullet"/>
+      <w:lvlText w:val=""/>
+      <w:lvlJc w:val="left"/>
+      <w:pPr>
+        <w:tabs>
+          <w:tab w:val="num" w:pos="5040"/>
+        </w:tabs>
+        <w:ind w:left="5040" w:hanging="360"/>
+      </w:pPr>
+      <w:rPr>
+        <w:rFonts w:ascii="Wingdings" w:hAnsi="Wingdings" w:hint="default"/>
+        <w:sz w:val="20"/>
+      </w:rPr>
+    </w:lvl>
+    <w:lvl w:ilvl="7" w:tentative="1">
+      <w:start w:val="1"/>
+      <w:numFmt w:val="bullet"/>
+      <w:lvlText w:val=""/>
+      <w:lvlJc w:val="left"/>
+      <w:pPr>
+        <w:tabs>
+          <w:tab w:val="num" w:pos="5760"/>
+        </w:tabs>
+        <w:ind w:left="5760" w:hanging="360"/>
+      </w:pPr>
+      <w:rPr>
+        <w:rFonts w:ascii="Wingdings" w:hAnsi="Wingdings" w:hint="default"/>
+        <w:sz w:val="20"/>
+      </w:rPr>
+    </w:lvl>
+    <w:lvl w:ilvl="8" w:tentative="1">
+      <w:start w:val="1"/>
+      <w:numFmt w:val="bullet"/>
+      <w:lvlText w:val=""/>
+      <w:lvlJc w:val="left"/>
+      <w:pPr>
+        <w:tabs>
+          <w:tab w:val="num" w:pos="6480"/>
+        </w:tabs>
+        <w:ind w:left="6480" w:hanging="360"/>
+      </w:pPr>
+      <w:rPr>
+        <w:rFonts w:ascii="Wingdings" w:hAnsi="Wingdings" w:hint="default"/>
+        <w:sz w:val="20"/>
+      </w:rPr>
+    </w:lvl>
+  </w:abstractNum>
+  <w:abstractNum w:abstractNumId="4" w15:restartNumberingAfterBreak="0">
+    <w:nsid w:val="3B667D55"/>
+    <w:multiLevelType w:val="multilevel"/>
+    <w:tmpl w:val="184A4F5A"/>
+    <w:lvl w:ilvl="0">
+      <w:start w:val="1"/>
+      <w:numFmt w:val="bullet"/>
+      <w:lvlText w:val=""/>
+      <w:lvlJc w:val="left"/>
+      <w:pPr>
+        <w:tabs>
+          <w:tab w:val="num" w:pos="720"/>
+        </w:tabs>
+        <w:ind w:left="720" w:hanging="360"/>
+      </w:pPr>
+      <w:rPr>
+        <w:rFonts w:ascii="Symbol" w:hAnsi="Symbol" w:hint="default"/>
+        <w:sz w:val="20"/>
+      </w:rPr>
+    </w:lvl>
+    <w:lvl w:ilvl="1" w:tentative="1">
+      <w:start w:val="1"/>
+      <w:numFmt w:val="bullet"/>
+      <w:lvlText w:val="o"/>
+      <w:lvlJc w:val="left"/>
+      <w:pPr>
+        <w:tabs>
+          <w:tab w:val="num" w:pos="1440"/>
+        </w:tabs>
+        <w:ind w:left="1440" w:hanging="360"/>
+      </w:pPr>
+      <w:rPr>
+        <w:rFonts w:ascii="Courier New" w:hAnsi="Courier New" w:hint="default"/>
+        <w:sz w:val="20"/>
+      </w:rPr>
+    </w:lvl>
+    <w:lvl w:ilvl="2" w:tentative="1">
+      <w:start w:val="1"/>
+      <w:numFmt w:val="bullet"/>
+      <w:lvlText w:val=""/>
+      <w:lvlJc w:val="left"/>
+      <w:pPr>
+        <w:tabs>
+          <w:tab w:val="num" w:pos="2160"/>
+        </w:tabs>
+        <w:ind w:left="2160" w:hanging="360"/>
+      </w:pPr>
+      <w:rPr>
+        <w:rFonts w:ascii="Wingdings" w:hAnsi="Wingdings" w:hint="default"/>
+        <w:sz w:val="20"/>
+      </w:rPr>
+    </w:lvl>
+    <w:lvl w:ilvl="3" w:tentative="1">
+      <w:start w:val="1"/>
+      <w:numFmt w:val="bullet"/>
+      <w:lvlText w:val=""/>
+      <w:lvlJc w:val="left"/>
+      <w:pPr>
+        <w:tabs>
+          <w:tab w:val="num" w:pos="2880"/>
+        </w:tabs>
+        <w:ind w:left="2880" w:hanging="360"/>
+      </w:pPr>
+      <w:rPr>
+        <w:rFonts w:ascii="Wingdings" w:hAnsi="Wingdings" w:hint="default"/>
+        <w:sz w:val="20"/>
+      </w:rPr>
+    </w:lvl>
+    <w:lvl w:ilvl="4" w:tentative="1">
+      <w:start w:val="1"/>
+      <w:numFmt w:val="bullet"/>
+      <w:lvlText w:val=""/>
+      <w:lvlJc w:val="left"/>
+      <w:pPr>
+        <w:tabs>
+          <w:tab w:val="num" w:pos="3600"/>
+        </w:tabs>
+        <w:ind w:left="3600" w:hanging="360"/>
+      </w:pPr>
+      <w:rPr>
+        <w:rFonts w:ascii="Wingdings" w:hAnsi="Wingdings" w:hint="default"/>
+        <w:sz w:val="20"/>
+      </w:rPr>
+    </w:lvl>
+    <w:lvl w:ilvl="5" w:tentative="1">
+      <w:start w:val="1"/>
+      <w:numFmt w:val="bullet"/>
+      <w:lvlText w:val=""/>
+      <w:lvlJc w:val="left"/>
+      <w:pPr>
+        <w:tabs>
+          <w:tab w:val="num" w:pos="4320"/>
+        </w:tabs>
+        <w:ind w:left="4320" w:hanging="360"/>
+      </w:pPr>
+      <w:rPr>
+        <w:rFonts w:ascii="Wingdings" w:hAnsi="Wingdings" w:hint="default"/>
+        <w:sz w:val="20"/>
+      </w:rPr>
+    </w:lvl>
+    <w:lvl w:ilvl="6" w:tentative="1">
+      <w:start w:val="1"/>
+      <w:numFmt w:val="bullet"/>
+      <w:lvlText w:val=""/>
+      <w:lvlJc w:val="left"/>
+      <w:pPr>
+        <w:tabs>
+          <w:tab w:val="num" w:pos="5040"/>
+        </w:tabs>
+        <w:ind w:left="5040" w:hanging="360"/>
+      </w:pPr>
+      <w:rPr>
+        <w:rFonts w:ascii="Wingdings" w:hAnsi="Wingdings" w:hint="default"/>
+        <w:sz w:val="20"/>
+      </w:rPr>
+    </w:lvl>
+    <w:lvl w:ilvl="7" w:tentative="1">
+      <w:start w:val="1"/>
+      <w:numFmt w:val="bullet"/>
+      <w:lvlText w:val=""/>
+      <w:lvlJc w:val="left"/>
+      <w:pPr>
+        <w:tabs>
+          <w:tab w:val="num" w:pos="5760"/>
+        </w:tabs>
+        <w:ind w:left="5760" w:hanging="360"/>
+      </w:pPr>
+      <w:rPr>
+        <w:rFonts w:ascii="Wingdings" w:hAnsi="Wingdings" w:hint="default"/>
+        <w:sz w:val="20"/>
+      </w:rPr>
+    </w:lvl>
+    <w:lvl w:ilvl="8" w:tentative="1">
+      <w:start w:val="1"/>
+      <w:numFmt w:val="bullet"/>
+      <w:lvlText w:val=""/>
+      <w:lvlJc w:val="left"/>
+      <w:pPr>
+        <w:tabs>
+          <w:tab w:val="num" w:pos="6480"/>
+        </w:tabs>
+        <w:ind w:left="6480" w:hanging="360"/>
+      </w:pPr>
+      <w:rPr>
+        <w:rFonts w:ascii="Wingdings" w:hAnsi="Wingdings" w:hint="default"/>
+        <w:sz w:val="20"/>
+      </w:rPr>
+    </w:lvl>
+  </w:abstractNum>
+  <w:abstractNum w:abstractNumId="5" w15:restartNumberingAfterBreak="0">
+    <w:nsid w:val="3CC35067"/>
+    <w:multiLevelType w:val="multilevel"/>
+    <w:tmpl w:val="68560D22"/>
+    <w:lvl w:ilvl="0">
+      <w:start w:val="1"/>
+      <w:numFmt w:val="bullet"/>
+      <w:lvlText w:val=""/>
+      <w:lvlJc w:val="left"/>
+      <w:pPr>
+        <w:tabs>
+          <w:tab w:val="num" w:pos="720"/>
+        </w:tabs>
+        <w:ind w:left="720" w:hanging="360"/>
+      </w:pPr>
+      <w:rPr>
+        <w:rFonts w:ascii="Symbol" w:hAnsi="Symbol" w:hint="default"/>
+        <w:sz w:val="20"/>
+      </w:rPr>
+    </w:lvl>
+    <w:lvl w:ilvl="1" w:tentative="1">
+      <w:start w:val="1"/>
+      <w:numFmt w:val="bullet"/>
+      <w:lvlText w:val="o"/>
+      <w:lvlJc w:val="left"/>
+      <w:pPr>
+        <w:tabs>
+          <w:tab w:val="num" w:pos="1440"/>
+        </w:tabs>
+        <w:ind w:left="1440" w:hanging="360"/>
+      </w:pPr>
+      <w:rPr>
+        <w:rFonts w:ascii="Courier New" w:hAnsi="Courier New" w:hint="default"/>
+        <w:sz w:val="20"/>
+      </w:rPr>
+    </w:lvl>
+    <w:lvl w:ilvl="2" w:tentative="1">
+      <w:start w:val="1"/>
+      <w:numFmt w:val="bullet"/>
+      <w:lvlText w:val=""/>
+      <w:lvlJc w:val="left"/>
+      <w:pPr>
+        <w:tabs>
+          <w:tab w:val="num" w:pos="2160"/>
+        </w:tabs>
+        <w:ind w:left="2160" w:hanging="360"/>
+      </w:pPr>
+      <w:rPr>
+        <w:rFonts w:ascii="Wingdings" w:hAnsi="Wingdings" w:hint="default"/>
+        <w:sz w:val="20"/>
+      </w:rPr>
+    </w:lvl>
+    <w:lvl w:ilvl="3" w:tentative="1">
+      <w:start w:val="1"/>
+      <w:numFmt w:val="bullet"/>
+      <w:lvlText w:val=""/>
+      <w:lvlJc w:val="left"/>
+      <w:pPr>
+        <w:tabs>
+          <w:tab w:val="num" w:pos="2880"/>
+        </w:tabs>
+        <w:ind w:left="2880" w:hanging="360"/>
+      </w:pPr>
+      <w:rPr>
+        <w:rFonts w:ascii="Wingdings" w:hAnsi="Wingdings" w:hint="default"/>
+        <w:sz w:val="20"/>
+      </w:rPr>
+    </w:lvl>
+    <w:lvl w:ilvl="4" w:tentative="1">
+      <w:start w:val="1"/>
+      <w:numFmt w:val="bullet"/>
+      <w:lvlText w:val=""/>
+      <w:lvlJc w:val="left"/>
+      <w:pPr>
+        <w:tabs>
+          <w:tab w:val="num" w:pos="3600"/>
+        </w:tabs>
+        <w:ind w:left="3600" w:hanging="360"/>
+      </w:pPr>
+      <w:rPr>
+        <w:rFonts w:ascii="Wingdings" w:hAnsi="Wingdings" w:hint="default"/>
+        <w:sz w:val="20"/>
+      </w:rPr>
+    </w:lvl>
+    <w:lvl w:ilvl="5" w:tentative="1">
+      <w:start w:val="1"/>
+      <w:numFmt w:val="bullet"/>
+      <w:lvlText w:val=""/>
+      <w:lvlJc w:val="left"/>
+      <w:pPr>
+        <w:tabs>
+          <w:tab w:val="num" w:pos="4320"/>
+        </w:tabs>
+        <w:ind w:left="4320" w:hanging="360"/>
+      </w:pPr>
+      <w:rPr>
+        <w:rFonts w:ascii="Wingdings" w:hAnsi="Wingdings" w:hint="default"/>
+        <w:sz w:val="20"/>
+      </w:rPr>
+    </w:lvl>
+    <w:lvl w:ilvl="6" w:tentative="1">
+      <w:start w:val="1"/>
+      <w:numFmt w:val="bullet"/>
+      <w:lvlText w:val=""/>
+      <w:lvlJc w:val="left"/>
+      <w:pPr>
+        <w:tabs>
+          <w:tab w:val="num" w:pos="5040"/>
+        </w:tabs>
+        <w:ind w:left="5040" w:hanging="360"/>
+      </w:pPr>
+      <w:rPr>
+        <w:rFonts w:ascii="Wingdings" w:hAnsi="Wingdings" w:hint="default"/>
+        <w:sz w:val="20"/>
+      </w:rPr>
+    </w:lvl>
+    <w:lvl w:ilvl="7" w:tentative="1">
+      <w:start w:val="1"/>
+      <w:numFmt w:val="bullet"/>
+      <w:lvlText w:val=""/>
+      <w:lvlJc w:val="left"/>
+      <w:pPr>
+        <w:tabs>
+          <w:tab w:val="num" w:pos="5760"/>
+        </w:tabs>
+        <w:ind w:left="5760" w:hanging="360"/>
+      </w:pPr>
+      <w:rPr>
+        <w:rFonts w:ascii="Wingdings" w:hAnsi="Wingdings" w:hint="default"/>
+        <w:sz w:val="20"/>
+      </w:rPr>
+    </w:lvl>
+    <w:lvl w:ilvl="8" w:tentative="1">
+      <w:start w:val="1"/>
+      <w:numFmt w:val="bullet"/>
+      <w:lvlText w:val=""/>
+      <w:lvlJc w:val="left"/>
+      <w:pPr>
+        <w:tabs>
+          <w:tab w:val="num" w:pos="6480"/>
+        </w:tabs>
+        <w:ind w:left="6480" w:hanging="360"/>
+      </w:pPr>
+      <w:rPr>
+        <w:rFonts w:ascii="Wingdings" w:hAnsi="Wingdings" w:hint="default"/>
+        <w:sz w:val="20"/>
+      </w:rPr>
+    </w:lvl>
+  </w:abstractNum>
+  <w:abstractNum w:abstractNumId="6" w15:restartNumberingAfterBreak="0">
     <w:nsid w:val="4E722F16"/>
     <w:multiLevelType w:val="multilevel"/>
     <w:tmpl w:val="5002EC8E"/>
@@ -3725,7 +6068,120 @@
       </w:pPr>
     </w:lvl>
   </w:abstractNum>
-  <w:abstractNum w:abstractNumId="2" w15:restartNumberingAfterBreak="0">
+  <w:abstractNum w:abstractNumId="7" w15:restartNumberingAfterBreak="0">
+    <w:nsid w:val="4F611164"/>
+    <w:multiLevelType w:val="multilevel"/>
+    <w:tmpl w:val="AB3836BE"/>
+    <w:lvl w:ilvl="0">
+      <w:start w:val="1"/>
+      <w:numFmt w:val="decimal"/>
+      <w:lvlText w:val="%1."/>
+      <w:lvlJc w:val="left"/>
+      <w:pPr>
+        <w:tabs>
+          <w:tab w:val="num" w:pos="720"/>
+        </w:tabs>
+        <w:ind w:left="720" w:hanging="360"/>
+      </w:pPr>
+    </w:lvl>
+    <w:lvl w:ilvl="1" w:tentative="1">
+      <w:start w:val="1"/>
+      <w:numFmt w:val="decimal"/>
+      <w:lvlText w:val="%2."/>
+      <w:lvlJc w:val="left"/>
+      <w:pPr>
+        <w:tabs>
+          <w:tab w:val="num" w:pos="1440"/>
+        </w:tabs>
+        <w:ind w:left="1440" w:hanging="360"/>
+      </w:pPr>
+    </w:lvl>
+    <w:lvl w:ilvl="2" w:tentative="1">
+      <w:start w:val="1"/>
+      <w:numFmt w:val="decimal"/>
+      <w:lvlText w:val="%3."/>
+      <w:lvlJc w:val="left"/>
+      <w:pPr>
+        <w:tabs>
+          <w:tab w:val="num" w:pos="2160"/>
+        </w:tabs>
+        <w:ind w:left="2160" w:hanging="360"/>
+      </w:pPr>
+    </w:lvl>
+    <w:lvl w:ilvl="3" w:tentative="1">
+      <w:start w:val="1"/>
+      <w:numFmt w:val="decimal"/>
+      <w:lvlText w:val="%4."/>
+      <w:lvlJc w:val="left"/>
+      <w:pPr>
+        <w:tabs>
+          <w:tab w:val="num" w:pos="2880"/>
+        </w:tabs>
+        <w:ind w:left="2880" w:hanging="360"/>
+      </w:pPr>
+    </w:lvl>
+    <w:lvl w:ilvl="4" w:tentative="1">
+      <w:start w:val="1"/>
+      <w:numFmt w:val="decimal"/>
+      <w:lvlText w:val="%5."/>
+      <w:lvlJc w:val="left"/>
+      <w:pPr>
+        <w:tabs>
+          <w:tab w:val="num" w:pos="3600"/>
+        </w:tabs>
+        <w:ind w:left="3600" w:hanging="360"/>
+      </w:pPr>
+    </w:lvl>
+    <w:lvl w:ilvl="5" w:tentative="1">
+      <w:start w:val="1"/>
+      <w:numFmt w:val="decimal"/>
+      <w:lvlText w:val="%6."/>
+      <w:lvlJc w:val="left"/>
+      <w:pPr>
+        <w:tabs>
+          <w:tab w:val="num" w:pos="4320"/>
+        </w:tabs>
+        <w:ind w:left="4320" w:hanging="360"/>
+      </w:pPr>
+    </w:lvl>
+    <w:lvl w:ilvl="6" w:tentative="1">
+      <w:start w:val="1"/>
+      <w:numFmt w:val="decimal"/>
+      <w:lvlText w:val="%7."/>
+      <w:lvlJc w:val="left"/>
+      <w:pPr>
+        <w:tabs>
+          <w:tab w:val="num" w:pos="5040"/>
+        </w:tabs>
+        <w:ind w:left="5040" w:hanging="360"/>
+      </w:pPr>
+    </w:lvl>
+    <w:lvl w:ilvl="7" w:tentative="1">
+      <w:start w:val="1"/>
+      <w:numFmt w:val="decimal"/>
+      <w:lvlText w:val="%8."/>
+      <w:lvlJc w:val="left"/>
+      <w:pPr>
+        <w:tabs>
+          <w:tab w:val="num" w:pos="5760"/>
+        </w:tabs>
+        <w:ind w:left="5760" w:hanging="360"/>
+      </w:pPr>
+    </w:lvl>
+    <w:lvl w:ilvl="8" w:tentative="1">
+      <w:start w:val="1"/>
+      <w:numFmt w:val="decimal"/>
+      <w:lvlText w:val="%9."/>
+      <w:lvlJc w:val="left"/>
+      <w:pPr>
+        <w:tabs>
+          <w:tab w:val="num" w:pos="6480"/>
+        </w:tabs>
+        <w:ind w:left="6480" w:hanging="360"/>
+      </w:pPr>
+    </w:lvl>
+  </w:abstractNum>
+  <w:abstractNum w:abstractNumId="8" w15:restartNumberingAfterBreak="0">
     <w:nsid w:val="51C41237"/>
     <w:multiLevelType w:val="multilevel"/>
     <w:tmpl w:val="DC38E5CA"/>
@@ -3838,7 +6294,156 @@
       </w:pPr>
     </w:lvl>
   </w:abstractNum>
-  <w:abstractNum w:abstractNumId="3" w15:restartNumberingAfterBreak="0">
+  <w:abstractNum w:abstractNumId="9" w15:restartNumberingAfterBreak="0">
+    <w:nsid w:val="66D65F51"/>
+    <w:multiLevelType w:val="multilevel"/>
+    <w:tmpl w:val="BDB8F702"/>
+    <w:lvl w:ilvl="0">
+      <w:start w:val="1"/>
+      <w:numFmt w:val="bullet"/>
+      <w:lvlText w:val=""/>
+      <w:lvlJc w:val="left"/>
+      <w:pPr>
+        <w:tabs>
+          <w:tab w:val="num" w:pos="720"/>
+        </w:tabs>
+        <w:ind w:left="720" w:hanging="360"/>
+      </w:pPr>
+      <w:rPr>
+        <w:rFonts w:ascii="Symbol" w:hAnsi="Symbol" w:hint="default"/>
+        <w:sz w:val="20"/>
+      </w:rPr>
+    </w:lvl>
+    <w:lvl w:ilvl="1" w:tentative="1">
+      <w:start w:val="1"/>
+      <w:numFmt w:val="bullet"/>
+      <w:lvlText w:val="o"/>
+      <w:lvlJc w:val="left"/>
+      <w:pPr>
+        <w:tabs>
+          <w:tab w:val="num" w:pos="1440"/>
+        </w:tabs>
+        <w:ind w:left="1440" w:hanging="360"/>
+      </w:pPr>
+      <w:rPr>
+        <w:rFonts w:ascii="Courier New" w:hAnsi="Courier New" w:hint="default"/>
+        <w:sz w:val="20"/>
+      </w:rPr>
+    </w:lvl>
+    <w:lvl w:ilvl="2" w:tentative="1">
+      <w:start w:val="1"/>
+      <w:numFmt w:val="bullet"/>
+      <w:lvlText w:val=""/>
+      <w:lvlJc w:val="left"/>
+      <w:pPr>
+        <w:tabs>
+          <w:tab w:val="num" w:pos="2160"/>
+        </w:tabs>
+        <w:ind w:left="2160" w:hanging="360"/>
+      </w:pPr>
+      <w:rPr>
+        <w:rFonts w:ascii="Wingdings" w:hAnsi="Wingdings" w:hint="default"/>
+        <w:sz w:val="20"/>
+      </w:rPr>
+    </w:lvl>
+    <w:lvl w:ilvl="3" w:tentative="1">
+      <w:start w:val="1"/>
+      <w:numFmt w:val="bullet"/>
+      <w:lvlText w:val=""/>
+      <w:lvlJc w:val="left"/>
+      <w:pPr>
+        <w:tabs>
+          <w:tab w:val="num" w:pos="2880"/>
+        </w:tabs>
+        <w:ind w:left="2880" w:hanging="360"/>
+      </w:pPr>
+      <w:rPr>
+        <w:rFonts w:ascii="Wingdings" w:hAnsi="Wingdings" w:hint="default"/>
+        <w:sz w:val="20"/>
+      </w:rPr>
+    </w:lvl>
+    <w:lvl w:ilvl="4" w:tentative="1">
+      <w:start w:val="1"/>
+      <w:numFmt w:val="bullet"/>
+      <w:lvlText w:val=""/>
+      <w:lvlJc w:val="left"/>
+      <w:pPr>
+        <w:tabs>
+          <w:tab w:val="num" w:pos="3600"/>
+        </w:tabs>
+        <w:ind w:left="3600" w:hanging="360"/>
+      </w:pPr>
+      <w:rPr>
+        <w:rFonts w:ascii="Wingdings" w:hAnsi="Wingdings" w:hint="default"/>
+        <w:sz w:val="20"/>
+      </w:rPr>
+    </w:lvl>
+    <w:lvl w:ilvl="5" w:tentative="1">
+      <w:start w:val="1"/>
+      <w:numFmt w:val="bullet"/>
+      <w:lvlText w:val=""/>
+      <w:lvlJc w:val="left"/>
+      <w:pPr>
+        <w:tabs>
+          <w:tab w:val="num" w:pos="4320"/>
+        </w:tabs>
+        <w:ind w:left="4320" w:hanging="360"/>
+      </w:pPr>
+      <w:rPr>
+        <w:rFonts w:ascii="Wingdings" w:hAnsi="Wingdings" w:hint="default"/>
+        <w:sz w:val="20"/>
+      </w:rPr>
+    </w:lvl>
+    <w:lvl w:ilvl="6" w:tentative="1">
+      <w:start w:val="1"/>
+      <w:numFmt w:val="bullet"/>
+      <w:lvlText w:val=""/>
+      <w:lvlJc w:val="left"/>
+      <w:pPr>
+        <w:tabs>
+          <w:tab w:val="num" w:pos="5040"/>
+        </w:tabs>
+        <w:ind w:left="5040" w:hanging="360"/>
+      </w:pPr>
+      <w:rPr>
+        <w:rFonts w:ascii="Wingdings" w:hAnsi="Wingdings" w:hint="default"/>
+        <w:sz w:val="20"/>
+      </w:rPr>
+    </w:lvl>
+    <w:lvl w:ilvl="7" w:tentative="1">
+      <w:start w:val="1"/>
+      <w:numFmt w:val="bullet"/>
+      <w:lvlText w:val=""/>
+      <w:lvlJc w:val="left"/>
+      <w:pPr>
+        <w:tabs>
+          <w:tab w:val="num" w:pos="5760"/>
+        </w:tabs>
+        <w:ind w:left="5760" w:hanging="360"/>
+      </w:pPr>
+      <w:rPr>
+        <w:rFonts w:ascii="Wingdings" w:hAnsi="Wingdings" w:hint="default"/>
+        <w:sz w:val="20"/>
+      </w:rPr>
+    </w:lvl>
+    <w:lvl w:ilvl="8" w:tentative="1">
+      <w:start w:val="1"/>
+      <w:numFmt w:val="bullet"/>
+      <w:lvlText w:val=""/>
+      <w:lvlJc w:val="left"/>
+      <w:pPr>
+        <w:tabs>
+          <w:tab w:val="num" w:pos="6480"/>
+        </w:tabs>
+        <w:ind w:left="6480" w:hanging="360"/>
+      </w:pPr>
+      <w:rPr>
+        <w:rFonts w:ascii="Wingdings" w:hAnsi="Wingdings" w:hint="default"/>
+        <w:sz w:val="20"/>
+      </w:rPr>
+    </w:lvl>
+  </w:abstractNum>
+  <w:abstractNum w:abstractNumId="10" w15:restartNumberingAfterBreak="0">
     <w:nsid w:val="67CB28E8"/>
     <w:multiLevelType w:val="multilevel"/>
     <w:tmpl w:val="FBA21FBC"/>
@@ -3951,17 +6556,342 @@
       </w:pPr>
     </w:lvl>
   </w:abstractNum>
+  <w:abstractNum w:abstractNumId="11" w15:restartNumberingAfterBreak="0">
+    <w:nsid w:val="72C828BA"/>
+    <w:multiLevelType w:val="multilevel"/>
+    <w:tmpl w:val="61C8B06A"/>
+    <w:lvl w:ilvl="0">
+      <w:start w:val="1"/>
+      <w:numFmt w:val="bullet"/>
+      <w:lvlText w:val=""/>
+      <w:lvlJc w:val="left"/>
+      <w:pPr>
+        <w:tabs>
+          <w:tab w:val="num" w:pos="720"/>
+        </w:tabs>
+        <w:ind w:left="720" w:hanging="360"/>
+      </w:pPr>
+      <w:rPr>
+        <w:rFonts w:ascii="Symbol" w:hAnsi="Symbol" w:hint="default"/>
+        <w:sz w:val="20"/>
+      </w:rPr>
+    </w:lvl>
+    <w:lvl w:ilvl="1" w:tentative="1">
+      <w:start w:val="1"/>
+      <w:numFmt w:val="bullet"/>
+      <w:lvlText w:val="o"/>
+      <w:lvlJc w:val="left"/>
+      <w:pPr>
+        <w:tabs>
+          <w:tab w:val="num" w:pos="1440"/>
+        </w:tabs>
+        <w:ind w:left="1440" w:hanging="360"/>
+      </w:pPr>
+      <w:rPr>
+        <w:rFonts w:ascii="Courier New" w:hAnsi="Courier New" w:hint="default"/>
+        <w:sz w:val="20"/>
+      </w:rPr>
+    </w:lvl>
+    <w:lvl w:ilvl="2" w:tentative="1">
+      <w:start w:val="1"/>
+      <w:numFmt w:val="bullet"/>
+      <w:lvlText w:val=""/>
+      <w:lvlJc w:val="left"/>
+      <w:pPr>
+        <w:tabs>
+          <w:tab w:val="num" w:pos="2160"/>
+        </w:tabs>
+        <w:ind w:left="2160" w:hanging="360"/>
+      </w:pPr>
+      <w:rPr>
+        <w:rFonts w:ascii="Wingdings" w:hAnsi="Wingdings" w:hint="default"/>
+        <w:sz w:val="20"/>
+      </w:rPr>
+    </w:lvl>
+    <w:lvl w:ilvl="3" w:tentative="1">
+      <w:start w:val="1"/>
+      <w:numFmt w:val="bullet"/>
+      <w:lvlText w:val=""/>
+      <w:lvlJc w:val="left"/>
+      <w:pPr>
+        <w:tabs>
+          <w:tab w:val="num" w:pos="2880"/>
+        </w:tabs>
+        <w:ind w:left="2880" w:hanging="360"/>
+      </w:pPr>
+      <w:rPr>
+        <w:rFonts w:ascii="Wingdings" w:hAnsi="Wingdings" w:hint="default"/>
+        <w:sz w:val="20"/>
+      </w:rPr>
+    </w:lvl>
+    <w:lvl w:ilvl="4" w:tentative="1">
+      <w:start w:val="1"/>
+      <w:numFmt w:val="bullet"/>
+      <w:lvlText w:val=""/>
+      <w:lvlJc w:val="left"/>
+      <w:pPr>
+        <w:tabs>
+          <w:tab w:val="num" w:pos="3600"/>
+        </w:tabs>
+        <w:ind w:left="3600" w:hanging="360"/>
+      </w:pPr>
+      <w:rPr>
+        <w:rFonts w:ascii="Wingdings" w:hAnsi="Wingdings" w:hint="default"/>
+        <w:sz w:val="20"/>
+      </w:rPr>
+    </w:lvl>
+    <w:lvl w:ilvl="5" w:tentative="1">
+      <w:start w:val="1"/>
+      <w:numFmt w:val="bullet"/>
+      <w:lvlText w:val=""/>
+      <w:lvlJc w:val="left"/>
+      <w:pPr>
+        <w:tabs>
+          <w:tab w:val="num" w:pos="4320"/>
+        </w:tabs>
+        <w:ind w:left="4320" w:hanging="360"/>
+      </w:pPr>
+      <w:rPr>
+        <w:rFonts w:ascii="Wingdings" w:hAnsi="Wingdings" w:hint="default"/>
+        <w:sz w:val="20"/>
+      </w:rPr>
+    </w:lvl>
+    <w:lvl w:ilvl="6" w:tentative="1">
+      <w:start w:val="1"/>
+      <w:numFmt w:val="bullet"/>
+      <w:lvlText w:val=""/>
+      <w:lvlJc w:val="left"/>
+      <w:pPr>
+        <w:tabs>
+          <w:tab w:val="num" w:pos="5040"/>
+        </w:tabs>
+        <w:ind w:left="5040" w:hanging="360"/>
+      </w:pPr>
+      <w:rPr>
+        <w:rFonts w:ascii="Wingdings" w:hAnsi="Wingdings" w:hint="default"/>
+        <w:sz w:val="20"/>
+      </w:rPr>
+    </w:lvl>
+    <w:lvl w:ilvl="7" w:tentative="1">
+      <w:start w:val="1"/>
+      <w:numFmt w:val="bullet"/>
+      <w:lvlText w:val=""/>
+      <w:lvlJc w:val="left"/>
+      <w:pPr>
+        <w:tabs>
+          <w:tab w:val="num" w:pos="5760"/>
+        </w:tabs>
+        <w:ind w:left="5760" w:hanging="360"/>
+      </w:pPr>
+      <w:rPr>
+        <w:rFonts w:ascii="Wingdings" w:hAnsi="Wingdings" w:hint="default"/>
+        <w:sz w:val="20"/>
+      </w:rPr>
+    </w:lvl>
+    <w:lvl w:ilvl="8" w:tentative="1">
+      <w:start w:val="1"/>
+      <w:numFmt w:val="bullet"/>
+      <w:lvlText w:val=""/>
+      <w:lvlJc w:val="left"/>
+      <w:pPr>
+        <w:tabs>
+          <w:tab w:val="num" w:pos="6480"/>
+        </w:tabs>
+        <w:ind w:left="6480" w:hanging="360"/>
+      </w:pPr>
+      <w:rPr>
+        <w:rFonts w:ascii="Wingdings" w:hAnsi="Wingdings" w:hint="default"/>
+        <w:sz w:val="20"/>
+      </w:rPr>
+    </w:lvl>
+  </w:abstractNum>
+  <w:abstractNum w:abstractNumId="12" w15:restartNumberingAfterBreak="0">
+    <w:nsid w:val="7A277D03"/>
+    <w:multiLevelType w:val="multilevel"/>
+    <w:tmpl w:val="5212FD9A"/>
+    <w:lvl w:ilvl="0">
+      <w:start w:val="1"/>
+      <w:numFmt w:val="bullet"/>
+      <w:lvlText w:val=""/>
+      <w:lvlJc w:val="left"/>
+      <w:pPr>
+        <w:tabs>
+          <w:tab w:val="num" w:pos="720"/>
+        </w:tabs>
+        <w:ind w:left="720" w:hanging="360"/>
+      </w:pPr>
+      <w:rPr>
+        <w:rFonts w:ascii="Symbol" w:hAnsi="Symbol" w:hint="default"/>
+        <w:sz w:val="20"/>
+      </w:rPr>
+    </w:lvl>
+    <w:lvl w:ilvl="1" w:tentative="1">
+      <w:start w:val="1"/>
+      <w:numFmt w:val="bullet"/>
+      <w:lvlText w:val="o"/>
+      <w:lvlJc w:val="left"/>
+      <w:pPr>
+        <w:tabs>
+          <w:tab w:val="num" w:pos="1440"/>
+        </w:tabs>
+        <w:ind w:left="1440" w:hanging="360"/>
+      </w:pPr>
+      <w:rPr>
+        <w:rFonts w:ascii="Courier New" w:hAnsi="Courier New" w:hint="default"/>
+        <w:sz w:val="20"/>
+      </w:rPr>
+    </w:lvl>
+    <w:lvl w:ilvl="2" w:tentative="1">
+      <w:start w:val="1"/>
+      <w:numFmt w:val="bullet"/>
+      <w:lvlText w:val=""/>
+      <w:lvlJc w:val="left"/>
+      <w:pPr>
+        <w:tabs>
+          <w:tab w:val="num" w:pos="2160"/>
+        </w:tabs>
+        <w:ind w:left="2160" w:hanging="360"/>
+      </w:pPr>
+      <w:rPr>
+        <w:rFonts w:ascii="Wingdings" w:hAnsi="Wingdings" w:hint="default"/>
+        <w:sz w:val="20"/>
+      </w:rPr>
+    </w:lvl>
+    <w:lvl w:ilvl="3" w:tentative="1">
+      <w:start w:val="1"/>
+      <w:numFmt w:val="bullet"/>
+      <w:lvlText w:val=""/>
+      <w:lvlJc w:val="left"/>
+      <w:pPr>
+        <w:tabs>
+          <w:tab w:val="num" w:pos="2880"/>
+        </w:tabs>
+        <w:ind w:left="2880" w:hanging="360"/>
+      </w:pPr>
+      <w:rPr>
+        <w:rFonts w:ascii="Wingdings" w:hAnsi="Wingdings" w:hint="default"/>
+        <w:sz w:val="20"/>
+      </w:rPr>
+    </w:lvl>
+    <w:lvl w:ilvl="4" w:tentative="1">
+      <w:start w:val="1"/>
+      <w:numFmt w:val="bullet"/>
+      <w:lvlText w:val=""/>
+      <w:lvlJc w:val="left"/>
+      <w:pPr>
+        <w:tabs>
+          <w:tab w:val="num" w:pos="3600"/>
+        </w:tabs>
+        <w:ind w:left="3600" w:hanging="360"/>
+      </w:pPr>
+      <w:rPr>
+        <w:rFonts w:ascii="Wingdings" w:hAnsi="Wingdings" w:hint="default"/>
+        <w:sz w:val="20"/>
+      </w:rPr>
+    </w:lvl>
+    <w:lvl w:ilvl="5" w:tentative="1">
+      <w:start w:val="1"/>
+      <w:numFmt w:val="bullet"/>
+      <w:lvlText w:val=""/>
+      <w:lvlJc w:val="left"/>
+      <w:pPr>
+        <w:tabs>
+          <w:tab w:val="num" w:pos="4320"/>
+        </w:tabs>
+        <w:ind w:left="4320" w:hanging="360"/>
+      </w:pPr>
+      <w:rPr>
+        <w:rFonts w:ascii="Wingdings" w:hAnsi="Wingdings" w:hint="default"/>
+        <w:sz w:val="20"/>
+      </w:rPr>
+    </w:lvl>
+    <w:lvl w:ilvl="6" w:tentative="1">
+      <w:start w:val="1"/>
+      <w:numFmt w:val="bullet"/>
+      <w:lvlText w:val=""/>
+      <w:lvlJc w:val="left"/>
+      <w:pPr>
+        <w:tabs>
+          <w:tab w:val="num" w:pos="5040"/>
+        </w:tabs>
+        <w:ind w:left="5040" w:hanging="360"/>
+      </w:pPr>
+      <w:rPr>
+        <w:rFonts w:ascii="Wingdings" w:hAnsi="Wingdings" w:hint="default"/>
+        <w:sz w:val="20"/>
+      </w:rPr>
+    </w:lvl>
+    <w:lvl w:ilvl="7" w:tentative="1">
+      <w:start w:val="1"/>
+      <w:numFmt w:val="bullet"/>
+      <w:lvlText w:val=""/>
+      <w:lvlJc w:val="left"/>
+      <w:pPr>
+        <w:tabs>
+          <w:tab w:val="num" w:pos="5760"/>
+        </w:tabs>
+        <w:ind w:left="5760" w:hanging="360"/>
+      </w:pPr>
+      <w:rPr>
+        <w:rFonts w:ascii="Wingdings" w:hAnsi="Wingdings" w:hint="default"/>
+        <w:sz w:val="20"/>
+      </w:rPr>
+    </w:lvl>
+    <w:lvl w:ilvl="8" w:tentative="1">
+      <w:start w:val="1"/>
+      <w:numFmt w:val="bullet"/>
+      <w:lvlText w:val=""/>
+      <w:lvlJc w:val="left"/>
+      <w:pPr>
+        <w:tabs>
+          <w:tab w:val="num" w:pos="6480"/>
+        </w:tabs>
+        <w:ind w:left="6480" w:hanging="360"/>
+      </w:pPr>
+      <w:rPr>
+        <w:rFonts w:ascii="Wingdings" w:hAnsi="Wingdings" w:hint="default"/>
+        <w:sz w:val="20"/>
+      </w:rPr>
+    </w:lvl>
+  </w:abstractNum>
   <w:num w:numId="1" w16cid:durableId="1390302436">
+    <w:abstractNumId w:val="6"/>
+  </w:num>
+  <w:num w:numId="2" w16cid:durableId="2065833370">
+    <w:abstractNumId w:val="10"/>
+  </w:num>
+  <w:num w:numId="3" w16cid:durableId="132990263">
+    <w:abstractNumId w:val="8"/>
+  </w:num>
+  <w:num w:numId="4" w16cid:durableId="1954314385">
     <w:abstractNumId w:val="1"/>
   </w:num>
-  <w:num w:numId="2" w16cid:durableId="2065833370">
+  <w:num w:numId="5" w16cid:durableId="653876047">
+    <w:abstractNumId w:val="11"/>
+  </w:num>
+  <w:num w:numId="6" w16cid:durableId="750352357">
+    <w:abstractNumId w:val="2"/>
+  </w:num>
+  <w:num w:numId="7" w16cid:durableId="1681933140">
+    <w:abstractNumId w:val="9"/>
+  </w:num>
+  <w:num w:numId="8" w16cid:durableId="1674452352">
+    <w:abstractNumId w:val="4"/>
+  </w:num>
+  <w:num w:numId="9" w16cid:durableId="178155071">
+    <w:abstractNumId w:val="5"/>
+  </w:num>
+  <w:num w:numId="10" w16cid:durableId="2042196485">
     <w:abstractNumId w:val="3"/>
   </w:num>
-  <w:num w:numId="3" w16cid:durableId="132990263">
-    <w:abstractNumId w:val="2"/>
+  <w:num w:numId="11" w16cid:durableId="1257447292">
+    <w:abstractNumId w:val="12"/>
   </w:num>
-  <w:num w:numId="4" w16cid:durableId="1954314385">
+  <w:num w:numId="12" w16cid:durableId="1474636944">
     <w:abstractNumId w:val="0"/>
+  </w:num>
+  <w:num w:numId="13" w16cid:durableId="842547064">
+    <w:abstractNumId w:val="7"/>
   </w:num>
 </w:numbering>
 </file>
@@ -4416,7 +7346,6 @@
     <w:next w:val="Normal"/>
     <w:link w:val="Heading3Char"/>
     <w:uiPriority w:val="9"/>
-    <w:semiHidden/>
     <w:unhideWhenUsed/>
     <w:qFormat/>
     <w:rsid w:val="002E35FD"/>
@@ -4622,7 +7551,6 @@
     <w:basedOn w:val="DefaultParagraphFont"/>
     <w:link w:val="Heading3"/>
     <w:uiPriority w:val="9"/>
-    <w:semiHidden/>
     <w:rsid w:val="002E35FD"/>
     <w:rPr>
       <w:rFonts w:eastAsiaTheme="majorEastAsia" w:cstheme="majorBidi"/>
@@ -4935,6 +7863,19 @@
       <w:u w:val="single"/>
     </w:rPr>
   </w:style>
+  <w:style w:type="paragraph" w:styleId="TOC3">
+    <w:name w:val="toc 3"/>
+    <w:basedOn w:val="Normal"/>
+    <w:next w:val="Normal"/>
+    <w:autoRedefine/>
+    <w:uiPriority w:val="39"/>
+    <w:unhideWhenUsed/>
+    <w:rsid w:val="003F4FEB"/>
+    <w:pPr>
+      <w:spacing w:after="100"/>
+      <w:ind w:left="480"/>
+    </w:pPr>
+  </w:style>
 </w:styles>
 </file>
 
